--- a/视频/对照文本/21-文本.docx
+++ b/视频/对照文本/21-文本.docx
@@ -4838,12 +4838,13 @@
         </w:tblBorders>
       </w:tblPr>
       <w:tblGrid>
-        <w:gridCol w:w="10540"/>
+        <w:gridCol w:w="5270"/>
+        <w:gridCol w:w="5270"/>
       </w:tblGrid>
       <w:tr>
         <w:tc>
           <w:tcPr>
-            <w:tcW w:type="dxa" w:w="10540"/>
+            <w:tcW w:type="dxa" w:w="5270"/>
           </w:tcPr>
           <w:p>
             <w:pPr>
@@ -4857,7 +4858,27 @@
                 <w:color w:val="F0F7F2"/>
                 <w:sz w:val="26"/>
               </w:rPr>
-              <w:t xml:space="preserve">Later arrested in the United States for making </w:t>
+              <w:t>Later arrested in the United States</w:t>
+            </w:r>
+          </w:p>
+        </w:tc>
+        <w:tc>
+          <w:tcPr>
+            <w:tcW w:type="dxa" w:w="5270"/>
+          </w:tcPr>
+          <w:p>
+            <w:pPr>
+              <w:spacing w:after="0"/>
+              <w:jc w:val="center"/>
+            </w:pPr>
+            <w:r>
+              <w:rPr>
+                <w:rFonts w:ascii="Calibri" w:hAnsi="Calibri" w:eastAsia="微软雅黑"/>
+                <w:b w:val="0"/>
+                <w:color w:val="F0F7F2"/>
+                <w:sz w:val="26"/>
+              </w:rPr>
+              <w:t xml:space="preserve">for making </w:t>
             </w:r>
             <w:r>
               <w:rPr>
@@ -4883,7 +4904,7 @@
       <w:tr>
         <w:tc>
           <w:tcPr>
-            <w:tcW w:type="dxa" w:w="10540"/>
+            <w:tcW w:type="dxa" w:w="5270"/>
           </w:tcPr>
           <w:p>
             <w:pPr>
@@ -4897,7 +4918,27 @@
                 <w:color w:val="AAC4B6"/>
                 <w:sz w:val="21"/>
               </w:rPr>
-              <w:t>后来，卢斯蒂格在美国因制造</w:t>
+              <w:t>后来，卢斯蒂格在美国</w:t>
+            </w:r>
+          </w:p>
+        </w:tc>
+        <w:tc>
+          <w:tcPr>
+            <w:tcW w:type="dxa" w:w="5270"/>
+          </w:tcPr>
+          <w:p>
+            <w:pPr>
+              <w:spacing w:after="0"/>
+              <w:jc w:val="center"/>
+            </w:pPr>
+            <w:r>
+              <w:rPr>
+                <w:rFonts w:ascii="Calibri" w:hAnsi="Calibri" w:eastAsia="微软雅黑"/>
+                <w:b w:val="0"/>
+                <w:color w:val="AAC4B6"/>
+                <w:sz w:val="21"/>
+              </w:rPr>
+              <w:t>因制造</w:t>
             </w:r>
             <w:r>
               <w:rPr>

--- a/视频/对照文本/21-文本.docx
+++ b/视频/对照文本/21-文本.docx
@@ -326,13 +326,31 @@
                 <w:color w:val="F0F7F2"/>
                 <w:sz w:val="26"/>
               </w:rPr>
-              <w:t xml:space="preserve">A deputy </w:t>
+              <w:t xml:space="preserve">A </w:t>
             </w:r>
             <w:r>
               <w:rPr>
                 <w:rFonts w:ascii="Calibri" w:hAnsi="Calibri" w:eastAsia="微软雅黑"/>
                 <w:b/>
                 <w:color w:val="F472B6"/>
+                <w:sz w:val="26"/>
+              </w:rPr>
+              <w:t>deputy</w:t>
+            </w:r>
+            <w:r>
+              <w:rPr>
+                <w:rFonts w:ascii="Calibri" w:hAnsi="Calibri" w:eastAsia="微软雅黑"/>
+                <w:b w:val="0"/>
+                <w:color w:val="F0F7F2"/>
+                <w:sz w:val="26"/>
+              </w:rPr>
+              <w:t xml:space="preserve"> </w:t>
+            </w:r>
+            <w:r>
+              <w:rPr>
+                <w:rFonts w:ascii="Calibri" w:hAnsi="Calibri" w:eastAsia="微软雅黑"/>
+                <w:b/>
+                <w:color w:val="BEF264"/>
                 <w:sz w:val="26"/>
               </w:rPr>
               <w:t>director-general</w:t>
@@ -370,7 +388,7 @@
               <w:rPr>
                 <w:rFonts w:ascii="Calibri" w:hAnsi="Calibri" w:eastAsia="微软雅黑"/>
                 <w:b/>
-                <w:color w:val="BEF264"/>
+                <w:color w:val="C4B5FD"/>
                 <w:sz w:val="26"/>
               </w:rPr>
               <w:t>momentous</w:t>
@@ -388,7 +406,7 @@
               <w:rPr>
                 <w:rFonts w:ascii="Calibri" w:hAnsi="Calibri" w:eastAsia="微软雅黑"/>
                 <w:b/>
-                <w:color w:val="C4B5FD"/>
+                <w:color w:val="FB923C"/>
                 <w:sz w:val="26"/>
               </w:rPr>
               <w:t>confidentially</w:t>
@@ -422,7 +440,7 @@
                 <w:color w:val="AAC4B6"/>
                 <w:sz w:val="21"/>
               </w:rPr>
-              <w:t>邮电部的一位副</w:t>
+              <w:t>邮电部的一位</w:t>
             </w:r>
             <w:r>
               <w:rPr>
@@ -440,7 +458,25 @@
                 <w:color w:val="F472B6"/>
                 <w:sz w:val="21"/>
               </w:rPr>
-              <w:t>总长</w:t>
+              <w:t>副</w:t>
+            </w:r>
+            <w:r>
+              <w:rPr>
+                <w:rFonts w:ascii="Calibri" w:hAnsi="Calibri" w:eastAsia="微软雅黑"/>
+                <w:b w:val="0"/>
+                <w:color w:val="AAC4B6"/>
+                <w:sz w:val="21"/>
+              </w:rPr>
+              <w:t xml:space="preserve"> </w:t>
+            </w:r>
+            <w:r>
+              <w:rPr>
+                <w:rFonts w:ascii="Calibri" w:hAnsi="Calibri" w:eastAsia="微软雅黑"/>
+                <w:b/>
+                <w:color w:val="BEF264"/>
+                <w:sz w:val="21"/>
+              </w:rPr>
+              <w:t>总负责人</w:t>
             </w:r>
           </w:p>
         </w:tc>
@@ -475,7 +511,7 @@
               <w:rPr>
                 <w:rFonts w:ascii="Calibri" w:hAnsi="Calibri" w:eastAsia="微软雅黑"/>
                 <w:b/>
-                <w:color w:val="C4B5FD"/>
+                <w:color w:val="FB923C"/>
                 <w:sz w:val="21"/>
               </w:rPr>
               <w:t>私下地</w:t>
@@ -496,7 +532,7 @@
                 <w:color w:val="AAC4B6"/>
                 <w:sz w:val="21"/>
               </w:rPr>
-              <w:t>透露了一个</w:t>
+              <w:t>分享了一个</w:t>
             </w:r>
             <w:r>
               <w:rPr>
@@ -511,7 +547,7 @@
               <w:rPr>
                 <w:rFonts w:ascii="Calibri" w:hAnsi="Calibri" w:eastAsia="微软雅黑"/>
                 <w:b/>
-                <w:color w:val="BEF264"/>
+                <w:color w:val="C4B5FD"/>
                 <w:sz w:val="21"/>
               </w:rPr>
               <w:t>重大的</w:t>
@@ -680,7 +716,7 @@
               <w:rPr>
                 <w:rFonts w:ascii="Calibri" w:hAnsi="Calibri" w:eastAsia="微软雅黑"/>
                 <w:b/>
-                <w:color w:val="FB923C"/>
+                <w:color w:val="5EEAD4"/>
                 <w:sz w:val="26"/>
               </w:rPr>
               <w:t>tenders</w:t>
@@ -709,7 +745,7 @@
               <w:rPr>
                 <w:rFonts w:ascii="Calibri" w:hAnsi="Calibri" w:eastAsia="微软雅黑"/>
                 <w:b/>
-                <w:color w:val="5EEAD4"/>
+                <w:color w:val="FCA5A5"/>
                 <w:sz w:val="26"/>
               </w:rPr>
               <w:t>solemnly</w:t>
@@ -727,7 +763,7 @@
               <w:rPr>
                 <w:rFonts w:ascii="Calibri" w:hAnsi="Calibri" w:eastAsia="微软雅黑"/>
                 <w:b/>
-                <w:color w:val="FCA5A5"/>
+                <w:color w:val="FBBF24"/>
                 <w:sz w:val="26"/>
               </w:rPr>
               <w:t>vow</w:t>
@@ -745,7 +781,7 @@
               <w:rPr>
                 <w:rFonts w:ascii="Calibri" w:hAnsi="Calibri" w:eastAsia="微软雅黑"/>
                 <w:b/>
-                <w:color w:val="FBBF24"/>
+                <w:color w:val="38BDF8"/>
                 <w:sz w:val="26"/>
               </w:rPr>
               <w:t>secrecy</w:t>
@@ -794,7 +830,7 @@
               <w:rPr>
                 <w:rFonts w:ascii="Calibri" w:hAnsi="Calibri" w:eastAsia="微软雅黑"/>
                 <w:b/>
-                <w:color w:val="FB923C"/>
+                <w:color w:val="5EEAD4"/>
                 <w:sz w:val="21"/>
               </w:rPr>
               <w:t>投标</w:t>
@@ -841,7 +877,7 @@
               <w:rPr>
                 <w:rFonts w:ascii="Calibri" w:hAnsi="Calibri" w:eastAsia="微软雅黑"/>
                 <w:b/>
-                <w:color w:val="5EEAD4"/>
+                <w:color w:val="FCA5A5"/>
                 <w:sz w:val="21"/>
               </w:rPr>
               <w:t>郑重地</w:t>
@@ -859,7 +895,7 @@
               <w:rPr>
                 <w:rFonts w:ascii="Calibri" w:hAnsi="Calibri" w:eastAsia="微软雅黑"/>
                 <w:b/>
-                <w:color w:val="FCA5A5"/>
+                <w:color w:val="FBBF24"/>
                 <w:sz w:val="21"/>
               </w:rPr>
               <w:t>发誓</w:t>
@@ -895,7 +931,7 @@
               <w:rPr>
                 <w:rFonts w:ascii="Calibri" w:hAnsi="Calibri" w:eastAsia="微软雅黑"/>
                 <w:b/>
-                <w:color w:val="FBBF24"/>
+                <w:color w:val="38BDF8"/>
                 <w:sz w:val="21"/>
               </w:rPr>
               <w:t>保密</w:t>
@@ -959,7 +995,7 @@
               <w:rPr>
                 <w:rFonts w:ascii="Calibri" w:hAnsi="Calibri" w:eastAsia="微软雅黑"/>
                 <w:b/>
-                <w:color w:val="38BDF8"/>
+                <w:color w:val="F472B6"/>
                 <w:sz w:val="26"/>
               </w:rPr>
               <w:t>ostensibly</w:t>
@@ -977,7 +1013,7 @@
               <w:rPr>
                 <w:rFonts w:ascii="Calibri" w:hAnsi="Calibri" w:eastAsia="微软雅黑"/>
                 <w:b/>
-                <w:color w:val="F472B6"/>
+                <w:color w:val="BEF264"/>
                 <w:sz w:val="26"/>
               </w:rPr>
               <w:t>indignation</w:t>
@@ -1008,7 +1044,7 @@
               <w:rPr>
                 <w:rFonts w:ascii="Calibri" w:hAnsi="Calibri" w:eastAsia="微软雅黑"/>
                 <w:b/>
-                <w:color w:val="38BDF8"/>
+                <w:color w:val="F472B6"/>
                 <w:sz w:val="21"/>
               </w:rPr>
               <w:t>表面上</w:t>
@@ -1044,7 +1080,7 @@
               <w:rPr>
                 <w:rFonts w:ascii="Calibri" w:hAnsi="Calibri" w:eastAsia="微软雅黑"/>
                 <w:b/>
-                <w:color w:val="F472B6"/>
+                <w:color w:val="BEF264"/>
                 <w:sz w:val="21"/>
               </w:rPr>
               <w:t>愤慨</w:t>
@@ -1124,7 +1160,7 @@
               <w:rPr>
                 <w:rFonts w:ascii="Calibri" w:hAnsi="Calibri" w:eastAsia="微软雅黑"/>
                 <w:b/>
-                <w:color w:val="BEF264"/>
+                <w:color w:val="C4B5FD"/>
                 <w:sz w:val="26"/>
               </w:rPr>
               <w:t>pretext</w:t>
@@ -1153,7 +1189,7 @@
               <w:rPr>
                 <w:rFonts w:ascii="Calibri" w:hAnsi="Calibri" w:eastAsia="微软雅黑"/>
                 <w:b/>
-                <w:color w:val="C4B5FD"/>
+                <w:color w:val="FB923C"/>
                 <w:sz w:val="26"/>
               </w:rPr>
               <w:t>absurd</w:t>
@@ -1202,7 +1238,7 @@
               <w:rPr>
                 <w:rFonts w:ascii="Calibri" w:hAnsi="Calibri" w:eastAsia="微软雅黑"/>
                 <w:b/>
-                <w:color w:val="BEF264"/>
+                <w:color w:val="C4B5FD"/>
                 <w:sz w:val="21"/>
               </w:rPr>
               <w:t>借口</w:t>
@@ -1240,7 +1276,7 @@
               <w:rPr>
                 <w:rFonts w:ascii="Calibri" w:hAnsi="Calibri" w:eastAsia="微软雅黑"/>
                 <w:b/>
-                <w:color w:val="C4B5FD"/>
+                <w:color w:val="FB923C"/>
                 <w:sz w:val="21"/>
               </w:rPr>
               <w:t>荒唐</w:t>
@@ -1325,7 +1361,7 @@
               <w:rPr>
                 <w:rFonts w:ascii="Calibri" w:hAnsi="Calibri" w:eastAsia="微软雅黑"/>
                 <w:b/>
-                <w:color w:val="FB923C"/>
+                <w:color w:val="5EEAD4"/>
                 <w:sz w:val="26"/>
               </w:rPr>
               <w:t>monument</w:t>
@@ -1367,7 +1403,7 @@
               <w:rPr>
                 <w:rFonts w:ascii="Calibri" w:hAnsi="Calibri" w:eastAsia="微软雅黑"/>
                 <w:b/>
-                <w:color w:val="FB923C"/>
+                <w:color w:val="5EEAD4"/>
                 <w:sz w:val="21"/>
               </w:rPr>
               <w:t>纪念建筑</w:t>
@@ -1441,7 +1477,7 @@
               <w:rPr>
                 <w:rFonts w:ascii="Calibri" w:hAnsi="Calibri" w:eastAsia="微软雅黑"/>
                 <w:b/>
-                <w:color w:val="5EEAD4"/>
+                <w:color w:val="FCA5A5"/>
                 <w:sz w:val="26"/>
               </w:rPr>
               <w:t>originally</w:t>
@@ -1459,7 +1495,7 @@
               <w:rPr>
                 <w:rFonts w:ascii="Calibri" w:hAnsi="Calibri" w:eastAsia="微软雅黑"/>
                 <w:b/>
-                <w:color w:val="FCA5A5"/>
+                <w:color w:val="FBBF24"/>
                 <w:sz w:val="26"/>
               </w:rPr>
               <w:t>destined</w:t>
@@ -1501,7 +1537,7 @@
               <w:rPr>
                 <w:rFonts w:ascii="Calibri" w:hAnsi="Calibri" w:eastAsia="微软雅黑"/>
                 <w:b/>
-                <w:color w:val="5EEAD4"/>
+                <w:color w:val="FCA5A5"/>
                 <w:sz w:val="21"/>
               </w:rPr>
               <w:t>原本</w:t>
@@ -1537,7 +1573,7 @@
               <w:rPr>
                 <w:rFonts w:ascii="Calibri" w:hAnsi="Calibri" w:eastAsia="微软雅黑"/>
                 <w:b/>
-                <w:color w:val="FCA5A5"/>
+                <w:color w:val="FBBF24"/>
                 <w:sz w:val="21"/>
               </w:rPr>
               <w:t>注定</w:t>
@@ -1627,7 +1663,7 @@
               <w:rPr>
                 <w:rFonts w:ascii="Calibri" w:hAnsi="Calibri" w:eastAsia="微软雅黑"/>
                 <w:b/>
-                <w:color w:val="FBBF24"/>
+                <w:color w:val="38BDF8"/>
                 <w:sz w:val="26"/>
               </w:rPr>
               <w:t>high-ranking</w:t>
@@ -1696,7 +1732,7 @@
               <w:rPr>
                 <w:rFonts w:ascii="Calibri" w:hAnsi="Calibri" w:eastAsia="微软雅黑"/>
                 <w:b/>
-                <w:color w:val="FBBF24"/>
+                <w:color w:val="38BDF8"/>
                 <w:sz w:val="21"/>
               </w:rPr>
               <w:t>位高权重的</w:t>
@@ -1786,7 +1822,7 @@
               <w:rPr>
                 <w:rFonts w:ascii="Calibri" w:hAnsi="Calibri" w:eastAsia="微软雅黑"/>
                 <w:b/>
-                <w:color w:val="38BDF8"/>
+                <w:color w:val="F472B6"/>
                 <w:sz w:val="26"/>
               </w:rPr>
               <w:t>crook</w:t>
@@ -1815,7 +1851,7 @@
               <w:rPr>
                 <w:rFonts w:ascii="Calibri" w:hAnsi="Calibri" w:eastAsia="微软雅黑"/>
                 <w:b/>
-                <w:color w:val="F472B6"/>
+                <w:color w:val="BEF264"/>
                 <w:sz w:val="26"/>
               </w:rPr>
               <w:t>ministerial</w:t>
@@ -1853,7 +1889,7 @@
               <w:rPr>
                 <w:rFonts w:ascii="Calibri" w:hAnsi="Calibri" w:eastAsia="微软雅黑"/>
                 <w:b/>
-                <w:color w:val="BEF264"/>
+                <w:color w:val="C4B5FD"/>
                 <w:sz w:val="26"/>
               </w:rPr>
               <w:t>forgery</w:t>
@@ -1902,7 +1938,7 @@
               <w:rPr>
                 <w:rFonts w:ascii="Calibri" w:hAnsi="Calibri" w:eastAsia="微软雅黑"/>
                 <w:b/>
-                <w:color w:val="38BDF8"/>
+                <w:color w:val="F472B6"/>
                 <w:sz w:val="21"/>
               </w:rPr>
               <w:t>骗子</w:t>
@@ -1949,7 +1985,7 @@
               <w:rPr>
                 <w:rFonts w:ascii="Calibri" w:hAnsi="Calibri" w:eastAsia="微软雅黑"/>
                 <w:b/>
-                <w:color w:val="F472B6"/>
+                <w:color w:val="BEF264"/>
                 <w:sz w:val="21"/>
               </w:rPr>
               <w:t>部门的</w:t>
@@ -2005,7 +2041,7 @@
               <w:rPr>
                 <w:rFonts w:ascii="Calibri" w:hAnsi="Calibri" w:eastAsia="微软雅黑"/>
                 <w:b/>
-                <w:color w:val="BEF264"/>
+                <w:color w:val="C4B5FD"/>
                 <w:sz w:val="21"/>
               </w:rPr>
               <w:t>伪造品</w:t>
@@ -2106,7 +2142,7 @@
               <w:rPr>
                 <w:rFonts w:ascii="Calibri" w:hAnsi="Calibri" w:eastAsia="微软雅黑"/>
                 <w:b/>
-                <w:color w:val="C4B5FD"/>
+                <w:color w:val="FB923C"/>
                 <w:sz w:val="26"/>
               </w:rPr>
               <w:t>lamented</w:t>
@@ -2166,7 +2202,7 @@
               <w:rPr>
                 <w:rFonts w:ascii="Calibri" w:hAnsi="Calibri" w:eastAsia="微软雅黑"/>
                 <w:b/>
-                <w:color w:val="C4B5FD"/>
+                <w:color w:val="FB923C"/>
                 <w:sz w:val="21"/>
               </w:rPr>
               <w:t>抱怨了</w:t>
@@ -2230,7 +2266,7 @@
               <w:rPr>
                 <w:rFonts w:ascii="Calibri" w:hAnsi="Calibri" w:eastAsia="微软雅黑"/>
                 <w:b/>
-                <w:color w:val="FB923C"/>
+                <w:color w:val="5EEAD4"/>
                 <w:sz w:val="26"/>
               </w:rPr>
               <w:t>hefty</w:t>
@@ -2248,7 +2284,7 @@
               <w:rPr>
                 <w:rFonts w:ascii="Calibri" w:hAnsi="Calibri" w:eastAsia="微软雅黑"/>
                 <w:b/>
-                <w:color w:val="5EEAD4"/>
+                <w:color w:val="FCA5A5"/>
                 <w:sz w:val="26"/>
               </w:rPr>
               <w:t>upkeep</w:t>
@@ -2297,7 +2333,7 @@
               <w:rPr>
                 <w:rFonts w:ascii="Calibri" w:hAnsi="Calibri" w:eastAsia="微软雅黑"/>
                 <w:b/>
-                <w:color w:val="FB923C"/>
+                <w:color w:val="5EEAD4"/>
                 <w:sz w:val="21"/>
               </w:rPr>
               <w:t>高昂的</w:t>
@@ -2315,7 +2351,7 @@
               <w:rPr>
                 <w:rFonts w:ascii="Calibri" w:hAnsi="Calibri" w:eastAsia="微软雅黑"/>
                 <w:b/>
-                <w:color w:val="5EEAD4"/>
+                <w:color w:val="FCA5A5"/>
                 <w:sz w:val="21"/>
               </w:rPr>
               <w:t>维护</w:t>
@@ -2411,7 +2447,7 @@
               <w:rPr>
                 <w:rFonts w:ascii="Calibri" w:hAnsi="Calibri" w:eastAsia="微软雅黑"/>
                 <w:b/>
-                <w:color w:val="FCA5A5"/>
+                <w:color w:val="FBBF24"/>
                 <w:sz w:val="26"/>
               </w:rPr>
               <w:t>businessman</w:t>
@@ -2429,7 +2465,7 @@
               <w:rPr>
                 <w:rFonts w:ascii="Calibri" w:hAnsi="Calibri" w:eastAsia="微软雅黑"/>
                 <w:b/>
-                <w:color w:val="FBBF24"/>
+                <w:color w:val="38BDF8"/>
                 <w:sz w:val="26"/>
               </w:rPr>
               <w:t>impatient</w:t>
@@ -2447,7 +2483,7 @@
               <w:rPr>
                 <w:rFonts w:ascii="Calibri" w:hAnsi="Calibri" w:eastAsia="微软雅黑"/>
                 <w:b/>
-                <w:color w:val="38BDF8"/>
+                <w:color w:val="F472B6"/>
                 <w:sz w:val="26"/>
               </w:rPr>
               <w:t>foothold</w:t>
@@ -2536,7 +2572,7 @@
               <w:rPr>
                 <w:rFonts w:ascii="Calibri" w:hAnsi="Calibri" w:eastAsia="微软雅黑"/>
                 <w:b/>
-                <w:color w:val="FBBF24"/>
+                <w:color w:val="38BDF8"/>
                 <w:sz w:val="21"/>
               </w:rPr>
               <w:t>迫不及待地</w:t>
@@ -2572,7 +2608,7 @@
               <w:rPr>
                 <w:rFonts w:ascii="Calibri" w:hAnsi="Calibri" w:eastAsia="微软雅黑"/>
                 <w:b/>
-                <w:color w:val="38BDF8"/>
+                <w:color w:val="F472B6"/>
                 <w:sz w:val="21"/>
               </w:rPr>
               <w:t>脚跟</w:t>
@@ -2608,7 +2644,7 @@
               <w:rPr>
                 <w:rFonts w:ascii="Calibri" w:hAnsi="Calibri" w:eastAsia="微软雅黑"/>
                 <w:b/>
-                <w:color w:val="FCA5A5"/>
+                <w:color w:val="FBBF24"/>
                 <w:sz w:val="21"/>
               </w:rPr>
               <w:t>生意人</w:t>
@@ -2712,7 +2748,7 @@
               <w:rPr>
                 <w:rFonts w:ascii="Calibri" w:hAnsi="Calibri" w:eastAsia="微软雅黑"/>
                 <w:b/>
-                <w:color w:val="F472B6"/>
+                <w:color w:val="BEF264"/>
                 <w:sz w:val="26"/>
               </w:rPr>
               <w:t>intimated</w:t>
@@ -2741,7 +2777,7 @@
               <w:rPr>
                 <w:rFonts w:ascii="Calibri" w:hAnsi="Calibri" w:eastAsia="微软雅黑"/>
                 <w:b/>
-                <w:color w:val="BEF264"/>
+                <w:color w:val="C4B5FD"/>
                 <w:sz w:val="26"/>
               </w:rPr>
               <w:t>civil-service</w:t>
@@ -2759,7 +2795,7 @@
               <w:rPr>
                 <w:rFonts w:ascii="Calibri" w:hAnsi="Calibri" w:eastAsia="微软雅黑"/>
                 <w:b/>
-                <w:color w:val="C4B5FD"/>
+                <w:color w:val="FB923C"/>
                 <w:sz w:val="26"/>
               </w:rPr>
               <w:t>remuneration</w:t>
@@ -2788,7 +2824,7 @@
               <w:rPr>
                 <w:rFonts w:ascii="Calibri" w:hAnsi="Calibri" w:eastAsia="微软雅黑"/>
                 <w:b/>
-                <w:color w:val="FB923C"/>
+                <w:color w:val="5EEAD4"/>
                 <w:sz w:val="26"/>
               </w:rPr>
               <w:t>supplementing</w:t>
@@ -2837,7 +2873,7 @@
               <w:rPr>
                 <w:rFonts w:ascii="Calibri" w:hAnsi="Calibri" w:eastAsia="微软雅黑"/>
                 <w:b/>
-                <w:color w:val="F472B6"/>
+                <w:color w:val="BEF264"/>
                 <w:sz w:val="21"/>
               </w:rPr>
               <w:t>暗示</w:t>
@@ -2884,7 +2920,7 @@
               <w:rPr>
                 <w:rFonts w:ascii="Calibri" w:hAnsi="Calibri" w:eastAsia="微软雅黑"/>
                 <w:b/>
-                <w:color w:val="BEF264"/>
+                <w:color w:val="C4B5FD"/>
                 <w:sz w:val="21"/>
               </w:rPr>
               <w:t>公务员</w:t>
@@ -2902,7 +2938,7 @@
               <w:rPr>
                 <w:rFonts w:ascii="Calibri" w:hAnsi="Calibri" w:eastAsia="微软雅黑"/>
                 <w:b/>
-                <w:color w:val="C4B5FD"/>
+                <w:color w:val="FB923C"/>
                 <w:sz w:val="21"/>
               </w:rPr>
               <w:t>薪酬</w:t>
@@ -2940,7 +2976,7 @@
               <w:rPr>
                 <w:rFonts w:ascii="Calibri" w:hAnsi="Calibri" w:eastAsia="微软雅黑"/>
                 <w:b/>
-                <w:color w:val="FB923C"/>
+                <w:color w:val="5EEAD4"/>
                 <w:sz w:val="21"/>
               </w:rPr>
               <w:t>补贴</w:t>
@@ -3013,7 +3049,7 @@
               <w:rPr>
                 <w:rFonts w:ascii="Calibri" w:hAnsi="Calibri" w:eastAsia="微软雅黑"/>
                 <w:b/>
-                <w:color w:val="5EEAD4"/>
+                <w:color w:val="FCA5A5"/>
                 <w:sz w:val="26"/>
               </w:rPr>
               <w:t>additional</w:t>
@@ -3031,7 +3067,7 @@
               <w:rPr>
                 <w:rFonts w:ascii="Calibri" w:hAnsi="Calibri" w:eastAsia="微软雅黑"/>
                 <w:b/>
-                <w:color w:val="FCA5A5"/>
+                <w:color w:val="FBBF24"/>
                 <w:sz w:val="26"/>
               </w:rPr>
               <w:t>bribe</w:t>
@@ -3080,7 +3116,7 @@
               <w:rPr>
                 <w:rFonts w:ascii="Calibri" w:hAnsi="Calibri" w:eastAsia="微软雅黑"/>
                 <w:b/>
-                <w:color w:val="5EEAD4"/>
+                <w:color w:val="FCA5A5"/>
                 <w:sz w:val="21"/>
               </w:rPr>
               <w:t>另外</w:t>
@@ -3116,7 +3152,7 @@
               <w:rPr>
                 <w:rFonts w:ascii="Calibri" w:hAnsi="Calibri" w:eastAsia="微软雅黑"/>
                 <w:b/>
-                <w:color w:val="FCA5A5"/>
+                <w:color w:val="FBBF24"/>
                 <w:sz w:val="21"/>
               </w:rPr>
               <w:t>贿赂</w:t>
@@ -3180,7 +3216,7 @@
               <w:rPr>
                 <w:rFonts w:ascii="Calibri" w:hAnsi="Calibri" w:eastAsia="微软雅黑"/>
                 <w:b/>
-                <w:color w:val="FBBF24"/>
+                <w:color w:val="38BDF8"/>
                 <w:sz w:val="26"/>
               </w:rPr>
               <w:t>takings</w:t>
@@ -3229,7 +3265,7 @@
               <w:rPr>
                 <w:rFonts w:ascii="Calibri" w:hAnsi="Calibri" w:eastAsia="微软雅黑"/>
                 <w:b/>
-                <w:color w:val="FBBF24"/>
+                <w:color w:val="38BDF8"/>
                 <w:sz w:val="21"/>
               </w:rPr>
               <w:t>进账</w:t>
@@ -3309,7 +3345,7 @@
               <w:rPr>
                 <w:rFonts w:ascii="Calibri" w:hAnsi="Calibri" w:eastAsia="微软雅黑"/>
                 <w:b/>
-                <w:color w:val="38BDF8"/>
+                <w:color w:val="F472B6"/>
                 <w:sz w:val="26"/>
               </w:rPr>
               <w:t>Fleeced</w:t>
@@ -3338,7 +3374,7 @@
               <w:rPr>
                 <w:rFonts w:ascii="Calibri" w:hAnsi="Calibri" w:eastAsia="微软雅黑"/>
                 <w:b/>
-                <w:color w:val="F472B6"/>
+                <w:color w:val="BEF264"/>
                 <w:sz w:val="26"/>
               </w:rPr>
               <w:t>ashamed</w:t>
@@ -3387,7 +3423,7 @@
               <w:rPr>
                 <w:rFonts w:ascii="Calibri" w:hAnsi="Calibri" w:eastAsia="微软雅黑"/>
                 <w:b/>
-                <w:color w:val="38BDF8"/>
+                <w:color w:val="F472B6"/>
                 <w:sz w:val="21"/>
               </w:rPr>
               <w:t>骗走</w:t>
@@ -3443,7 +3479,7 @@
               <w:rPr>
                 <w:rFonts w:ascii="Calibri" w:hAnsi="Calibri" w:eastAsia="微软雅黑"/>
                 <w:b/>
-                <w:color w:val="F472B6"/>
+                <w:color w:val="BEF264"/>
                 <w:sz w:val="21"/>
               </w:rPr>
               <w:t>羞于</w:t>
@@ -3548,7 +3584,7 @@
               <w:rPr>
                 <w:rFonts w:ascii="Calibri" w:hAnsi="Calibri" w:eastAsia="微软雅黑"/>
                 <w:b/>
-                <w:color w:val="BEF264"/>
+                <w:color w:val="C4B5FD"/>
                 <w:sz w:val="26"/>
               </w:rPr>
               <w:t>quietly</w:t>
@@ -3599,7 +3635,7 @@
               <w:rPr>
                 <w:rFonts w:ascii="Calibri" w:hAnsi="Calibri" w:eastAsia="微软雅黑"/>
                 <w:b/>
-                <w:color w:val="BEF264"/>
+                <w:color w:val="C4B5FD"/>
                 <w:sz w:val="21"/>
               </w:rPr>
               <w:t>默默地</w:t>
@@ -3672,7 +3708,7 @@
               <w:rPr>
                 <w:rFonts w:ascii="Calibri" w:hAnsi="Calibri" w:eastAsia="微软雅黑"/>
                 <w:b/>
-                <w:color w:val="C4B5FD"/>
+                <w:color w:val="FB923C"/>
                 <w:sz w:val="26"/>
               </w:rPr>
               <w:t>whisper</w:t>
@@ -3690,7 +3726,7 @@
               <w:rPr>
                 <w:rFonts w:ascii="Calibri" w:hAnsi="Calibri" w:eastAsia="微软雅黑"/>
                 <w:b/>
-                <w:color w:val="FB923C"/>
+                <w:color w:val="5EEAD4"/>
                 <w:sz w:val="26"/>
               </w:rPr>
               <w:t>deceit</w:t>
@@ -3739,7 +3775,7 @@
               <w:rPr>
                 <w:rFonts w:ascii="Calibri" w:hAnsi="Calibri" w:eastAsia="微软雅黑"/>
                 <w:b/>
-                <w:color w:val="FB923C"/>
+                <w:color w:val="5EEAD4"/>
                 <w:sz w:val="21"/>
               </w:rPr>
               <w:t>骗局</w:t>
@@ -3775,7 +3811,7 @@
               <w:rPr>
                 <w:rFonts w:ascii="Calibri" w:hAnsi="Calibri" w:eastAsia="微软雅黑"/>
                 <w:b/>
-                <w:color w:val="C4B5FD"/>
+                <w:color w:val="FB923C"/>
                 <w:sz w:val="21"/>
               </w:rPr>
               <w:t>风声</w:t>
@@ -3875,7 +3911,7 @@
               <w:rPr>
                 <w:rFonts w:ascii="Calibri" w:hAnsi="Calibri" w:eastAsia="微软雅黑"/>
                 <w:b/>
-                <w:color w:val="5EEAD4"/>
+                <w:color w:val="FCA5A5"/>
                 <w:sz w:val="26"/>
               </w:rPr>
               <w:t>gall</w:t>
@@ -3893,7 +3929,7 @@
               <w:rPr>
                 <w:rFonts w:ascii="Calibri" w:hAnsi="Calibri" w:eastAsia="微软雅黑"/>
                 <w:b/>
-                <w:color w:val="FCA5A5"/>
+                <w:color w:val="FBBF24"/>
                 <w:sz w:val="26"/>
               </w:rPr>
               <w:t>reappear</w:t>
@@ -3953,7 +3989,7 @@
               <w:rPr>
                 <w:rFonts w:ascii="Calibri" w:hAnsi="Calibri" w:eastAsia="微软雅黑"/>
                 <w:b/>
-                <w:color w:val="5EEAD4"/>
+                <w:color w:val="FCA5A5"/>
                 <w:sz w:val="21"/>
               </w:rPr>
               <w:t>厚着脸皮</w:t>
@@ -3989,7 +4025,7 @@
               <w:rPr>
                 <w:rFonts w:ascii="Calibri" w:hAnsi="Calibri" w:eastAsia="微软雅黑"/>
                 <w:b/>
-                <w:color w:val="FCA5A5"/>
+                <w:color w:val="FBBF24"/>
                 <w:sz w:val="21"/>
               </w:rPr>
               <w:t>露面</w:t>
@@ -4062,7 +4098,7 @@
               <w:rPr>
                 <w:rFonts w:ascii="Calibri" w:hAnsi="Calibri" w:eastAsia="微软雅黑"/>
                 <w:b/>
-                <w:color w:val="FBBF24"/>
+                <w:color w:val="38BDF8"/>
                 <w:sz w:val="26"/>
               </w:rPr>
               <w:t>encore</w:t>
@@ -4080,7 +4116,7 @@
               <w:rPr>
                 <w:rFonts w:ascii="Calibri" w:hAnsi="Calibri" w:eastAsia="微软雅黑"/>
                 <w:b/>
-                <w:color w:val="38BDF8"/>
+                <w:color w:val="F472B6"/>
                 <w:sz w:val="26"/>
               </w:rPr>
               <w:t>script</w:t>
@@ -4129,7 +4165,7 @@
               <w:rPr>
                 <w:rFonts w:ascii="Calibri" w:hAnsi="Calibri" w:eastAsia="微软雅黑"/>
                 <w:b/>
-                <w:color w:val="FBBF24"/>
+                <w:color w:val="38BDF8"/>
                 <w:sz w:val="21"/>
               </w:rPr>
               <w:t>重演</w:t>
@@ -4165,7 +4201,7 @@
               <w:rPr>
                 <w:rFonts w:ascii="Calibri" w:hAnsi="Calibri" w:eastAsia="微软雅黑"/>
                 <w:b/>
-                <w:color w:val="38BDF8"/>
+                <w:color w:val="F472B6"/>
                 <w:sz w:val="21"/>
               </w:rPr>
               <w:t>剧本</w:t>
@@ -4286,7 +4322,7 @@
               <w:rPr>
                 <w:rFonts w:ascii="Calibri" w:hAnsi="Calibri" w:eastAsia="微软雅黑"/>
                 <w:b/>
-                <w:color w:val="F472B6"/>
+                <w:color w:val="BEF264"/>
                 <w:sz w:val="26"/>
               </w:rPr>
               <w:t>distrustful</w:t>
@@ -4386,7 +4422,7 @@
               <w:rPr>
                 <w:rFonts w:ascii="Calibri" w:hAnsi="Calibri" w:eastAsia="微软雅黑"/>
                 <w:b/>
-                <w:color w:val="F472B6"/>
+                <w:color w:val="BEF264"/>
                 <w:sz w:val="21"/>
               </w:rPr>
               <w:t>疑心</w:t>
@@ -4472,7 +4508,7 @@
               <w:rPr>
                 <w:rFonts w:ascii="Calibri" w:hAnsi="Calibri" w:eastAsia="微软雅黑"/>
                 <w:b/>
-                <w:color w:val="BEF264"/>
+                <w:color w:val="C4B5FD"/>
                 <w:sz w:val="26"/>
               </w:rPr>
               <w:t>affair</w:t>
@@ -4521,7 +4557,7 @@
               <w:rPr>
                 <w:rFonts w:ascii="Calibri" w:hAnsi="Calibri" w:eastAsia="微软雅黑"/>
                 <w:b/>
-                <w:color w:val="C4B5FD"/>
+                <w:color w:val="FB923C"/>
                 <w:sz w:val="26"/>
               </w:rPr>
               <w:t>getaway</w:t>
@@ -4570,7 +4606,7 @@
               <w:rPr>
                 <w:rFonts w:ascii="Calibri" w:hAnsi="Calibri" w:eastAsia="微软雅黑"/>
                 <w:b/>
-                <w:color w:val="BEF264"/>
+                <w:color w:val="C4B5FD"/>
                 <w:sz w:val="21"/>
               </w:rPr>
               <w:t>事件</w:t>
@@ -4628,7 +4664,7 @@
               <w:rPr>
                 <w:rFonts w:ascii="Calibri" w:hAnsi="Calibri" w:eastAsia="微软雅黑"/>
                 <w:b/>
-                <w:color w:val="C4B5FD"/>
+                <w:color w:val="FB923C"/>
                 <w:sz w:val="21"/>
               </w:rPr>
               <w:t>逃之夭夭</w:t>
@@ -4729,7 +4765,7 @@
               <w:rPr>
                 <w:rFonts w:ascii="Calibri" w:hAnsi="Calibri" w:eastAsia="微软雅黑"/>
                 <w:b/>
-                <w:color w:val="FB923C"/>
+                <w:color w:val="5EEAD4"/>
                 <w:sz w:val="26"/>
               </w:rPr>
               <w:t>fairy tale</w:t>
@@ -4798,7 +4834,7 @@
               <w:rPr>
                 <w:rFonts w:ascii="Calibri" w:hAnsi="Calibri" w:eastAsia="微软雅黑"/>
                 <w:b/>
-                <w:color w:val="FB923C"/>
+                <w:color w:val="5EEAD4"/>
                 <w:sz w:val="21"/>
               </w:rPr>
               <w:t>童话</w:t>
@@ -4884,7 +4920,7 @@
               <w:rPr>
                 <w:rFonts w:ascii="Calibri" w:hAnsi="Calibri" w:eastAsia="微软雅黑"/>
                 <w:b/>
-                <w:color w:val="5EEAD4"/>
+                <w:color w:val="FCA5A5"/>
                 <w:sz w:val="26"/>
               </w:rPr>
               <w:t>fake</w:t>
@@ -4953,7 +4989,7 @@
               <w:rPr>
                 <w:rFonts w:ascii="Calibri" w:hAnsi="Calibri" w:eastAsia="微软雅黑"/>
                 <w:b/>
-                <w:color w:val="5EEAD4"/>
+                <w:color w:val="FCA5A5"/>
                 <w:sz w:val="21"/>
               </w:rPr>
               <w:t>假冒的</w:t>
@@ -5037,7 +5073,7 @@
               <w:rPr>
                 <w:rFonts w:ascii="Calibri" w:hAnsi="Calibri" w:eastAsia="微软雅黑"/>
                 <w:b/>
-                <w:color w:val="FCA5A5"/>
+                <w:color w:val="FBBF24"/>
                 <w:sz w:val="26"/>
               </w:rPr>
               <w:t>detention</w:t>
@@ -5075,7 +5111,7 @@
               <w:rPr>
                 <w:rFonts w:ascii="Calibri" w:hAnsi="Calibri" w:eastAsia="微软雅黑"/>
                 <w:b/>
-                <w:color w:val="FBBF24"/>
+                <w:color w:val="38BDF8"/>
                 <w:sz w:val="26"/>
               </w:rPr>
               <w:t>recaptured</w:t>
@@ -5113,7 +5149,7 @@
               <w:rPr>
                 <w:rFonts w:ascii="Calibri" w:hAnsi="Calibri" w:eastAsia="微软雅黑"/>
                 <w:b/>
-                <w:color w:val="38BDF8"/>
+                <w:color w:val="F472B6"/>
                 <w:sz w:val="26"/>
               </w:rPr>
               <w:t>penal</w:t>
@@ -5162,7 +5198,7 @@
               <w:rPr>
                 <w:rFonts w:ascii="Calibri" w:hAnsi="Calibri" w:eastAsia="微软雅黑"/>
                 <w:b/>
-                <w:color w:val="FCA5A5"/>
+                <w:color w:val="FBBF24"/>
                 <w:sz w:val="21"/>
               </w:rPr>
               <w:t>拘留所</w:t>
@@ -5218,7 +5254,7 @@
               <w:rPr>
                 <w:rFonts w:ascii="Calibri" w:hAnsi="Calibri" w:eastAsia="微软雅黑"/>
                 <w:b/>
-                <w:color w:val="FBBF24"/>
+                <w:color w:val="38BDF8"/>
                 <w:sz w:val="21"/>
               </w:rPr>
               <w:t>抓回</w:t>
@@ -5265,7 +5301,7 @@
               <w:rPr>
                 <w:rFonts w:ascii="Calibri" w:hAnsi="Calibri" w:eastAsia="微软雅黑"/>
                 <w:b/>
-                <w:color w:val="38BDF8"/>
+                <w:color w:val="F472B6"/>
                 <w:sz w:val="21"/>
               </w:rPr>
               <w:t>监狱</w:t>
@@ -5465,7 +5501,7 @@
               <w:rPr>
                 <w:rFonts w:ascii="Calibri" w:hAnsi="Calibri" w:eastAsia="微软雅黑"/>
                 <w:b/>
-                <w:color w:val="F472B6"/>
+                <w:color w:val="BEF264"/>
                 <w:sz w:val="26"/>
               </w:rPr>
               <w:t>mum</w:t>
@@ -5527,7 +5563,7 @@
               <w:rPr>
                 <w:rFonts w:ascii="Calibri" w:hAnsi="Calibri" w:eastAsia="微软雅黑"/>
                 <w:b/>
-                <w:color w:val="F472B6"/>
+                <w:color w:val="BEF264"/>
                 <w:sz w:val="21"/>
               </w:rPr>
               <w:t>闭口不言</w:t>

--- a/视频/对照文本/21-文本.docx
+++ b/视频/对照文本/21-文本.docx
@@ -1007,7 +1007,7 @@
                 <w:color w:val="F0F7F2"/>
                 <w:sz w:val="26"/>
               </w:rPr>
-              <w:t xml:space="preserve"> to spare the public </w:t>
+              <w:t xml:space="preserve"> to spare the </w:t>
             </w:r>
             <w:r>
               <w:rPr>
@@ -1016,7 +1016,7 @@
                 <w:color w:val="BEF264"/>
                 <w:sz w:val="26"/>
               </w:rPr>
-              <w:t>indignation</w:t>
+              <w:t>public indignation</w:t>
             </w:r>
             <w:r>
               <w:rPr>
@@ -1065,7 +1065,7 @@
                 <w:color w:val="AAC4B6"/>
                 <w:sz w:val="21"/>
               </w:rPr>
-              <w:t>是为了免得公众</w:t>
+              <w:t>是为了避免引起</w:t>
             </w:r>
             <w:r>
               <w:rPr>
@@ -1083,7 +1083,7 @@
                 <w:color w:val="BEF264"/>
                 <w:sz w:val="21"/>
               </w:rPr>
-              <w:t>愤慨</w:t>
+              <w:t>公愤</w:t>
             </w:r>
             <w:r>
               <w:rPr>

--- a/视频/对照文本/21-文本.docx
+++ b/视频/对照文本/21-文本.docx
@@ -1518,7 +1518,25 @@
                 <w:color w:val="F0F7F2"/>
                 <w:sz w:val="26"/>
               </w:rPr>
-              <w:t>to come down after twenty years.</w:t>
+              <w:t xml:space="preserve">to </w:t>
+            </w:r>
+            <w:r>
+              <w:rPr>
+                <w:rFonts w:ascii="Calibri" w:hAnsi="Calibri" w:eastAsia="微软雅黑"/>
+                <w:b/>
+                <w:color w:val="38BDF8"/>
+                <w:sz w:val="26"/>
+              </w:rPr>
+              <w:t>come down</w:t>
+            </w:r>
+            <w:r>
+              <w:rPr>
+                <w:rFonts w:ascii="Calibri" w:hAnsi="Calibri" w:eastAsia="微软雅黑"/>
+                <w:b w:val="0"/>
+                <w:color w:val="F0F7F2"/>
+                <w:sz w:val="26"/>
+              </w:rPr>
+              <w:t xml:space="preserve"> after twenty years.</w:t>
             </w:r>
           </w:p>
         </w:tc>
@@ -1596,7 +1614,34 @@
                 <w:color w:val="AAC4B6"/>
                 <w:sz w:val="21"/>
               </w:rPr>
-              <w:t>要在二十年后拆除。</w:t>
+              <w:t>要在二十年后</w:t>
+            </w:r>
+            <w:r>
+              <w:rPr>
+                <w:rFonts w:ascii="Calibri" w:hAnsi="Calibri" w:eastAsia="微软雅黑"/>
+                <w:b w:val="0"/>
+                <w:color w:val="AAC4B6"/>
+                <w:sz w:val="21"/>
+              </w:rPr>
+              <w:t xml:space="preserve"> </w:t>
+            </w:r>
+            <w:r>
+              <w:rPr>
+                <w:rFonts w:ascii="Calibri" w:hAnsi="Calibri" w:eastAsia="微软雅黑"/>
+                <w:b/>
+                <w:color w:val="38BDF8"/>
+                <w:sz w:val="21"/>
+              </w:rPr>
+              <w:t>拆除</w:t>
+            </w:r>
+            <w:r>
+              <w:rPr>
+                <w:rFonts w:ascii="Calibri" w:hAnsi="Calibri" w:eastAsia="微软雅黑"/>
+                <w:b w:val="0"/>
+                <w:color w:val="AAC4B6"/>
+                <w:sz w:val="21"/>
+              </w:rPr>
+              <w:t>。</w:t>
             </w:r>
           </w:p>
         </w:tc>
@@ -1663,7 +1708,7 @@
               <w:rPr>
                 <w:rFonts w:ascii="Calibri" w:hAnsi="Calibri" w:eastAsia="微软雅黑"/>
                 <w:b/>
-                <w:color w:val="38BDF8"/>
+                <w:color w:val="F472B6"/>
                 <w:sz w:val="26"/>
               </w:rPr>
               <w:t>high-ranking</w:t>
@@ -1732,7 +1777,7 @@
               <w:rPr>
                 <w:rFonts w:ascii="Calibri" w:hAnsi="Calibri" w:eastAsia="微软雅黑"/>
                 <w:b/>
-                <w:color w:val="38BDF8"/>
+                <w:color w:val="F472B6"/>
                 <w:sz w:val="21"/>
               </w:rPr>
               <w:t>位高权重的</w:t>
@@ -1822,7 +1867,7 @@
               <w:rPr>
                 <w:rFonts w:ascii="Calibri" w:hAnsi="Calibri" w:eastAsia="微软雅黑"/>
                 <w:b/>
-                <w:color w:val="F472B6"/>
+                <w:color w:val="BEF264"/>
                 <w:sz w:val="26"/>
               </w:rPr>
               <w:t>crook</w:t>
@@ -1851,7 +1896,7 @@
               <w:rPr>
                 <w:rFonts w:ascii="Calibri" w:hAnsi="Calibri" w:eastAsia="微软雅黑"/>
                 <w:b/>
-                <w:color w:val="BEF264"/>
+                <w:color w:val="C4B5FD"/>
                 <w:sz w:val="26"/>
               </w:rPr>
               <w:t>ministerial</w:t>
@@ -1889,7 +1934,7 @@
               <w:rPr>
                 <w:rFonts w:ascii="Calibri" w:hAnsi="Calibri" w:eastAsia="微软雅黑"/>
                 <w:b/>
-                <w:color w:val="C4B5FD"/>
+                <w:color w:val="FB923C"/>
                 <w:sz w:val="26"/>
               </w:rPr>
               <w:t>forgery</w:t>
@@ -1938,7 +1983,7 @@
               <w:rPr>
                 <w:rFonts w:ascii="Calibri" w:hAnsi="Calibri" w:eastAsia="微软雅黑"/>
                 <w:b/>
-                <w:color w:val="F472B6"/>
+                <w:color w:val="BEF264"/>
                 <w:sz w:val="21"/>
               </w:rPr>
               <w:t>骗子</w:t>
@@ -1985,7 +2030,7 @@
               <w:rPr>
                 <w:rFonts w:ascii="Calibri" w:hAnsi="Calibri" w:eastAsia="微软雅黑"/>
                 <w:b/>
-                <w:color w:val="BEF264"/>
+                <w:color w:val="C4B5FD"/>
                 <w:sz w:val="21"/>
               </w:rPr>
               <w:t>部门的</w:t>
@@ -2041,7 +2086,7 @@
               <w:rPr>
                 <w:rFonts w:ascii="Calibri" w:hAnsi="Calibri" w:eastAsia="微软雅黑"/>
                 <w:b/>
-                <w:color w:val="C4B5FD"/>
+                <w:color w:val="FB923C"/>
                 <w:sz w:val="21"/>
               </w:rPr>
               <w:t>伪造品</w:t>
@@ -2142,7 +2187,7 @@
               <w:rPr>
                 <w:rFonts w:ascii="Calibri" w:hAnsi="Calibri" w:eastAsia="微软雅黑"/>
                 <w:b/>
-                <w:color w:val="FB923C"/>
+                <w:color w:val="5EEAD4"/>
                 <w:sz w:val="26"/>
               </w:rPr>
               <w:t>lamented</w:t>
@@ -2202,7 +2247,7 @@
               <w:rPr>
                 <w:rFonts w:ascii="Calibri" w:hAnsi="Calibri" w:eastAsia="微软雅黑"/>
                 <w:b/>
-                <w:color w:val="FB923C"/>
+                <w:color w:val="5EEAD4"/>
                 <w:sz w:val="21"/>
               </w:rPr>
               <w:t>抱怨了</w:t>
@@ -2266,7 +2311,7 @@
               <w:rPr>
                 <w:rFonts w:ascii="Calibri" w:hAnsi="Calibri" w:eastAsia="微软雅黑"/>
                 <w:b/>
-                <w:color w:val="5EEAD4"/>
+                <w:color w:val="FCA5A5"/>
                 <w:sz w:val="26"/>
               </w:rPr>
               <w:t>hefty</w:t>
@@ -2284,7 +2329,7 @@
               <w:rPr>
                 <w:rFonts w:ascii="Calibri" w:hAnsi="Calibri" w:eastAsia="微软雅黑"/>
                 <w:b/>
-                <w:color w:val="FCA5A5"/>
+                <w:color w:val="FBBF24"/>
                 <w:sz w:val="26"/>
               </w:rPr>
               <w:t>upkeep</w:t>
@@ -2333,7 +2378,7 @@
               <w:rPr>
                 <w:rFonts w:ascii="Calibri" w:hAnsi="Calibri" w:eastAsia="微软雅黑"/>
                 <w:b/>
-                <w:color w:val="5EEAD4"/>
+                <w:color w:val="FCA5A5"/>
                 <w:sz w:val="21"/>
               </w:rPr>
               <w:t>高昂的</w:t>
@@ -2351,7 +2396,7 @@
               <w:rPr>
                 <w:rFonts w:ascii="Calibri" w:hAnsi="Calibri" w:eastAsia="微软雅黑"/>
                 <w:b/>
-                <w:color w:val="FCA5A5"/>
+                <w:color w:val="FBBF24"/>
                 <w:sz w:val="21"/>
               </w:rPr>
               <w:t>维护</w:t>
@@ -2447,7 +2492,7 @@
               <w:rPr>
                 <w:rFonts w:ascii="Calibri" w:hAnsi="Calibri" w:eastAsia="微软雅黑"/>
                 <w:b/>
-                <w:color w:val="FBBF24"/>
+                <w:color w:val="38BDF8"/>
                 <w:sz w:val="26"/>
               </w:rPr>
               <w:t>businessman</w:t>
@@ -2465,7 +2510,7 @@
               <w:rPr>
                 <w:rFonts w:ascii="Calibri" w:hAnsi="Calibri" w:eastAsia="微软雅黑"/>
                 <w:b/>
-                <w:color w:val="38BDF8"/>
+                <w:color w:val="F472B6"/>
                 <w:sz w:val="26"/>
               </w:rPr>
               <w:t>impatient</w:t>
@@ -2483,7 +2528,7 @@
               <w:rPr>
                 <w:rFonts w:ascii="Calibri" w:hAnsi="Calibri" w:eastAsia="微软雅黑"/>
                 <w:b/>
-                <w:color w:val="F472B6"/>
+                <w:color w:val="BEF264"/>
                 <w:sz w:val="26"/>
               </w:rPr>
               <w:t>foothold</w:t>
@@ -2572,7 +2617,7 @@
               <w:rPr>
                 <w:rFonts w:ascii="Calibri" w:hAnsi="Calibri" w:eastAsia="微软雅黑"/>
                 <w:b/>
-                <w:color w:val="38BDF8"/>
+                <w:color w:val="F472B6"/>
                 <w:sz w:val="21"/>
               </w:rPr>
               <w:t>迫不及待地</w:t>
@@ -2608,7 +2653,7 @@
               <w:rPr>
                 <w:rFonts w:ascii="Calibri" w:hAnsi="Calibri" w:eastAsia="微软雅黑"/>
                 <w:b/>
-                <w:color w:val="F472B6"/>
+                <w:color w:val="BEF264"/>
                 <w:sz w:val="21"/>
               </w:rPr>
               <w:t>脚跟</w:t>
@@ -2644,7 +2689,7 @@
               <w:rPr>
                 <w:rFonts w:ascii="Calibri" w:hAnsi="Calibri" w:eastAsia="微软雅黑"/>
                 <w:b/>
-                <w:color w:val="FBBF24"/>
+                <w:color w:val="38BDF8"/>
                 <w:sz w:val="21"/>
               </w:rPr>
               <w:t>生意人</w:t>
@@ -2748,7 +2793,7 @@
               <w:rPr>
                 <w:rFonts w:ascii="Calibri" w:hAnsi="Calibri" w:eastAsia="微软雅黑"/>
                 <w:b/>
-                <w:color w:val="BEF264"/>
+                <w:color w:val="C4B5FD"/>
                 <w:sz w:val="26"/>
               </w:rPr>
               <w:t>intimated</w:t>
@@ -2777,7 +2822,7 @@
               <w:rPr>
                 <w:rFonts w:ascii="Calibri" w:hAnsi="Calibri" w:eastAsia="微软雅黑"/>
                 <w:b/>
-                <w:color w:val="C4B5FD"/>
+                <w:color w:val="FB923C"/>
                 <w:sz w:val="26"/>
               </w:rPr>
               <w:t>civil-service</w:t>
@@ -2795,7 +2840,7 @@
               <w:rPr>
                 <w:rFonts w:ascii="Calibri" w:hAnsi="Calibri" w:eastAsia="微软雅黑"/>
                 <w:b/>
-                <w:color w:val="FB923C"/>
+                <w:color w:val="5EEAD4"/>
                 <w:sz w:val="26"/>
               </w:rPr>
               <w:t>remuneration</w:t>
@@ -2824,7 +2869,7 @@
               <w:rPr>
                 <w:rFonts w:ascii="Calibri" w:hAnsi="Calibri" w:eastAsia="微软雅黑"/>
                 <w:b/>
-                <w:color w:val="5EEAD4"/>
+                <w:color w:val="FCA5A5"/>
                 <w:sz w:val="26"/>
               </w:rPr>
               <w:t>supplementing</w:t>
@@ -2873,7 +2918,7 @@
               <w:rPr>
                 <w:rFonts w:ascii="Calibri" w:hAnsi="Calibri" w:eastAsia="微软雅黑"/>
                 <w:b/>
-                <w:color w:val="BEF264"/>
+                <w:color w:val="C4B5FD"/>
                 <w:sz w:val="21"/>
               </w:rPr>
               <w:t>暗示</w:t>
@@ -2920,7 +2965,7 @@
               <w:rPr>
                 <w:rFonts w:ascii="Calibri" w:hAnsi="Calibri" w:eastAsia="微软雅黑"/>
                 <w:b/>
-                <w:color w:val="C4B5FD"/>
+                <w:color w:val="FB923C"/>
                 <w:sz w:val="21"/>
               </w:rPr>
               <w:t>公务员</w:t>
@@ -2938,7 +2983,7 @@
               <w:rPr>
                 <w:rFonts w:ascii="Calibri" w:hAnsi="Calibri" w:eastAsia="微软雅黑"/>
                 <w:b/>
-                <w:color w:val="FB923C"/>
+                <w:color w:val="5EEAD4"/>
                 <w:sz w:val="21"/>
               </w:rPr>
               <w:t>薪酬</w:t>
@@ -2976,7 +3021,7 @@
               <w:rPr>
                 <w:rFonts w:ascii="Calibri" w:hAnsi="Calibri" w:eastAsia="微软雅黑"/>
                 <w:b/>
-                <w:color w:val="5EEAD4"/>
+                <w:color w:val="FCA5A5"/>
                 <w:sz w:val="21"/>
               </w:rPr>
               <w:t>补贴</w:t>
@@ -3049,7 +3094,7 @@
               <w:rPr>
                 <w:rFonts w:ascii="Calibri" w:hAnsi="Calibri" w:eastAsia="微软雅黑"/>
                 <w:b/>
-                <w:color w:val="FCA5A5"/>
+                <w:color w:val="FBBF24"/>
                 <w:sz w:val="26"/>
               </w:rPr>
               <w:t>additional</w:t>
@@ -3067,7 +3112,7 @@
               <w:rPr>
                 <w:rFonts w:ascii="Calibri" w:hAnsi="Calibri" w:eastAsia="微软雅黑"/>
                 <w:b/>
-                <w:color w:val="FBBF24"/>
+                <w:color w:val="38BDF8"/>
                 <w:sz w:val="26"/>
               </w:rPr>
               <w:t>bribe</w:t>
@@ -3116,7 +3161,7 @@
               <w:rPr>
                 <w:rFonts w:ascii="Calibri" w:hAnsi="Calibri" w:eastAsia="微软雅黑"/>
                 <w:b/>
-                <w:color w:val="FCA5A5"/>
+                <w:color w:val="FBBF24"/>
                 <w:sz w:val="21"/>
               </w:rPr>
               <w:t>另外</w:t>
@@ -3152,7 +3197,7 @@
               <w:rPr>
                 <w:rFonts w:ascii="Calibri" w:hAnsi="Calibri" w:eastAsia="微软雅黑"/>
                 <w:b/>
-                <w:color w:val="FBBF24"/>
+                <w:color w:val="38BDF8"/>
                 <w:sz w:val="21"/>
               </w:rPr>
               <w:t>贿赂</w:t>
@@ -3216,7 +3261,7 @@
               <w:rPr>
                 <w:rFonts w:ascii="Calibri" w:hAnsi="Calibri" w:eastAsia="微软雅黑"/>
                 <w:b/>
-                <w:color w:val="38BDF8"/>
+                <w:color w:val="F472B6"/>
                 <w:sz w:val="26"/>
               </w:rPr>
               <w:t>takings</w:t>
@@ -3265,7 +3310,7 @@
               <w:rPr>
                 <w:rFonts w:ascii="Calibri" w:hAnsi="Calibri" w:eastAsia="微软雅黑"/>
                 <w:b/>
-                <w:color w:val="38BDF8"/>
+                <w:color w:val="F472B6"/>
                 <w:sz w:val="21"/>
               </w:rPr>
               <w:t>进账</w:t>
@@ -3345,7 +3390,7 @@
               <w:rPr>
                 <w:rFonts w:ascii="Calibri" w:hAnsi="Calibri" w:eastAsia="微软雅黑"/>
                 <w:b/>
-                <w:color w:val="F472B6"/>
+                <w:color w:val="BEF264"/>
                 <w:sz w:val="26"/>
               </w:rPr>
               <w:t>Fleeced</w:t>
@@ -3374,7 +3419,7 @@
               <w:rPr>
                 <w:rFonts w:ascii="Calibri" w:hAnsi="Calibri" w:eastAsia="微软雅黑"/>
                 <w:b/>
-                <w:color w:val="BEF264"/>
+                <w:color w:val="C4B5FD"/>
                 <w:sz w:val="26"/>
               </w:rPr>
               <w:t>ashamed</w:t>
@@ -3423,7 +3468,7 @@
               <w:rPr>
                 <w:rFonts w:ascii="Calibri" w:hAnsi="Calibri" w:eastAsia="微软雅黑"/>
                 <w:b/>
-                <w:color w:val="F472B6"/>
+                <w:color w:val="BEF264"/>
                 <w:sz w:val="21"/>
               </w:rPr>
               <w:t>骗走</w:t>
@@ -3479,7 +3524,7 @@
               <w:rPr>
                 <w:rFonts w:ascii="Calibri" w:hAnsi="Calibri" w:eastAsia="微软雅黑"/>
                 <w:b/>
-                <w:color w:val="BEF264"/>
+                <w:color w:val="C4B5FD"/>
                 <w:sz w:val="21"/>
               </w:rPr>
               <w:t>羞于</w:t>
@@ -3584,7 +3629,7 @@
               <w:rPr>
                 <w:rFonts w:ascii="Calibri" w:hAnsi="Calibri" w:eastAsia="微软雅黑"/>
                 <w:b/>
-                <w:color w:val="C4B5FD"/>
+                <w:color w:val="FB923C"/>
                 <w:sz w:val="26"/>
               </w:rPr>
               <w:t>quietly</w:t>
@@ -3635,7 +3680,7 @@
               <w:rPr>
                 <w:rFonts w:ascii="Calibri" w:hAnsi="Calibri" w:eastAsia="微软雅黑"/>
                 <w:b/>
-                <w:color w:val="C4B5FD"/>
+                <w:color w:val="FB923C"/>
                 <w:sz w:val="21"/>
               </w:rPr>
               <w:t>默默地</w:t>
@@ -3708,7 +3753,7 @@
               <w:rPr>
                 <w:rFonts w:ascii="Calibri" w:hAnsi="Calibri" w:eastAsia="微软雅黑"/>
                 <w:b/>
-                <w:color w:val="FB923C"/>
+                <w:color w:val="5EEAD4"/>
                 <w:sz w:val="26"/>
               </w:rPr>
               <w:t>whisper</w:t>
@@ -3726,7 +3771,7 @@
               <w:rPr>
                 <w:rFonts w:ascii="Calibri" w:hAnsi="Calibri" w:eastAsia="微软雅黑"/>
                 <w:b/>
-                <w:color w:val="5EEAD4"/>
+                <w:color w:val="FCA5A5"/>
                 <w:sz w:val="26"/>
               </w:rPr>
               <w:t>deceit</w:t>
@@ -3775,7 +3820,7 @@
               <w:rPr>
                 <w:rFonts w:ascii="Calibri" w:hAnsi="Calibri" w:eastAsia="微软雅黑"/>
                 <w:b/>
-                <w:color w:val="5EEAD4"/>
+                <w:color w:val="FCA5A5"/>
                 <w:sz w:val="21"/>
               </w:rPr>
               <w:t>骗局</w:t>
@@ -3811,7 +3856,7 @@
               <w:rPr>
                 <w:rFonts w:ascii="Calibri" w:hAnsi="Calibri" w:eastAsia="微软雅黑"/>
                 <w:b/>
-                <w:color w:val="FB923C"/>
+                <w:color w:val="5EEAD4"/>
                 <w:sz w:val="21"/>
               </w:rPr>
               <w:t>风声</w:t>
@@ -3911,7 +3956,7 @@
               <w:rPr>
                 <w:rFonts w:ascii="Calibri" w:hAnsi="Calibri" w:eastAsia="微软雅黑"/>
                 <w:b/>
-                <w:color w:val="FCA5A5"/>
+                <w:color w:val="FBBF24"/>
                 <w:sz w:val="26"/>
               </w:rPr>
               <w:t>gall</w:t>
@@ -3929,7 +3974,7 @@
               <w:rPr>
                 <w:rFonts w:ascii="Calibri" w:hAnsi="Calibri" w:eastAsia="微软雅黑"/>
                 <w:b/>
-                <w:color w:val="FBBF24"/>
+                <w:color w:val="38BDF8"/>
                 <w:sz w:val="26"/>
               </w:rPr>
               <w:t>reappear</w:t>
@@ -3989,7 +4034,7 @@
               <w:rPr>
                 <w:rFonts w:ascii="Calibri" w:hAnsi="Calibri" w:eastAsia="微软雅黑"/>
                 <w:b/>
-                <w:color w:val="FCA5A5"/>
+                <w:color w:val="FBBF24"/>
                 <w:sz w:val="21"/>
               </w:rPr>
               <w:t>厚着脸皮</w:t>
@@ -4025,7 +4070,7 @@
               <w:rPr>
                 <w:rFonts w:ascii="Calibri" w:hAnsi="Calibri" w:eastAsia="微软雅黑"/>
                 <w:b/>
-                <w:color w:val="FBBF24"/>
+                <w:color w:val="38BDF8"/>
                 <w:sz w:val="21"/>
               </w:rPr>
               <w:t>露面</w:t>
@@ -4098,7 +4143,7 @@
               <w:rPr>
                 <w:rFonts w:ascii="Calibri" w:hAnsi="Calibri" w:eastAsia="微软雅黑"/>
                 <w:b/>
-                <w:color w:val="38BDF8"/>
+                <w:color w:val="F472B6"/>
                 <w:sz w:val="26"/>
               </w:rPr>
               <w:t>encore</w:t>
@@ -4116,7 +4161,7 @@
               <w:rPr>
                 <w:rFonts w:ascii="Calibri" w:hAnsi="Calibri" w:eastAsia="微软雅黑"/>
                 <w:b/>
-                <w:color w:val="F472B6"/>
+                <w:color w:val="BEF264"/>
                 <w:sz w:val="26"/>
               </w:rPr>
               <w:t>script</w:t>
@@ -4165,7 +4210,7 @@
               <w:rPr>
                 <w:rFonts w:ascii="Calibri" w:hAnsi="Calibri" w:eastAsia="微软雅黑"/>
                 <w:b/>
-                <w:color w:val="38BDF8"/>
+                <w:color w:val="F472B6"/>
                 <w:sz w:val="21"/>
               </w:rPr>
               <w:t>重演</w:t>
@@ -4201,7 +4246,7 @@
               <w:rPr>
                 <w:rFonts w:ascii="Calibri" w:hAnsi="Calibri" w:eastAsia="微软雅黑"/>
                 <w:b/>
-                <w:color w:val="F472B6"/>
+                <w:color w:val="BEF264"/>
                 <w:sz w:val="21"/>
               </w:rPr>
               <w:t>剧本</w:t>
@@ -4322,7 +4367,7 @@
               <w:rPr>
                 <w:rFonts w:ascii="Calibri" w:hAnsi="Calibri" w:eastAsia="微软雅黑"/>
                 <w:b/>
-                <w:color w:val="BEF264"/>
+                <w:color w:val="C4B5FD"/>
                 <w:sz w:val="26"/>
               </w:rPr>
               <w:t>distrustful</w:t>
@@ -4422,7 +4467,7 @@
               <w:rPr>
                 <w:rFonts w:ascii="Calibri" w:hAnsi="Calibri" w:eastAsia="微软雅黑"/>
                 <w:b/>
-                <w:color w:val="BEF264"/>
+                <w:color w:val="C4B5FD"/>
                 <w:sz w:val="21"/>
               </w:rPr>
               <w:t>疑心</w:t>
@@ -4508,7 +4553,7 @@
               <w:rPr>
                 <w:rFonts w:ascii="Calibri" w:hAnsi="Calibri" w:eastAsia="微软雅黑"/>
                 <w:b/>
-                <w:color w:val="C4B5FD"/>
+                <w:color w:val="FB923C"/>
                 <w:sz w:val="26"/>
               </w:rPr>
               <w:t>affair</w:t>
@@ -4557,7 +4602,7 @@
               <w:rPr>
                 <w:rFonts w:ascii="Calibri" w:hAnsi="Calibri" w:eastAsia="微软雅黑"/>
                 <w:b/>
-                <w:color w:val="FB923C"/>
+                <w:color w:val="5EEAD4"/>
                 <w:sz w:val="26"/>
               </w:rPr>
               <w:t>getaway</w:t>
@@ -4606,7 +4651,7 @@
               <w:rPr>
                 <w:rFonts w:ascii="Calibri" w:hAnsi="Calibri" w:eastAsia="微软雅黑"/>
                 <w:b/>
-                <w:color w:val="C4B5FD"/>
+                <w:color w:val="FB923C"/>
                 <w:sz w:val="21"/>
               </w:rPr>
               <w:t>事件</w:t>
@@ -4664,7 +4709,7 @@
               <w:rPr>
                 <w:rFonts w:ascii="Calibri" w:hAnsi="Calibri" w:eastAsia="微软雅黑"/>
                 <w:b/>
-                <w:color w:val="FB923C"/>
+                <w:color w:val="5EEAD4"/>
                 <w:sz w:val="21"/>
               </w:rPr>
               <w:t>逃之夭夭</w:t>
@@ -4765,7 +4810,7 @@
               <w:rPr>
                 <w:rFonts w:ascii="Calibri" w:hAnsi="Calibri" w:eastAsia="微软雅黑"/>
                 <w:b/>
-                <w:color w:val="5EEAD4"/>
+                <w:color w:val="FCA5A5"/>
                 <w:sz w:val="26"/>
               </w:rPr>
               <w:t>fairy tale</w:t>
@@ -4834,7 +4879,7 @@
               <w:rPr>
                 <w:rFonts w:ascii="Calibri" w:hAnsi="Calibri" w:eastAsia="微软雅黑"/>
                 <w:b/>
-                <w:color w:val="5EEAD4"/>
+                <w:color w:val="FCA5A5"/>
                 <w:sz w:val="21"/>
               </w:rPr>
               <w:t>童话</w:t>
@@ -4920,7 +4965,7 @@
               <w:rPr>
                 <w:rFonts w:ascii="Calibri" w:hAnsi="Calibri" w:eastAsia="微软雅黑"/>
                 <w:b/>
-                <w:color w:val="FCA5A5"/>
+                <w:color w:val="FBBF24"/>
                 <w:sz w:val="26"/>
               </w:rPr>
               <w:t>fake</w:t>
@@ -4989,7 +5034,7 @@
               <w:rPr>
                 <w:rFonts w:ascii="Calibri" w:hAnsi="Calibri" w:eastAsia="微软雅黑"/>
                 <w:b/>
-                <w:color w:val="FCA5A5"/>
+                <w:color w:val="FBBF24"/>
                 <w:sz w:val="21"/>
               </w:rPr>
               <w:t>假冒的</w:t>
@@ -5073,7 +5118,7 @@
               <w:rPr>
                 <w:rFonts w:ascii="Calibri" w:hAnsi="Calibri" w:eastAsia="微软雅黑"/>
                 <w:b/>
-                <w:color w:val="FBBF24"/>
+                <w:color w:val="38BDF8"/>
                 <w:sz w:val="26"/>
               </w:rPr>
               <w:t>detention</w:t>
@@ -5111,7 +5156,7 @@
               <w:rPr>
                 <w:rFonts w:ascii="Calibri" w:hAnsi="Calibri" w:eastAsia="微软雅黑"/>
                 <w:b/>
-                <w:color w:val="38BDF8"/>
+                <w:color w:val="F472B6"/>
                 <w:sz w:val="26"/>
               </w:rPr>
               <w:t>recaptured</w:t>
@@ -5149,7 +5194,7 @@
               <w:rPr>
                 <w:rFonts w:ascii="Calibri" w:hAnsi="Calibri" w:eastAsia="微软雅黑"/>
                 <w:b/>
-                <w:color w:val="F472B6"/>
+                <w:color w:val="BEF264"/>
                 <w:sz w:val="26"/>
               </w:rPr>
               <w:t>penal</w:t>
@@ -5198,7 +5243,7 @@
               <w:rPr>
                 <w:rFonts w:ascii="Calibri" w:hAnsi="Calibri" w:eastAsia="微软雅黑"/>
                 <w:b/>
-                <w:color w:val="FBBF24"/>
+                <w:color w:val="38BDF8"/>
                 <w:sz w:val="21"/>
               </w:rPr>
               <w:t>拘留所</w:t>
@@ -5254,7 +5299,7 @@
               <w:rPr>
                 <w:rFonts w:ascii="Calibri" w:hAnsi="Calibri" w:eastAsia="微软雅黑"/>
                 <w:b/>
-                <w:color w:val="38BDF8"/>
+                <w:color w:val="F472B6"/>
                 <w:sz w:val="21"/>
               </w:rPr>
               <w:t>抓回</w:t>
@@ -5301,7 +5346,7 @@
               <w:rPr>
                 <w:rFonts w:ascii="Calibri" w:hAnsi="Calibri" w:eastAsia="微软雅黑"/>
                 <w:b/>
-                <w:color w:val="F472B6"/>
+                <w:color w:val="BEF264"/>
                 <w:sz w:val="21"/>
               </w:rPr>
               <w:t>监狱</w:t>
@@ -5501,7 +5546,7 @@
               <w:rPr>
                 <w:rFonts w:ascii="Calibri" w:hAnsi="Calibri" w:eastAsia="微软雅黑"/>
                 <w:b/>
-                <w:color w:val="BEF264"/>
+                <w:color w:val="C4B5FD"/>
                 <w:sz w:val="26"/>
               </w:rPr>
               <w:t>mum</w:t>
@@ -5563,7 +5608,7 @@
               <w:rPr>
                 <w:rFonts w:ascii="Calibri" w:hAnsi="Calibri" w:eastAsia="微软雅黑"/>
                 <w:b/>
-                <w:color w:val="BEF264"/>
+                <w:color w:val="C4B5FD"/>
                 <w:sz w:val="21"/>
               </w:rPr>
               <w:t>闭口不言</w:t>

--- a/视频/对照文本/21-文本.docx
+++ b/视频/对照文本/21-文本.docx
@@ -2015,7 +2015,7 @@
                 <w:color w:val="AAC4B6"/>
                 <w:sz w:val="21"/>
               </w:rPr>
-              <w:t>他那些</w:t>
+              <w:t>他的那些</w:t>
             </w:r>
             <w:r>
               <w:rPr>
@@ -2033,7 +2033,7 @@
                 <w:color w:val="C4B5FD"/>
                 <w:sz w:val="21"/>
               </w:rPr>
-              <w:t>部门的</w:t>
+              <w:t>部长的</w:t>
             </w:r>
             <w:r>
               <w:rPr>

--- a/视频/对照文本/21-文本.docx
+++ b/视频/对照文本/21-文本.docx
@@ -2212,7 +2212,7 @@
                 <w:color w:val="AAC4B6"/>
                 <w:sz w:val="21"/>
               </w:rPr>
-              <w:t>他读到过一篇报道，</w:t>
+              <w:t>他曾读到过报纸上的一篇文章，</w:t>
             </w:r>
           </w:p>
         </w:tc>
@@ -2232,7 +2232,7 @@
                 <w:color w:val="AAC4B6"/>
                 <w:sz w:val="21"/>
               </w:rPr>
-              <w:t>当局在文中</w:t>
+              <w:t>文中当局</w:t>
             </w:r>
             <w:r>
               <w:rPr>
@@ -2250,7 +2250,7 @@
                 <w:color w:val="5EEAD4"/>
                 <w:sz w:val="21"/>
               </w:rPr>
-              <w:t>抱怨了</w:t>
+              <w:t>哀叹</w:t>
             </w:r>
           </w:p>
         </w:tc>
@@ -2378,10 +2378,10 @@
               <w:rPr>
                 <w:rFonts w:ascii="Calibri" w:hAnsi="Calibri" w:eastAsia="微软雅黑"/>
                 <w:b/>
-                <w:color w:val="FCA5A5"/>
+                <w:color w:val="FBBF24"/>
                 <w:sz w:val="21"/>
               </w:rPr>
-              <w:t>高昂的</w:t>
+              <w:t>维护</w:t>
             </w:r>
             <w:r>
               <w:rPr>
@@ -2395,20 +2395,11 @@
             <w:r>
               <w:rPr>
                 <w:rFonts w:ascii="Calibri" w:hAnsi="Calibri" w:eastAsia="微软雅黑"/>
-                <w:b/>
-                <w:color w:val="FBBF24"/>
-                <w:sz w:val="21"/>
-              </w:rPr>
-              <w:t>维护</w:t>
-            </w:r>
-            <w:r>
-              <w:rPr>
-                <w:rFonts w:ascii="Calibri" w:hAnsi="Calibri" w:eastAsia="微软雅黑"/>
                 <w:b w:val="0"/>
                 <w:color w:val="AAC4B6"/>
                 <w:sz w:val="21"/>
               </w:rPr>
-              <w:t xml:space="preserve"> </w:t>
+              <w:t>费用</w:t>
             </w:r>
             <w:r>
               <w:rPr>
@@ -2417,7 +2408,25 @@
                 <w:color w:val="AAC4B6"/>
                 <w:sz w:val="21"/>
               </w:rPr>
-              <w:t>费用。</w:t>
+              <w:t xml:space="preserve"> </w:t>
+            </w:r>
+            <w:r>
+              <w:rPr>
+                <w:rFonts w:ascii="Calibri" w:hAnsi="Calibri" w:eastAsia="微软雅黑"/>
+                <w:b/>
+                <w:color w:val="FCA5A5"/>
+                <w:sz w:val="21"/>
+              </w:rPr>
+              <w:t>高昂</w:t>
+            </w:r>
+            <w:r>
+              <w:rPr>
+                <w:rFonts w:ascii="Calibri" w:hAnsi="Calibri" w:eastAsia="微软雅黑"/>
+                <w:b w:val="0"/>
+                <w:color w:val="AAC4B6"/>
+                <w:sz w:val="21"/>
+              </w:rPr>
+              <w:t>。</w:t>
             </w:r>
           </w:p>
         </w:tc>
@@ -2522,7 +2531,7 @@
                 <w:color w:val="F0F7F2"/>
                 <w:sz w:val="26"/>
               </w:rPr>
-              <w:t xml:space="preserve"> to gain a </w:t>
+              <w:t xml:space="preserve"> to </w:t>
             </w:r>
             <w:r>
               <w:rPr>
@@ -2531,7 +2540,7 @@
                 <w:color w:val="BEF264"/>
                 <w:sz w:val="26"/>
               </w:rPr>
-              <w:t>foothold</w:t>
+              <w:t>gain a foothold</w:t>
             </w:r>
             <w:r>
               <w:rPr>
@@ -2617,10 +2626,10 @@
               <w:rPr>
                 <w:rFonts w:ascii="Calibri" w:hAnsi="Calibri" w:eastAsia="微软雅黑"/>
                 <w:b/>
-                <w:color w:val="F472B6"/>
+                <w:color w:val="38BDF8"/>
                 <w:sz w:val="21"/>
               </w:rPr>
-              <w:t>迫不及待地</w:t>
+              <w:t>生意人</w:t>
             </w:r>
             <w:r>
               <w:rPr>
@@ -2629,7 +2638,16 @@
                 <w:color w:val="AAC4B6"/>
                 <w:sz w:val="21"/>
               </w:rPr>
-              <w:t xml:space="preserve"> </w:t>
+              <w:t>，</w:t>
+            </w:r>
+            <w:r>
+              <w:rPr>
+                <w:rFonts w:ascii="Calibri" w:hAnsi="Calibri" w:eastAsia="微软雅黑"/>
+                <w:b/>
+                <w:color w:val="F472B6"/>
+                <w:sz w:val="21"/>
+              </w:rPr>
+              <w:t>迫不及待地</w:t>
             </w:r>
             <w:r>
               <w:rPr>
@@ -2638,7 +2656,7 @@
                 <w:color w:val="AAC4B6"/>
                 <w:sz w:val="21"/>
               </w:rPr>
-              <w:t>想在巴黎站稳</w:t>
+              <w:t xml:space="preserve"> </w:t>
             </w:r>
             <w:r>
               <w:rPr>
@@ -2647,6 +2665,15 @@
                 <w:color w:val="AAC4B6"/>
                 <w:sz w:val="21"/>
               </w:rPr>
+              <w:t>想在巴黎</w:t>
+            </w:r>
+            <w:r>
+              <w:rPr>
+                <w:rFonts w:ascii="Calibri" w:hAnsi="Calibri" w:eastAsia="微软雅黑"/>
+                <w:b w:val="0"/>
+                <w:color w:val="AAC4B6"/>
+                <w:sz w:val="21"/>
+              </w:rPr>
               <w:t xml:space="preserve"> </w:t>
             </w:r>
             <w:r>
@@ -2656,43 +2683,7 @@
                 <w:color w:val="BEF264"/>
                 <w:sz w:val="21"/>
               </w:rPr>
-              <w:t>脚跟</w:t>
-            </w:r>
-            <w:r>
-              <w:rPr>
-                <w:rFonts w:ascii="Calibri" w:hAnsi="Calibri" w:eastAsia="微软雅黑"/>
-                <w:b w:val="0"/>
-                <w:color w:val="AAC4B6"/>
-                <w:sz w:val="21"/>
-              </w:rPr>
-              <w:t xml:space="preserve"> </w:t>
-            </w:r>
-            <w:r>
-              <w:rPr>
-                <w:rFonts w:ascii="Calibri" w:hAnsi="Calibri" w:eastAsia="微软雅黑"/>
-                <w:b w:val="0"/>
-                <w:color w:val="AAC4B6"/>
-                <w:sz w:val="21"/>
-              </w:rPr>
-              <w:t>的</w:t>
-            </w:r>
-            <w:r>
-              <w:rPr>
-                <w:rFonts w:ascii="Calibri" w:hAnsi="Calibri" w:eastAsia="微软雅黑"/>
-                <w:b w:val="0"/>
-                <w:color w:val="AAC4B6"/>
-                <w:sz w:val="21"/>
-              </w:rPr>
-              <w:t xml:space="preserve"> </w:t>
-            </w:r>
-            <w:r>
-              <w:rPr>
-                <w:rFonts w:ascii="Calibri" w:hAnsi="Calibri" w:eastAsia="微软雅黑"/>
-                <w:b/>
-                <w:color w:val="38BDF8"/>
-                <w:sz w:val="21"/>
-              </w:rPr>
-              <w:t>生意人</w:t>
+              <w:t>拥有一席之地</w:t>
             </w:r>
             <w:r>
               <w:rPr>
@@ -2721,7 +2712,7 @@
                 <w:color w:val="AAC4B6"/>
                 <w:sz w:val="21"/>
               </w:rPr>
-              <w:t>中了标。</w:t>
+              <w:t>中标了。</w:t>
             </w:r>
           </w:p>
         </w:tc>
@@ -3146,7 +3137,7 @@
                 <w:color w:val="AAC4B6"/>
                 <w:sz w:val="21"/>
               </w:rPr>
-              <w:t>普瓦松便</w:t>
+              <w:t>普瓦松然后付了一笔</w:t>
             </w:r>
             <w:r>
               <w:rPr>
@@ -3164,25 +3155,7 @@
                 <w:color w:val="FBBF24"/>
                 <w:sz w:val="21"/>
               </w:rPr>
-              <w:t>另外</w:t>
-            </w:r>
-            <w:r>
-              <w:rPr>
-                <w:rFonts w:ascii="Calibri" w:hAnsi="Calibri" w:eastAsia="微软雅黑"/>
-                <w:b w:val="0"/>
-                <w:color w:val="AAC4B6"/>
-                <w:sz w:val="21"/>
-              </w:rPr>
-              <w:t xml:space="preserve"> </w:t>
-            </w:r>
-            <w:r>
-              <w:rPr>
-                <w:rFonts w:ascii="Calibri" w:hAnsi="Calibri" w:eastAsia="微软雅黑"/>
-                <w:b w:val="0"/>
-                <w:color w:val="AAC4B6"/>
-                <w:sz w:val="21"/>
-              </w:rPr>
-              <w:t>付了一笔</w:t>
+              <w:t>额外的</w:t>
             </w:r>
             <w:r>
               <w:rPr>
@@ -3489,7 +3462,7 @@
                 <w:color w:val="AAC4B6"/>
                 <w:sz w:val="21"/>
               </w:rPr>
-              <w:t>钱财、</w:t>
+              <w:t>钱财，</w:t>
             </w:r>
           </w:p>
         </w:tc>
@@ -3509,7 +3482,7 @@
                 <w:color w:val="AAC4B6"/>
                 <w:sz w:val="21"/>
               </w:rPr>
-              <w:t>又</w:t>
+              <w:t>又实在太</w:t>
             </w:r>
             <w:r>
               <w:rPr>
@@ -3527,7 +3500,7 @@
                 <w:color w:val="C4B5FD"/>
                 <w:sz w:val="21"/>
               </w:rPr>
-              <w:t>羞于</w:t>
+              <w:t>丢人</w:t>
             </w:r>
             <w:r>
               <w:rPr>
@@ -3536,7 +3509,16 @@
                 <w:color w:val="AAC4B6"/>
                 <w:sz w:val="21"/>
               </w:rPr>
-              <w:t xml:space="preserve"> </w:t>
+              <w:t>、</w:t>
+            </w:r>
+            <w:r>
+              <w:rPr>
+                <w:rFonts w:ascii="Calibri" w:hAnsi="Calibri" w:eastAsia="微软雅黑"/>
+                <w:b/>
+                <w:color w:val="C4B5FD"/>
+                <w:sz w:val="21"/>
+              </w:rPr>
+              <w:t>没脸</w:t>
             </w:r>
             <w:r>
               <w:rPr>
@@ -3545,7 +3527,16 @@
                 <w:color w:val="AAC4B6"/>
                 <w:sz w:val="21"/>
               </w:rPr>
-              <w:t>报警的</w:t>
+              <w:t xml:space="preserve"> </w:t>
+            </w:r>
+            <w:r>
+              <w:rPr>
+                <w:rFonts w:ascii="Calibri" w:hAnsi="Calibri" w:eastAsia="微软雅黑"/>
+                <w:b w:val="0"/>
+                <w:color w:val="AAC4B6"/>
+                <w:sz w:val="21"/>
+              </w:rPr>
+              <w:t>去报警，</w:t>
             </w:r>
           </w:p>
         </w:tc>
@@ -3679,11 +3670,29 @@
             <w:r>
               <w:rPr>
                 <w:rFonts w:ascii="Calibri" w:hAnsi="Calibri" w:eastAsia="微软雅黑"/>
+                <w:b w:val="0"/>
+                <w:color w:val="AAC4B6"/>
+                <w:sz w:val="21"/>
+              </w:rPr>
+              <w:t>只能</w:t>
+            </w:r>
+            <w:r>
+              <w:rPr>
+                <w:rFonts w:ascii="Calibri" w:hAnsi="Calibri" w:eastAsia="微软雅黑"/>
+                <w:b w:val="0"/>
+                <w:color w:val="AAC4B6"/>
+                <w:sz w:val="21"/>
+              </w:rPr>
+              <w:t xml:space="preserve"> </w:t>
+            </w:r>
+            <w:r>
+              <w:rPr>
+                <w:rFonts w:ascii="Calibri" w:hAnsi="Calibri" w:eastAsia="微软雅黑"/>
                 <w:b/>
                 <w:color w:val="FB923C"/>
                 <w:sz w:val="21"/>
               </w:rPr>
-              <w:t>默默地</w:t>
+              <w:t>默默</w:t>
             </w:r>
             <w:r>
               <w:rPr>
@@ -3701,7 +3710,7 @@
                 <w:color w:val="AAC4B6"/>
                 <w:sz w:val="21"/>
               </w:rPr>
-              <w:t>吞下了这笔损失。</w:t>
+              <w:t>咽下这笔损失。</w:t>
             </w:r>
           </w:p>
         </w:tc>
@@ -3950,7 +3959,7 @@
                 <w:color w:val="F0F7F2"/>
                 <w:sz w:val="26"/>
               </w:rPr>
-              <w:t xml:space="preserve">Lustig had the </w:t>
+              <w:t xml:space="preserve">Lustig </w:t>
             </w:r>
             <w:r>
               <w:rPr>
@@ -3959,7 +3968,7 @@
                 <w:color w:val="FBBF24"/>
                 <w:sz w:val="26"/>
               </w:rPr>
-              <w:t>gall</w:t>
+              <w:t>had the gall to</w:t>
             </w:r>
             <w:r>
               <w:rPr>
@@ -3968,7 +3977,7 @@
                 <w:color w:val="F0F7F2"/>
                 <w:sz w:val="26"/>
               </w:rPr>
-              <w:t xml:space="preserve"> to </w:t>
+              <w:t xml:space="preserve"> </w:t>
             </w:r>
             <w:r>
               <w:rPr>
@@ -4019,7 +4028,7 @@
                 <w:color w:val="AAC4B6"/>
                 <w:sz w:val="21"/>
               </w:rPr>
-              <w:t>卢斯蒂格竟</w:t>
+              <w:t>卢斯蒂格</w:t>
             </w:r>
             <w:r>
               <w:rPr>
@@ -4037,7 +4046,7 @@
                 <w:color w:val="FBBF24"/>
                 <w:sz w:val="21"/>
               </w:rPr>
-              <w:t>厚着脸皮</w:t>
+              <w:t>厚颜无耻地去</w:t>
             </w:r>
             <w:r>
               <w:rPr>
@@ -4051,29 +4060,11 @@
             <w:r>
               <w:rPr>
                 <w:rFonts w:ascii="Calibri" w:hAnsi="Calibri" w:eastAsia="微软雅黑"/>
-                <w:b w:val="0"/>
-                <w:color w:val="AAC4B6"/>
-                <w:sz w:val="21"/>
-              </w:rPr>
-              <w:t>又一次</w:t>
-            </w:r>
-            <w:r>
-              <w:rPr>
-                <w:rFonts w:ascii="Calibri" w:hAnsi="Calibri" w:eastAsia="微软雅黑"/>
-                <w:b w:val="0"/>
-                <w:color w:val="AAC4B6"/>
-                <w:sz w:val="21"/>
-              </w:rPr>
-              <w:t xml:space="preserve"> </w:t>
-            </w:r>
-            <w:r>
-              <w:rPr>
-                <w:rFonts w:ascii="Calibri" w:hAnsi="Calibri" w:eastAsia="微软雅黑"/>
                 <w:b/>
                 <w:color w:val="38BDF8"/>
                 <w:sz w:val="21"/>
               </w:rPr>
-              <w:t>露面</w:t>
+              <w:t>再一次出现</w:t>
             </w:r>
             <w:r>
               <w:rPr>
@@ -4195,7 +4186,7 @@
                 <w:color w:val="AAC4B6"/>
                 <w:sz w:val="21"/>
               </w:rPr>
-              <w:t>对另一批商人</w:t>
+              <w:t>对新的一批商人</w:t>
             </w:r>
             <w:r>
               <w:rPr>
@@ -4357,20 +4348,11 @@
             <w:r>
               <w:rPr>
                 <w:rFonts w:ascii="Calibri" w:hAnsi="Calibri" w:eastAsia="微软雅黑"/>
-                <w:b w:val="0"/>
-                <w:color w:val="F0F7F2"/>
-                <w:sz w:val="26"/>
-              </w:rPr>
-              <w:t xml:space="preserve">grew </w:t>
-            </w:r>
-            <w:r>
-              <w:rPr>
-                <w:rFonts w:ascii="Calibri" w:hAnsi="Calibri" w:eastAsia="微软雅黑"/>
                 <w:b/>
                 <w:color w:val="C4B5FD"/>
                 <w:sz w:val="26"/>
               </w:rPr>
-              <w:t>distrustful</w:t>
+              <w:t>grew distrustful</w:t>
             </w:r>
           </w:p>
         </w:tc>
@@ -4448,29 +4430,11 @@
             <w:r>
               <w:rPr>
                 <w:rFonts w:ascii="Calibri" w:hAnsi="Calibri" w:eastAsia="微软雅黑"/>
-                <w:b w:val="0"/>
-                <w:color w:val="AAC4B6"/>
-                <w:sz w:val="21"/>
-              </w:rPr>
-              <w:t>起了</w:t>
-            </w:r>
-            <w:r>
-              <w:rPr>
-                <w:rFonts w:ascii="Calibri" w:hAnsi="Calibri" w:eastAsia="微软雅黑"/>
-                <w:b w:val="0"/>
-                <w:color w:val="AAC4B6"/>
-                <w:sz w:val="21"/>
-              </w:rPr>
-              <w:t xml:space="preserve"> </w:t>
-            </w:r>
-            <w:r>
-              <w:rPr>
-                <w:rFonts w:ascii="Calibri" w:hAnsi="Calibri" w:eastAsia="微软雅黑"/>
                 <w:b/>
                 <w:color w:val="C4B5FD"/>
                 <w:sz w:val="21"/>
               </w:rPr>
-              <w:t>疑心</w:t>
+              <w:t>起了疑心</w:t>
             </w:r>
             <w:r>
               <w:rPr>
@@ -4505,6 +4469,22 @@
         </w:tc>
       </w:tr>
     </w:tbl>
+    <w:p>
+      <w:pPr>
+        <w:jc w:val="center"/>
+      </w:pPr>
+      <w:r>
+        <w:rPr>
+          <w:rFonts w:ascii="Calibri" w:hAnsi="Calibri" w:eastAsia="微软雅黑"/>
+          <w:b w:val="0"/>
+          <w:color w:val="AAC4B6"/>
+          <w:sz w:val="20"/>
+        </w:rPr>
+        <w:t>（distrustful of：怀疑…，对…不相信，认为…靠不住）</w:t>
+        <w:br/>
+        <w:t>（常与 of 连用，表示对……不信任或怀疑）</w:t>
+      </w:r>
+    </w:p>
     <w:p>
       <w:pPr>
         <w:spacing w:after="40"/>
@@ -4784,7 +4764,25 @@
                 <w:color w:val="F0F7F2"/>
                 <w:sz w:val="26"/>
               </w:rPr>
-              <w:t>The much-repeated second sale</w:t>
+              <w:t xml:space="preserve">The </w:t>
+            </w:r>
+            <w:r>
+              <w:rPr>
+                <w:rFonts w:ascii="Calibri" w:hAnsi="Calibri" w:eastAsia="微软雅黑"/>
+                <w:b/>
+                <w:color w:val="FCA5A5"/>
+                <w:sz w:val="26"/>
+              </w:rPr>
+              <w:t>much-repeated</w:t>
+            </w:r>
+            <w:r>
+              <w:rPr>
+                <w:rFonts w:ascii="Calibri" w:hAnsi="Calibri" w:eastAsia="微软雅黑"/>
+                <w:b w:val="0"/>
+                <w:color w:val="F0F7F2"/>
+                <w:sz w:val="26"/>
+              </w:rPr>
+              <w:t xml:space="preserve"> second sale</w:t>
             </w:r>
           </w:p>
         </w:tc>
@@ -4810,7 +4808,7 @@
               <w:rPr>
                 <w:rFonts w:ascii="Calibri" w:hAnsi="Calibri" w:eastAsia="微软雅黑"/>
                 <w:b/>
-                <w:color w:val="FCA5A5"/>
+                <w:color w:val="FBBF24"/>
                 <w:sz w:val="26"/>
               </w:rPr>
               <w:t>fairy tale</w:t>
@@ -4844,7 +4842,43 @@
                 <w:color w:val="AAC4B6"/>
                 <w:sz w:val="21"/>
               </w:rPr>
-              <w:t>那个流传甚广的第二次出售，</w:t>
+              <w:t>那个</w:t>
+            </w:r>
+            <w:r>
+              <w:rPr>
+                <w:rFonts w:ascii="Calibri" w:hAnsi="Calibri" w:eastAsia="微软雅黑"/>
+                <w:b w:val="0"/>
+                <w:color w:val="AAC4B6"/>
+                <w:sz w:val="21"/>
+              </w:rPr>
+              <w:t xml:space="preserve"> </w:t>
+            </w:r>
+            <w:r>
+              <w:rPr>
+                <w:rFonts w:ascii="Calibri" w:hAnsi="Calibri" w:eastAsia="微软雅黑"/>
+                <w:b/>
+                <w:color w:val="FCA5A5"/>
+                <w:sz w:val="21"/>
+              </w:rPr>
+              <w:t>被反复提及的</w:t>
+            </w:r>
+            <w:r>
+              <w:rPr>
+                <w:rFonts w:ascii="Calibri" w:hAnsi="Calibri" w:eastAsia="微软雅黑"/>
+                <w:b w:val="0"/>
+                <w:color w:val="AAC4B6"/>
+                <w:sz w:val="21"/>
+              </w:rPr>
+              <w:t xml:space="preserve"> </w:t>
+            </w:r>
+            <w:r>
+              <w:rPr>
+                <w:rFonts w:ascii="Calibri" w:hAnsi="Calibri" w:eastAsia="微软雅黑"/>
+                <w:b w:val="0"/>
+                <w:color w:val="AAC4B6"/>
+                <w:sz w:val="21"/>
+              </w:rPr>
+              <w:t>第二次出售，</w:t>
             </w:r>
           </w:p>
         </w:tc>
@@ -4864,7 +4898,7 @@
                 <w:color w:val="AAC4B6"/>
                 <w:sz w:val="21"/>
               </w:rPr>
-              <w:t>只是一个</w:t>
+              <w:t>只是个</w:t>
             </w:r>
             <w:r>
               <w:rPr>
@@ -4879,7 +4913,7 @@
               <w:rPr>
                 <w:rFonts w:ascii="Calibri" w:hAnsi="Calibri" w:eastAsia="微软雅黑"/>
                 <w:b/>
-                <w:color w:val="FCA5A5"/>
+                <w:color w:val="FBBF24"/>
                 <w:sz w:val="21"/>
               </w:rPr>
               <w:t>童话</w:t>
@@ -4965,7 +4999,7 @@
               <w:rPr>
                 <w:rFonts w:ascii="Calibri" w:hAnsi="Calibri" w:eastAsia="微软雅黑"/>
                 <w:b/>
-                <w:color w:val="FBBF24"/>
+                <w:color w:val="38BDF8"/>
                 <w:sz w:val="26"/>
               </w:rPr>
               <w:t>fake</w:t>
@@ -4999,7 +5033,7 @@
                 <w:color w:val="AAC4B6"/>
                 <w:sz w:val="21"/>
               </w:rPr>
-              <w:t>后来，卢斯蒂格在美国</w:t>
+              <w:t>后来，卢斯蒂格在美国被捕，</w:t>
             </w:r>
           </w:p>
         </w:tc>
@@ -5019,7 +5053,7 @@
                 <w:color w:val="AAC4B6"/>
                 <w:sz w:val="21"/>
               </w:rPr>
-              <w:t>因制造</w:t>
+              <w:t>因为制造</w:t>
             </w:r>
             <w:r>
               <w:rPr>
@@ -5034,10 +5068,10 @@
               <w:rPr>
                 <w:rFonts w:ascii="Calibri" w:hAnsi="Calibri" w:eastAsia="微软雅黑"/>
                 <w:b/>
-                <w:color w:val="FBBF24"/>
+                <w:color w:val="38BDF8"/>
                 <w:sz w:val="21"/>
               </w:rPr>
-              <w:t>假冒的</w:t>
+              <w:t>假</w:t>
             </w:r>
             <w:r>
               <w:rPr>
@@ -5055,7 +5089,7 @@
                 <w:color w:val="AAC4B6"/>
                 <w:sz w:val="21"/>
               </w:rPr>
-              <w:t>货币被捕，</w:t>
+              <w:t>币，</w:t>
             </w:r>
           </w:p>
         </w:tc>
@@ -5118,7 +5152,7 @@
               <w:rPr>
                 <w:rFonts w:ascii="Calibri" w:hAnsi="Calibri" w:eastAsia="微软雅黑"/>
                 <w:b/>
-                <w:color w:val="38BDF8"/>
+                <w:color w:val="F472B6"/>
                 <w:sz w:val="26"/>
               </w:rPr>
               <w:t>detention</w:t>
@@ -5156,7 +5190,7 @@
               <w:rPr>
                 <w:rFonts w:ascii="Calibri" w:hAnsi="Calibri" w:eastAsia="微软雅黑"/>
                 <w:b/>
-                <w:color w:val="F472B6"/>
+                <w:color w:val="BEF264"/>
                 <w:sz w:val="26"/>
               </w:rPr>
               <w:t>recaptured</w:t>
@@ -5188,13 +5222,31 @@
                 <w:color w:val="F0F7F2"/>
                 <w:sz w:val="26"/>
               </w:rPr>
-              <w:t xml:space="preserve">and served time on the </w:t>
+              <w:t xml:space="preserve">and </w:t>
             </w:r>
             <w:r>
               <w:rPr>
                 <w:rFonts w:ascii="Calibri" w:hAnsi="Calibri" w:eastAsia="微软雅黑"/>
                 <w:b/>
-                <w:color w:val="BEF264"/>
+                <w:color w:val="C4B5FD"/>
+                <w:sz w:val="26"/>
+              </w:rPr>
+              <w:t>served time</w:t>
+            </w:r>
+            <w:r>
+              <w:rPr>
+                <w:rFonts w:ascii="Calibri" w:hAnsi="Calibri" w:eastAsia="微软雅黑"/>
+                <w:b w:val="0"/>
+                <w:color w:val="F0F7F2"/>
+                <w:sz w:val="26"/>
+              </w:rPr>
+              <w:t xml:space="preserve"> on the </w:t>
+            </w:r>
+            <w:r>
+              <w:rPr>
+                <w:rFonts w:ascii="Calibri" w:hAnsi="Calibri" w:eastAsia="微软雅黑"/>
+                <w:b/>
+                <w:color w:val="FB923C"/>
                 <w:sz w:val="26"/>
               </w:rPr>
               <w:t>penal</w:t>
@@ -5228,7 +5280,7 @@
                 <w:color w:val="AAC4B6"/>
                 <w:sz w:val="21"/>
               </w:rPr>
-              <w:t>他从</w:t>
+              <w:t>他在</w:t>
             </w:r>
             <w:r>
               <w:rPr>
@@ -5243,10 +5295,10 @@
               <w:rPr>
                 <w:rFonts w:ascii="Calibri" w:hAnsi="Calibri" w:eastAsia="微软雅黑"/>
                 <w:b/>
-                <w:color w:val="38BDF8"/>
+                <w:color w:val="F472B6"/>
                 <w:sz w:val="21"/>
               </w:rPr>
-              <w:t>拘留所</w:t>
+              <w:t>关押</w:t>
             </w:r>
             <w:r>
               <w:rPr>
@@ -5255,16 +5307,7 @@
                 <w:color w:val="AAC4B6"/>
                 <w:sz w:val="21"/>
               </w:rPr>
-              <w:t xml:space="preserve"> </w:t>
-            </w:r>
-            <w:r>
-              <w:rPr>
-                <w:rFonts w:ascii="Calibri" w:hAnsi="Calibri" w:eastAsia="微软雅黑"/>
-                <w:b w:val="0"/>
-                <w:color w:val="AAC4B6"/>
-                <w:sz w:val="21"/>
-              </w:rPr>
-              <w:t>越狱，</w:t>
+              <w:t>（期间）越狱，</w:t>
             </w:r>
           </w:p>
         </w:tc>
@@ -5299,7 +5342,7 @@
               <w:rPr>
                 <w:rFonts w:ascii="Calibri" w:hAnsi="Calibri" w:eastAsia="微软雅黑"/>
                 <w:b/>
-                <w:color w:val="F472B6"/>
+                <w:color w:val="BEF264"/>
                 <w:sz w:val="21"/>
               </w:rPr>
               <w:t>抓回</w:t>
@@ -5331,7 +5374,16 @@
                 <w:color w:val="AAC4B6"/>
                 <w:sz w:val="21"/>
               </w:rPr>
-              <w:t>在作为</w:t>
+              <w:t>并在恶魔岛这座“</w:t>
+            </w:r>
+            <w:r>
+              <w:rPr>
+                <w:rFonts w:ascii="Calibri" w:hAnsi="Calibri" w:eastAsia="微软雅黑"/>
+                <w:b/>
+                <w:color w:val="FB923C"/>
+                <w:sz w:val="21"/>
+              </w:rPr>
+              <w:t>刑罚</w:t>
             </w:r>
             <w:r>
               <w:rPr>
@@ -5345,20 +5397,11 @@
             <w:r>
               <w:rPr>
                 <w:rFonts w:ascii="Calibri" w:hAnsi="Calibri" w:eastAsia="微软雅黑"/>
-                <w:b/>
-                <w:color w:val="BEF264"/>
-                <w:sz w:val="21"/>
-              </w:rPr>
-              <w:t>监狱</w:t>
-            </w:r>
-            <w:r>
-              <w:rPr>
-                <w:rFonts w:ascii="Calibri" w:hAnsi="Calibri" w:eastAsia="微软雅黑"/>
                 <w:b w:val="0"/>
                 <w:color w:val="AAC4B6"/>
                 <w:sz w:val="21"/>
               </w:rPr>
-              <w:t xml:space="preserve"> </w:t>
+              <w:t>之岛”上</w:t>
             </w:r>
             <w:r>
               <w:rPr>
@@ -5367,7 +5410,25 @@
                 <w:color w:val="AAC4B6"/>
                 <w:sz w:val="21"/>
               </w:rPr>
-              <w:t>岛的恶魔岛服刑。</w:t>
+              <w:t xml:space="preserve"> </w:t>
+            </w:r>
+            <w:r>
+              <w:rPr>
+                <w:rFonts w:ascii="Calibri" w:hAnsi="Calibri" w:eastAsia="微软雅黑"/>
+                <w:b/>
+                <w:color w:val="C4B5FD"/>
+                <w:sz w:val="21"/>
+              </w:rPr>
+              <w:t>服刑</w:t>
+            </w:r>
+            <w:r>
+              <w:rPr>
+                <w:rFonts w:ascii="Calibri" w:hAnsi="Calibri" w:eastAsia="微软雅黑"/>
+                <w:b w:val="0"/>
+                <w:color w:val="AAC4B6"/>
+                <w:sz w:val="21"/>
+              </w:rPr>
+              <w:t>。</w:t>
             </w:r>
           </w:p>
         </w:tc>
@@ -5536,20 +5597,11 @@
             <w:r>
               <w:rPr>
                 <w:rFonts w:ascii="Calibri" w:hAnsi="Calibri" w:eastAsia="微软雅黑"/>
-                <w:b w:val="0"/>
-                <w:color w:val="F0F7F2"/>
+                <w:b/>
+                <w:color w:val="5EEAD4"/>
                 <w:sz w:val="26"/>
               </w:rPr>
-              <w:t xml:space="preserve">kept </w:t>
-            </w:r>
-            <w:r>
-              <w:rPr>
-                <w:rFonts w:ascii="Calibri" w:hAnsi="Calibri" w:eastAsia="微软雅黑"/>
-                <w:b/>
-                <w:color w:val="C4B5FD"/>
-                <w:sz w:val="26"/>
-              </w:rPr>
-              <w:t>mum</w:t>
+              <w:t>kept mum</w:t>
             </w:r>
           </w:p>
         </w:tc>
@@ -5571,7 +5623,7 @@
                 <w:color w:val="AAC4B6"/>
                 <w:sz w:val="21"/>
               </w:rPr>
-              <w:t>卢斯蒂格的两个下手对象中，</w:t>
+              <w:t>卢斯蒂格的两个目标中，</w:t>
             </w:r>
           </w:p>
         </w:tc>
@@ -5608,10 +5660,10 @@
               <w:rPr>
                 <w:rFonts w:ascii="Calibri" w:hAnsi="Calibri" w:eastAsia="微软雅黑"/>
                 <w:b/>
-                <w:color w:val="C4B5FD"/>
+                <w:color w:val="5EEAD4"/>
                 <w:sz w:val="21"/>
               </w:rPr>
-              <w:t>闭口不言</w:t>
+              <w:t>守口如瓶</w:t>
             </w:r>
             <w:r>
               <w:rPr>
@@ -5704,7 +5756,7 @@
                 <w:color w:val="AAC4B6"/>
                 <w:sz w:val="21"/>
               </w:rPr>
-              <w:t>没付钱的那个</w:t>
+              <w:t>保住了钱的那个则</w:t>
             </w:r>
           </w:p>
         </w:tc>

--- a/视频/对照文本/21-文本.docx
+++ b/视频/对照文本/21-文本.docx
@@ -458,7 +458,7 @@
                 <w:color w:val="F472B6"/>
                 <w:sz w:val="21"/>
               </w:rPr>
-              <w:t>副</w:t>
+              <w:t>副的</w:t>
             </w:r>
             <w:r>
               <w:rPr>
@@ -1908,7 +1908,16 @@
                 <w:color w:val="F0F7F2"/>
                 <w:sz w:val="26"/>
               </w:rPr>
-              <w:t xml:space="preserve"> stationery</w:t>
+              <w:t xml:space="preserve"> </w:t>
+            </w:r>
+            <w:r>
+              <w:rPr>
+                <w:rFonts w:ascii="Calibri" w:hAnsi="Calibri" w:eastAsia="微软雅黑"/>
+                <w:b/>
+                <w:color w:val="FB923C"/>
+                <w:sz w:val="26"/>
+              </w:rPr>
+              <w:t>stationery</w:t>
             </w:r>
           </w:p>
         </w:tc>
@@ -1934,7 +1943,7 @@
               <w:rPr>
                 <w:rFonts w:ascii="Calibri" w:hAnsi="Calibri" w:eastAsia="微软雅黑"/>
                 <w:b/>
-                <w:color w:val="FB923C"/>
+                <w:color w:val="5EEAD4"/>
                 <w:sz w:val="26"/>
               </w:rPr>
               <w:t>forgery</w:t>
@@ -2047,8 +2056,8 @@
             <w:r>
               <w:rPr>
                 <w:rFonts w:ascii="Calibri" w:hAnsi="Calibri" w:eastAsia="微软雅黑"/>
-                <w:b w:val="0"/>
-                <w:color w:val="AAC4B6"/>
+                <w:b/>
+                <w:color w:val="FB923C"/>
                 <w:sz w:val="21"/>
               </w:rPr>
               <w:t>信笺</w:t>
@@ -2086,7 +2095,7 @@
               <w:rPr>
                 <w:rFonts w:ascii="Calibri" w:hAnsi="Calibri" w:eastAsia="微软雅黑"/>
                 <w:b/>
-                <w:color w:val="FB923C"/>
+                <w:color w:val="5EEAD4"/>
                 <w:sz w:val="21"/>
               </w:rPr>
               <w:t>伪造品</w:t>
@@ -2187,7 +2196,7 @@
               <w:rPr>
                 <w:rFonts w:ascii="Calibri" w:hAnsi="Calibri" w:eastAsia="微软雅黑"/>
                 <w:b/>
-                <w:color w:val="5EEAD4"/>
+                <w:color w:val="FCA5A5"/>
                 <w:sz w:val="26"/>
               </w:rPr>
               <w:t>lamented</w:t>
@@ -2247,7 +2256,7 @@
               <w:rPr>
                 <w:rFonts w:ascii="Calibri" w:hAnsi="Calibri" w:eastAsia="微软雅黑"/>
                 <w:b/>
-                <w:color w:val="5EEAD4"/>
+                <w:color w:val="FCA5A5"/>
                 <w:sz w:val="21"/>
               </w:rPr>
               <w:t>哀叹</w:t>
@@ -2311,10 +2320,10 @@
               <w:rPr>
                 <w:rFonts w:ascii="Calibri" w:hAnsi="Calibri" w:eastAsia="微软雅黑"/>
                 <w:b/>
-                <w:color w:val="FCA5A5"/>
+                <w:color w:val="FBBF24"/>
                 <w:sz w:val="26"/>
               </w:rPr>
-              <w:t>hefty</w:t>
+              <w:t>hefty cost</w:t>
             </w:r>
             <w:r>
               <w:rPr>
@@ -2323,13 +2332,13 @@
                 <w:color w:val="F0F7F2"/>
                 <w:sz w:val="26"/>
               </w:rPr>
-              <w:t xml:space="preserve"> cost of the tower's </w:t>
+              <w:t xml:space="preserve"> of the tower's </w:t>
             </w:r>
             <w:r>
               <w:rPr>
                 <w:rFonts w:ascii="Calibri" w:hAnsi="Calibri" w:eastAsia="微软雅黑"/>
                 <w:b/>
-                <w:color w:val="FBBF24"/>
+                <w:color w:val="38BDF8"/>
                 <w:sz w:val="26"/>
               </w:rPr>
               <w:t>upkeep</w:t>
@@ -2378,7 +2387,7 @@
               <w:rPr>
                 <w:rFonts w:ascii="Calibri" w:hAnsi="Calibri" w:eastAsia="微软雅黑"/>
                 <w:b/>
-                <w:color w:val="FBBF24"/>
+                <w:color w:val="38BDF8"/>
                 <w:sz w:val="21"/>
               </w:rPr>
               <w:t>维护</w:t>
@@ -2399,7 +2408,7 @@
                 <w:color w:val="AAC4B6"/>
                 <w:sz w:val="21"/>
               </w:rPr>
-              <w:t>费用</w:t>
+              <w:t>的</w:t>
             </w:r>
             <w:r>
               <w:rPr>
@@ -2414,10 +2423,10 @@
               <w:rPr>
                 <w:rFonts w:ascii="Calibri" w:hAnsi="Calibri" w:eastAsia="微软雅黑"/>
                 <w:b/>
-                <w:color w:val="FCA5A5"/>
+                <w:color w:val="FBBF24"/>
                 <w:sz w:val="21"/>
               </w:rPr>
-              <w:t>高昂</w:t>
+              <w:t>高昂费用</w:t>
             </w:r>
             <w:r>
               <w:rPr>
@@ -2432,6 +2441,20 @@
         </w:tc>
       </w:tr>
     </w:tbl>
+    <w:p>
+      <w:pPr>
+        <w:jc w:val="center"/>
+      </w:pPr>
+      <w:r>
+        <w:rPr>
+          <w:rFonts w:ascii="Calibri" w:hAnsi="Calibri" w:eastAsia="微软雅黑"/>
+          <w:b w:val="0"/>
+          <w:color w:val="AAC4B6"/>
+          <w:sz w:val="20"/>
+        </w:rPr>
+        <w:t>（hefty：（数目，数量）相当大的）</w:t>
+      </w:r>
+    </w:p>
     <w:p>
       <w:pPr>
         <w:spacing w:after="40"/>
@@ -2501,7 +2524,7 @@
               <w:rPr>
                 <w:rFonts w:ascii="Calibri" w:hAnsi="Calibri" w:eastAsia="微软雅黑"/>
                 <w:b/>
-                <w:color w:val="38BDF8"/>
+                <w:color w:val="F472B6"/>
                 <w:sz w:val="26"/>
               </w:rPr>
               <w:t>businessman</w:t>
@@ -2519,7 +2542,7 @@
               <w:rPr>
                 <w:rFonts w:ascii="Calibri" w:hAnsi="Calibri" w:eastAsia="微软雅黑"/>
                 <w:b/>
-                <w:color w:val="F472B6"/>
+                <w:color w:val="BEF264"/>
                 <w:sz w:val="26"/>
               </w:rPr>
               <w:t>impatient</w:t>
@@ -2537,7 +2560,7 @@
               <w:rPr>
                 <w:rFonts w:ascii="Calibri" w:hAnsi="Calibri" w:eastAsia="微软雅黑"/>
                 <w:b/>
-                <w:color w:val="BEF264"/>
+                <w:color w:val="C4B5FD"/>
                 <w:sz w:val="26"/>
               </w:rPr>
               <w:t>gain a foothold</w:t>
@@ -2626,7 +2649,7 @@
               <w:rPr>
                 <w:rFonts w:ascii="Calibri" w:hAnsi="Calibri" w:eastAsia="微软雅黑"/>
                 <w:b/>
-                <w:color w:val="38BDF8"/>
+                <w:color w:val="F472B6"/>
                 <w:sz w:val="21"/>
               </w:rPr>
               <w:t>生意人</w:t>
@@ -2644,7 +2667,7 @@
               <w:rPr>
                 <w:rFonts w:ascii="Calibri" w:hAnsi="Calibri" w:eastAsia="微软雅黑"/>
                 <w:b/>
-                <w:color w:val="F472B6"/>
+                <w:color w:val="BEF264"/>
                 <w:sz w:val="21"/>
               </w:rPr>
               <w:t>迫不及待地</w:t>
@@ -2680,7 +2703,7 @@
               <w:rPr>
                 <w:rFonts w:ascii="Calibri" w:hAnsi="Calibri" w:eastAsia="微软雅黑"/>
                 <w:b/>
-                <w:color w:val="BEF264"/>
+                <w:color w:val="C4B5FD"/>
                 <w:sz w:val="21"/>
               </w:rPr>
               <w:t>拥有一席之地</w:t>
@@ -2784,7 +2807,7 @@
               <w:rPr>
                 <w:rFonts w:ascii="Calibri" w:hAnsi="Calibri" w:eastAsia="微软雅黑"/>
                 <w:b/>
-                <w:color w:val="C4B5FD"/>
+                <w:color w:val="FB923C"/>
                 <w:sz w:val="26"/>
               </w:rPr>
               <w:t>intimated</w:t>
@@ -2813,7 +2836,7 @@
               <w:rPr>
                 <w:rFonts w:ascii="Calibri" w:hAnsi="Calibri" w:eastAsia="微软雅黑"/>
                 <w:b/>
-                <w:color w:val="FB923C"/>
+                <w:color w:val="5EEAD4"/>
                 <w:sz w:val="26"/>
               </w:rPr>
               <w:t>civil-service</w:t>
@@ -2831,7 +2854,7 @@
               <w:rPr>
                 <w:rFonts w:ascii="Calibri" w:hAnsi="Calibri" w:eastAsia="微软雅黑"/>
                 <w:b/>
-                <w:color w:val="5EEAD4"/>
+                <w:color w:val="FCA5A5"/>
                 <w:sz w:val="26"/>
               </w:rPr>
               <w:t>remuneration</w:t>
@@ -2860,7 +2883,7 @@
               <w:rPr>
                 <w:rFonts w:ascii="Calibri" w:hAnsi="Calibri" w:eastAsia="微软雅黑"/>
                 <w:b/>
-                <w:color w:val="FCA5A5"/>
+                <w:color w:val="FBBF24"/>
                 <w:sz w:val="26"/>
               </w:rPr>
               <w:t>supplementing</w:t>
@@ -2909,7 +2932,7 @@
               <w:rPr>
                 <w:rFonts w:ascii="Calibri" w:hAnsi="Calibri" w:eastAsia="微软雅黑"/>
                 <w:b/>
-                <w:color w:val="C4B5FD"/>
+                <w:color w:val="FB923C"/>
                 <w:sz w:val="21"/>
               </w:rPr>
               <w:t>暗示</w:t>
@@ -2956,7 +2979,7 @@
               <w:rPr>
                 <w:rFonts w:ascii="Calibri" w:hAnsi="Calibri" w:eastAsia="微软雅黑"/>
                 <w:b/>
-                <w:color w:val="FB923C"/>
+                <w:color w:val="5EEAD4"/>
                 <w:sz w:val="21"/>
               </w:rPr>
               <w:t>公务员</w:t>
@@ -2974,7 +2997,7 @@
               <w:rPr>
                 <w:rFonts w:ascii="Calibri" w:hAnsi="Calibri" w:eastAsia="微软雅黑"/>
                 <w:b/>
-                <w:color w:val="5EEAD4"/>
+                <w:color w:val="FCA5A5"/>
                 <w:sz w:val="21"/>
               </w:rPr>
               <w:t>薪酬</w:t>
@@ -3012,7 +3035,7 @@
               <w:rPr>
                 <w:rFonts w:ascii="Calibri" w:hAnsi="Calibri" w:eastAsia="微软雅黑"/>
                 <w:b/>
-                <w:color w:val="FCA5A5"/>
+                <w:color w:val="FBBF24"/>
                 <w:sz w:val="21"/>
               </w:rPr>
               <w:t>补贴</w:t>
@@ -3085,7 +3108,7 @@
               <w:rPr>
                 <w:rFonts w:ascii="Calibri" w:hAnsi="Calibri" w:eastAsia="微软雅黑"/>
                 <w:b/>
-                <w:color w:val="FBBF24"/>
+                <w:color w:val="38BDF8"/>
                 <w:sz w:val="26"/>
               </w:rPr>
               <w:t>additional</w:t>
@@ -3103,7 +3126,7 @@
               <w:rPr>
                 <w:rFonts w:ascii="Calibri" w:hAnsi="Calibri" w:eastAsia="微软雅黑"/>
                 <w:b/>
-                <w:color w:val="38BDF8"/>
+                <w:color w:val="F472B6"/>
                 <w:sz w:val="26"/>
               </w:rPr>
               <w:t>bribe</w:t>
@@ -3152,7 +3175,7 @@
               <w:rPr>
                 <w:rFonts w:ascii="Calibri" w:hAnsi="Calibri" w:eastAsia="微软雅黑"/>
                 <w:b/>
-                <w:color w:val="FBBF24"/>
+                <w:color w:val="38BDF8"/>
                 <w:sz w:val="21"/>
               </w:rPr>
               <w:t>额外的</w:t>
@@ -3170,7 +3193,7 @@
               <w:rPr>
                 <w:rFonts w:ascii="Calibri" w:hAnsi="Calibri" w:eastAsia="微软雅黑"/>
                 <w:b/>
-                <w:color w:val="38BDF8"/>
+                <w:color w:val="F472B6"/>
                 <w:sz w:val="21"/>
               </w:rPr>
               <w:t>贿赂</w:t>
@@ -3234,7 +3257,7 @@
               <w:rPr>
                 <w:rFonts w:ascii="Calibri" w:hAnsi="Calibri" w:eastAsia="微软雅黑"/>
                 <w:b/>
-                <w:color w:val="F472B6"/>
+                <w:color w:val="BEF264"/>
                 <w:sz w:val="26"/>
               </w:rPr>
               <w:t>takings</w:t>
@@ -3283,7 +3306,7 @@
               <w:rPr>
                 <w:rFonts w:ascii="Calibri" w:hAnsi="Calibri" w:eastAsia="微软雅黑"/>
                 <w:b/>
-                <w:color w:val="F472B6"/>
+                <w:color w:val="BEF264"/>
                 <w:sz w:val="21"/>
               </w:rPr>
               <w:t>进账</w:t>
@@ -3363,7 +3386,7 @@
               <w:rPr>
                 <w:rFonts w:ascii="Calibri" w:hAnsi="Calibri" w:eastAsia="微软雅黑"/>
                 <w:b/>
-                <w:color w:val="BEF264"/>
+                <w:color w:val="C4B5FD"/>
                 <w:sz w:val="26"/>
               </w:rPr>
               <w:t>Fleeced</w:t>
@@ -3392,7 +3415,7 @@
               <w:rPr>
                 <w:rFonts w:ascii="Calibri" w:hAnsi="Calibri" w:eastAsia="微软雅黑"/>
                 <w:b/>
-                <w:color w:val="C4B5FD"/>
+                <w:color w:val="FB923C"/>
                 <w:sz w:val="26"/>
               </w:rPr>
               <w:t>ashamed</w:t>
@@ -3441,7 +3464,7 @@
               <w:rPr>
                 <w:rFonts w:ascii="Calibri" w:hAnsi="Calibri" w:eastAsia="微软雅黑"/>
                 <w:b/>
-                <w:color w:val="BEF264"/>
+                <w:color w:val="C4B5FD"/>
                 <w:sz w:val="21"/>
               </w:rPr>
               <w:t>骗走</w:t>
@@ -3497,7 +3520,7 @@
               <w:rPr>
                 <w:rFonts w:ascii="Calibri" w:hAnsi="Calibri" w:eastAsia="微软雅黑"/>
                 <w:b/>
-                <w:color w:val="C4B5FD"/>
+                <w:color w:val="FB923C"/>
                 <w:sz w:val="21"/>
               </w:rPr>
               <w:t>丢人</w:t>
@@ -3515,7 +3538,7 @@
               <w:rPr>
                 <w:rFonts w:ascii="Calibri" w:hAnsi="Calibri" w:eastAsia="微软雅黑"/>
                 <w:b/>
-                <w:color w:val="C4B5FD"/>
+                <w:color w:val="FB923C"/>
                 <w:sz w:val="21"/>
               </w:rPr>
               <w:t>没脸</w:t>
@@ -3620,7 +3643,7 @@
               <w:rPr>
                 <w:rFonts w:ascii="Calibri" w:hAnsi="Calibri" w:eastAsia="微软雅黑"/>
                 <w:b/>
-                <w:color w:val="FB923C"/>
+                <w:color w:val="5EEAD4"/>
                 <w:sz w:val="26"/>
               </w:rPr>
               <w:t>quietly</w:t>
@@ -3689,10 +3712,10 @@
               <w:rPr>
                 <w:rFonts w:ascii="Calibri" w:hAnsi="Calibri" w:eastAsia="微软雅黑"/>
                 <w:b/>
-                <w:color w:val="FB923C"/>
+                <w:color w:val="5EEAD4"/>
                 <w:sz w:val="21"/>
               </w:rPr>
-              <w:t>默默</w:t>
+              <w:t>默默地</w:t>
             </w:r>
             <w:r>
               <w:rPr>
@@ -3762,7 +3785,7 @@
               <w:rPr>
                 <w:rFonts w:ascii="Calibri" w:hAnsi="Calibri" w:eastAsia="微软雅黑"/>
                 <w:b/>
-                <w:color w:val="5EEAD4"/>
+                <w:color w:val="FCA5A5"/>
                 <w:sz w:val="26"/>
               </w:rPr>
               <w:t>whisper</w:t>
@@ -3780,7 +3803,7 @@
               <w:rPr>
                 <w:rFonts w:ascii="Calibri" w:hAnsi="Calibri" w:eastAsia="微软雅黑"/>
                 <w:b/>
-                <w:color w:val="FCA5A5"/>
+                <w:color w:val="FBBF24"/>
                 <w:sz w:val="26"/>
               </w:rPr>
               <w:t>deceit</w:t>
@@ -3829,7 +3852,7 @@
               <w:rPr>
                 <w:rFonts w:ascii="Calibri" w:hAnsi="Calibri" w:eastAsia="微软雅黑"/>
                 <w:b/>
-                <w:color w:val="FCA5A5"/>
+                <w:color w:val="FBBF24"/>
                 <w:sz w:val="21"/>
               </w:rPr>
               <w:t>骗局</w:t>
@@ -3865,7 +3888,7 @@
               <w:rPr>
                 <w:rFonts w:ascii="Calibri" w:hAnsi="Calibri" w:eastAsia="微软雅黑"/>
                 <w:b/>
-                <w:color w:val="5EEAD4"/>
+                <w:color w:val="FCA5A5"/>
                 <w:sz w:val="21"/>
               </w:rPr>
               <w:t>风声</w:t>
@@ -3965,7 +3988,7 @@
               <w:rPr>
                 <w:rFonts w:ascii="Calibri" w:hAnsi="Calibri" w:eastAsia="微软雅黑"/>
                 <w:b/>
-                <w:color w:val="FBBF24"/>
+                <w:color w:val="38BDF8"/>
                 <w:sz w:val="26"/>
               </w:rPr>
               <w:t>had the gall to</w:t>
@@ -3983,7 +4006,7 @@
               <w:rPr>
                 <w:rFonts w:ascii="Calibri" w:hAnsi="Calibri" w:eastAsia="微软雅黑"/>
                 <w:b/>
-                <w:color w:val="38BDF8"/>
+                <w:color w:val="F472B6"/>
                 <w:sz w:val="26"/>
               </w:rPr>
               <w:t>reappear</w:t>
@@ -4043,7 +4066,7 @@
               <w:rPr>
                 <w:rFonts w:ascii="Calibri" w:hAnsi="Calibri" w:eastAsia="微软雅黑"/>
                 <w:b/>
-                <w:color w:val="FBBF24"/>
+                <w:color w:val="38BDF8"/>
                 <w:sz w:val="21"/>
               </w:rPr>
               <w:t>厚颜无耻地去</w:t>
@@ -4061,7 +4084,7 @@
               <w:rPr>
                 <w:rFonts w:ascii="Calibri" w:hAnsi="Calibri" w:eastAsia="微软雅黑"/>
                 <w:b/>
-                <w:color w:val="38BDF8"/>
+                <w:color w:val="F472B6"/>
                 <w:sz w:val="21"/>
               </w:rPr>
               <w:t>再一次出现</w:t>
@@ -4134,7 +4157,7 @@
               <w:rPr>
                 <w:rFonts w:ascii="Calibri" w:hAnsi="Calibri" w:eastAsia="微软雅黑"/>
                 <w:b/>
-                <w:color w:val="F472B6"/>
+                <w:color w:val="BEF264"/>
                 <w:sz w:val="26"/>
               </w:rPr>
               <w:t>encore</w:t>
@@ -4152,7 +4175,7 @@
               <w:rPr>
                 <w:rFonts w:ascii="Calibri" w:hAnsi="Calibri" w:eastAsia="微软雅黑"/>
                 <w:b/>
-                <w:color w:val="BEF264"/>
+                <w:color w:val="C4B5FD"/>
                 <w:sz w:val="26"/>
               </w:rPr>
               <w:t>script</w:t>
@@ -4201,7 +4224,7 @@
               <w:rPr>
                 <w:rFonts w:ascii="Calibri" w:hAnsi="Calibri" w:eastAsia="微软雅黑"/>
                 <w:b/>
-                <w:color w:val="F472B6"/>
+                <w:color w:val="BEF264"/>
                 <w:sz w:val="21"/>
               </w:rPr>
               <w:t>重演</w:t>
@@ -4237,7 +4260,7 @@
               <w:rPr>
                 <w:rFonts w:ascii="Calibri" w:hAnsi="Calibri" w:eastAsia="微软雅黑"/>
                 <w:b/>
-                <w:color w:val="BEF264"/>
+                <w:color w:val="C4B5FD"/>
                 <w:sz w:val="21"/>
               </w:rPr>
               <w:t>剧本</w:t>
@@ -4349,7 +4372,7 @@
               <w:rPr>
                 <w:rFonts w:ascii="Calibri" w:hAnsi="Calibri" w:eastAsia="微软雅黑"/>
                 <w:b/>
-                <w:color w:val="C4B5FD"/>
+                <w:color w:val="FB923C"/>
                 <w:sz w:val="26"/>
               </w:rPr>
               <w:t>grew distrustful</w:t>
@@ -4431,7 +4454,7 @@
               <w:rPr>
                 <w:rFonts w:ascii="Calibri" w:hAnsi="Calibri" w:eastAsia="微软雅黑"/>
                 <w:b/>
-                <w:color w:val="C4B5FD"/>
+                <w:color w:val="FB923C"/>
                 <w:sz w:val="21"/>
               </w:rPr>
               <w:t>起了疑心</w:t>
@@ -4533,7 +4556,7 @@
               <w:rPr>
                 <w:rFonts w:ascii="Calibri" w:hAnsi="Calibri" w:eastAsia="微软雅黑"/>
                 <w:b/>
-                <w:color w:val="FB923C"/>
+                <w:color w:val="5EEAD4"/>
                 <w:sz w:val="26"/>
               </w:rPr>
               <w:t>affair</w:t>
@@ -4582,7 +4605,7 @@
               <w:rPr>
                 <w:rFonts w:ascii="Calibri" w:hAnsi="Calibri" w:eastAsia="微软雅黑"/>
                 <w:b/>
-                <w:color w:val="5EEAD4"/>
+                <w:color w:val="FCA5A5"/>
                 <w:sz w:val="26"/>
               </w:rPr>
               <w:t>getaway</w:t>
@@ -4631,7 +4654,7 @@
               <w:rPr>
                 <w:rFonts w:ascii="Calibri" w:hAnsi="Calibri" w:eastAsia="微软雅黑"/>
                 <w:b/>
-                <w:color w:val="FB923C"/>
+                <w:color w:val="5EEAD4"/>
                 <w:sz w:val="21"/>
               </w:rPr>
               <w:t>事件</w:t>
@@ -4689,7 +4712,7 @@
               <w:rPr>
                 <w:rFonts w:ascii="Calibri" w:hAnsi="Calibri" w:eastAsia="微软雅黑"/>
                 <w:b/>
-                <w:color w:val="5EEAD4"/>
+                <w:color w:val="FCA5A5"/>
                 <w:sz w:val="21"/>
               </w:rPr>
               <w:t>逃之夭夭</w:t>
@@ -4770,7 +4793,7 @@
               <w:rPr>
                 <w:rFonts w:ascii="Calibri" w:hAnsi="Calibri" w:eastAsia="微软雅黑"/>
                 <w:b/>
-                <w:color w:val="FCA5A5"/>
+                <w:color w:val="FBBF24"/>
                 <w:sz w:val="26"/>
               </w:rPr>
               <w:t>much-repeated</w:t>
@@ -4808,7 +4831,7 @@
               <w:rPr>
                 <w:rFonts w:ascii="Calibri" w:hAnsi="Calibri" w:eastAsia="微软雅黑"/>
                 <w:b/>
-                <w:color w:val="FBBF24"/>
+                <w:color w:val="38BDF8"/>
                 <w:sz w:val="26"/>
               </w:rPr>
               <w:t>fairy tale</w:t>
@@ -4857,7 +4880,7 @@
               <w:rPr>
                 <w:rFonts w:ascii="Calibri" w:hAnsi="Calibri" w:eastAsia="微软雅黑"/>
                 <w:b/>
-                <w:color w:val="FCA5A5"/>
+                <w:color w:val="FBBF24"/>
                 <w:sz w:val="21"/>
               </w:rPr>
               <w:t>被反复提及的</w:t>
@@ -4913,7 +4936,7 @@
               <w:rPr>
                 <w:rFonts w:ascii="Calibri" w:hAnsi="Calibri" w:eastAsia="微软雅黑"/>
                 <w:b/>
-                <w:color w:val="FBBF24"/>
+                <w:color w:val="38BDF8"/>
                 <w:sz w:val="21"/>
               </w:rPr>
               <w:t>童话</w:t>
@@ -4999,7 +5022,7 @@
               <w:rPr>
                 <w:rFonts w:ascii="Calibri" w:hAnsi="Calibri" w:eastAsia="微软雅黑"/>
                 <w:b/>
-                <w:color w:val="38BDF8"/>
+                <w:color w:val="F472B6"/>
                 <w:sz w:val="26"/>
               </w:rPr>
               <w:t>fake</w:t>
@@ -5068,7 +5091,7 @@
               <w:rPr>
                 <w:rFonts w:ascii="Calibri" w:hAnsi="Calibri" w:eastAsia="微软雅黑"/>
                 <w:b/>
-                <w:color w:val="38BDF8"/>
+                <w:color w:val="F472B6"/>
                 <w:sz w:val="21"/>
               </w:rPr>
               <w:t>假</w:t>
@@ -5152,7 +5175,7 @@
               <w:rPr>
                 <w:rFonts w:ascii="Calibri" w:hAnsi="Calibri" w:eastAsia="微软雅黑"/>
                 <w:b/>
-                <w:color w:val="F472B6"/>
+                <w:color w:val="BEF264"/>
                 <w:sz w:val="26"/>
               </w:rPr>
               <w:t>detention</w:t>
@@ -5190,7 +5213,7 @@
               <w:rPr>
                 <w:rFonts w:ascii="Calibri" w:hAnsi="Calibri" w:eastAsia="微软雅黑"/>
                 <w:b/>
-                <w:color w:val="BEF264"/>
+                <w:color w:val="C4B5FD"/>
                 <w:sz w:val="26"/>
               </w:rPr>
               <w:t>recaptured</w:t>
@@ -5228,7 +5251,7 @@
               <w:rPr>
                 <w:rFonts w:ascii="Calibri" w:hAnsi="Calibri" w:eastAsia="微软雅黑"/>
                 <w:b/>
-                <w:color w:val="C4B5FD"/>
+                <w:color w:val="FB923C"/>
                 <w:sz w:val="26"/>
               </w:rPr>
               <w:t>served time</w:t>
@@ -5246,7 +5269,7 @@
               <w:rPr>
                 <w:rFonts w:ascii="Calibri" w:hAnsi="Calibri" w:eastAsia="微软雅黑"/>
                 <w:b/>
-                <w:color w:val="FB923C"/>
+                <w:color w:val="5EEAD4"/>
                 <w:sz w:val="26"/>
               </w:rPr>
               <w:t>penal</w:t>
@@ -5295,7 +5318,7 @@
               <w:rPr>
                 <w:rFonts w:ascii="Calibri" w:hAnsi="Calibri" w:eastAsia="微软雅黑"/>
                 <w:b/>
-                <w:color w:val="F472B6"/>
+                <w:color w:val="BEF264"/>
                 <w:sz w:val="21"/>
               </w:rPr>
               <w:t>关押</w:t>
@@ -5342,7 +5365,7 @@
               <w:rPr>
                 <w:rFonts w:ascii="Calibri" w:hAnsi="Calibri" w:eastAsia="微软雅黑"/>
                 <w:b/>
-                <w:color w:val="BEF264"/>
+                <w:color w:val="C4B5FD"/>
                 <w:sz w:val="21"/>
               </w:rPr>
               <w:t>抓回</w:t>
@@ -5380,7 +5403,7 @@
               <w:rPr>
                 <w:rFonts w:ascii="Calibri" w:hAnsi="Calibri" w:eastAsia="微软雅黑"/>
                 <w:b/>
-                <w:color w:val="FB923C"/>
+                <w:color w:val="5EEAD4"/>
                 <w:sz w:val="21"/>
               </w:rPr>
               <w:t>刑罚</w:t>
@@ -5416,7 +5439,7 @@
               <w:rPr>
                 <w:rFonts w:ascii="Calibri" w:hAnsi="Calibri" w:eastAsia="微软雅黑"/>
                 <w:b/>
-                <w:color w:val="C4B5FD"/>
+                <w:color w:val="FB923C"/>
                 <w:sz w:val="21"/>
               </w:rPr>
               <w:t>服刑</w:t>
@@ -5598,7 +5621,7 @@
               <w:rPr>
                 <w:rFonts w:ascii="Calibri" w:hAnsi="Calibri" w:eastAsia="微软雅黑"/>
                 <w:b/>
-                <w:color w:val="5EEAD4"/>
+                <w:color w:val="FCA5A5"/>
                 <w:sz w:val="26"/>
               </w:rPr>
               <w:t>kept mum</w:t>
@@ -5660,7 +5683,7 @@
               <w:rPr>
                 <w:rFonts w:ascii="Calibri" w:hAnsi="Calibri" w:eastAsia="微软雅黑"/>
                 <w:b/>
-                <w:color w:val="5EEAD4"/>
+                <w:color w:val="FCA5A5"/>
                 <w:sz w:val="21"/>
               </w:rPr>
               <w:t>守口如瓶</w:t>

--- a/视频/对照文本/21-文本.docx
+++ b/视频/对照文本/21-文本.docx
@@ -61,14 +61,16 @@
         </w:tblBorders>
       </w:tblPr>
       <w:tblGrid>
-        <w:gridCol w:w="3513"/>
-        <w:gridCol w:w="3513"/>
-        <w:gridCol w:w="3513"/>
+        <w:gridCol w:w="2108"/>
+        <w:gridCol w:w="2108"/>
+        <w:gridCol w:w="2108"/>
+        <w:gridCol w:w="2108"/>
+        <w:gridCol w:w="2108"/>
       </w:tblGrid>
       <w:tr>
         <w:tc>
           <w:tcPr>
-            <w:tcW w:type="dxa" w:w="3513"/>
+            <w:tcW w:type="dxa" w:w="2108"/>
           </w:tcPr>
           <w:p>
             <w:pPr>
@@ -88,7 +90,7 @@
         </w:tc>
         <w:tc>
           <w:tcPr>
-            <w:tcW w:type="dxa" w:w="3513"/>
+            <w:tcW w:type="dxa" w:w="2108"/>
           </w:tcPr>
           <w:p>
             <w:pPr>
@@ -102,40 +104,13 @@
                 <w:color w:val="F0F7F2"/>
                 <w:sz w:val="26"/>
               </w:rPr>
-              <w:t xml:space="preserve">six </w:t>
-            </w:r>
-            <w:r>
-              <w:rPr>
-                <w:rFonts w:ascii="Calibri" w:hAnsi="Calibri" w:eastAsia="微软雅黑"/>
-                <w:b/>
-                <w:color w:val="FBBF24"/>
-                <w:sz w:val="26"/>
-              </w:rPr>
-              <w:t>scrap-metal</w:t>
-            </w:r>
-            <w:r>
-              <w:rPr>
-                <w:rFonts w:ascii="Calibri" w:hAnsi="Calibri" w:eastAsia="微软雅黑"/>
-                <w:b w:val="0"/>
-                <w:color w:val="F0F7F2"/>
-                <w:sz w:val="26"/>
-              </w:rPr>
-              <w:t xml:space="preserve"> </w:t>
-            </w:r>
-            <w:r>
-              <w:rPr>
-                <w:rFonts w:ascii="Calibri" w:hAnsi="Calibri" w:eastAsia="微软雅黑"/>
-                <w:b/>
-                <w:color w:val="38BDF8"/>
-                <w:sz w:val="26"/>
-              </w:rPr>
-              <w:t>traders</w:t>
+              <w:t>six</w:t>
             </w:r>
           </w:p>
         </w:tc>
         <w:tc>
           <w:tcPr>
-            <w:tcW w:type="dxa" w:w="3513"/>
+            <w:tcW w:type="dxa" w:w="2108"/>
           </w:tcPr>
           <w:p>
             <w:pPr>
@@ -145,11 +120,69 @@
             <w:r>
               <w:rPr>
                 <w:rFonts w:ascii="Calibri" w:hAnsi="Calibri" w:eastAsia="微软雅黑"/>
+                <w:b/>
+                <w:color w:val="FBBF24"/>
+                <w:sz w:val="26"/>
+              </w:rPr>
+              <w:t>scrap-metal</w:t>
+            </w:r>
+          </w:p>
+        </w:tc>
+        <w:tc>
+          <w:tcPr>
+            <w:tcW w:type="dxa" w:w="2108"/>
+          </w:tcPr>
+          <w:p>
+            <w:pPr>
+              <w:spacing w:after="0"/>
+              <w:jc w:val="center"/>
+            </w:pPr>
+            <w:r>
+              <w:rPr>
+                <w:rFonts w:ascii="Calibri" w:hAnsi="Calibri" w:eastAsia="微软雅黑"/>
+                <w:b/>
+                <w:color w:val="38BDF8"/>
+                <w:sz w:val="26"/>
+              </w:rPr>
+              <w:t>traders</w:t>
+            </w:r>
+          </w:p>
+        </w:tc>
+        <w:tc>
+          <w:tcPr>
+            <w:tcW w:type="dxa" w:w="2108"/>
+          </w:tcPr>
+          <w:p>
+            <w:pPr>
+              <w:spacing w:after="0"/>
+              <w:jc w:val="center"/>
+            </w:pPr>
+            <w:r>
+              <w:rPr>
+                <w:rFonts w:ascii="Calibri" w:hAnsi="Calibri" w:eastAsia="微软雅黑"/>
                 <w:b w:val="0"/>
                 <w:color w:val="F0F7F2"/>
                 <w:sz w:val="26"/>
               </w:rPr>
-              <w:t>met secretly at the Hôtel de Crillon in Paris.</w:t>
+              <w:t xml:space="preserve">met </w:t>
+            </w:r>
+            <w:r>
+              <w:rPr>
+                <w:rFonts w:ascii="Calibri" w:hAnsi="Calibri" w:eastAsia="微软雅黑"/>
+                <w:b/>
+                <w:color w:val="F472B6"/>
+                <w:sz w:val="26"/>
+              </w:rPr>
+              <w:t>secretly</w:t>
+            </w:r>
+            <w:r>
+              <w:rPr>
+                <w:rFonts w:ascii="Calibri" w:hAnsi="Calibri" w:eastAsia="微软雅黑"/>
+                <w:b w:val="0"/>
+                <w:color w:val="F0F7F2"/>
+                <w:sz w:val="26"/>
+              </w:rPr>
+              <w:t xml:space="preserve"> at the Hôtel de Crillon in Paris.</w:t>
             </w:r>
           </w:p>
         </w:tc>
@@ -157,7 +190,7 @@
       <w:tr>
         <w:tc>
           <w:tcPr>
-            <w:tcW w:type="dxa" w:w="3513"/>
+            <w:tcW w:type="dxa" w:w="2108"/>
           </w:tcPr>
           <w:p>
             <w:pPr>
@@ -177,7 +210,7 @@
         </w:tc>
         <w:tc>
           <w:tcPr>
-            <w:tcW w:type="dxa" w:w="3513"/>
+            <w:tcW w:type="dxa" w:w="2108"/>
           </w:tcPr>
           <w:p>
             <w:pPr>
@@ -191,67 +224,13 @@
                 <w:color w:val="AAC4B6"/>
                 <w:sz w:val="21"/>
               </w:rPr>
-              <w:t>六名经营</w:t>
-            </w:r>
-            <w:r>
-              <w:rPr>
-                <w:rFonts w:ascii="Calibri" w:hAnsi="Calibri" w:eastAsia="微软雅黑"/>
-                <w:b w:val="0"/>
-                <w:color w:val="AAC4B6"/>
-                <w:sz w:val="21"/>
-              </w:rPr>
-              <w:t xml:space="preserve"> </w:t>
-            </w:r>
-            <w:r>
-              <w:rPr>
-                <w:rFonts w:ascii="Calibri" w:hAnsi="Calibri" w:eastAsia="微软雅黑"/>
-                <w:b/>
-                <w:color w:val="FBBF24"/>
-                <w:sz w:val="21"/>
-              </w:rPr>
-              <w:t>废金属</w:t>
-            </w:r>
-            <w:r>
-              <w:rPr>
-                <w:rFonts w:ascii="Calibri" w:hAnsi="Calibri" w:eastAsia="微软雅黑"/>
-                <w:b w:val="0"/>
-                <w:color w:val="AAC4B6"/>
-                <w:sz w:val="21"/>
-              </w:rPr>
-              <w:t xml:space="preserve"> </w:t>
-            </w:r>
-            <w:r>
-              <w:rPr>
-                <w:rFonts w:ascii="Calibri" w:hAnsi="Calibri" w:eastAsia="微软雅黑"/>
-                <w:b w:val="0"/>
-                <w:color w:val="AAC4B6"/>
-                <w:sz w:val="21"/>
-              </w:rPr>
-              <w:t>的</w:t>
-            </w:r>
-            <w:r>
-              <w:rPr>
-                <w:rFonts w:ascii="Calibri" w:hAnsi="Calibri" w:eastAsia="微软雅黑"/>
-                <w:b w:val="0"/>
-                <w:color w:val="AAC4B6"/>
-                <w:sz w:val="21"/>
-              </w:rPr>
-              <w:t xml:space="preserve"> </w:t>
-            </w:r>
-            <w:r>
-              <w:rPr>
-                <w:rFonts w:ascii="Calibri" w:hAnsi="Calibri" w:eastAsia="微软雅黑"/>
-                <w:b/>
-                <w:color w:val="38BDF8"/>
-                <w:sz w:val="21"/>
-              </w:rPr>
-              <w:t>商人</w:t>
+              <w:t>六名</w:t>
             </w:r>
           </w:p>
         </w:tc>
         <w:tc>
           <w:tcPr>
-            <w:tcW w:type="dxa" w:w="3513"/>
+            <w:tcW w:type="dxa" w:w="2108"/>
           </w:tcPr>
           <w:p>
             <w:pPr>
@@ -265,7 +244,119 @@
                 <w:color w:val="AAC4B6"/>
                 <w:sz w:val="21"/>
               </w:rPr>
-              <w:t>在巴黎的克里雍酒店秘密会面了。</w:t>
+              <w:t>经营</w:t>
+            </w:r>
+            <w:r>
+              <w:rPr>
+                <w:rFonts w:ascii="Calibri" w:hAnsi="Calibri" w:eastAsia="微软雅黑"/>
+                <w:b w:val="0"/>
+                <w:color w:val="AAC4B6"/>
+                <w:sz w:val="21"/>
+              </w:rPr>
+              <w:t xml:space="preserve"> </w:t>
+            </w:r>
+            <w:r>
+              <w:rPr>
+                <w:rFonts w:ascii="Calibri" w:hAnsi="Calibri" w:eastAsia="微软雅黑"/>
+                <w:b/>
+                <w:color w:val="FBBF24"/>
+                <w:sz w:val="21"/>
+              </w:rPr>
+              <w:t>废金属</w:t>
+            </w:r>
+            <w:r>
+              <w:rPr>
+                <w:rFonts w:ascii="Calibri" w:hAnsi="Calibri" w:eastAsia="微软雅黑"/>
+                <w:b w:val="0"/>
+                <w:color w:val="AAC4B6"/>
+                <w:sz w:val="21"/>
+              </w:rPr>
+              <w:t xml:space="preserve"> </w:t>
+            </w:r>
+            <w:r>
+              <w:rPr>
+                <w:rFonts w:ascii="Calibri" w:hAnsi="Calibri" w:eastAsia="微软雅黑"/>
+                <w:b w:val="0"/>
+                <w:color w:val="AAC4B6"/>
+                <w:sz w:val="21"/>
+              </w:rPr>
+              <w:t>的</w:t>
+            </w:r>
+          </w:p>
+        </w:tc>
+        <w:tc>
+          <w:tcPr>
+            <w:tcW w:type="dxa" w:w="2108"/>
+          </w:tcPr>
+          <w:p>
+            <w:pPr>
+              <w:spacing w:after="0"/>
+              <w:jc w:val="center"/>
+            </w:pPr>
+            <w:r>
+              <w:rPr>
+                <w:rFonts w:ascii="Calibri" w:hAnsi="Calibri" w:eastAsia="微软雅黑"/>
+                <w:b/>
+                <w:color w:val="38BDF8"/>
+                <w:sz w:val="21"/>
+              </w:rPr>
+              <w:t>商人</w:t>
+            </w:r>
+          </w:p>
+        </w:tc>
+        <w:tc>
+          <w:tcPr>
+            <w:tcW w:type="dxa" w:w="2108"/>
+          </w:tcPr>
+          <w:p>
+            <w:pPr>
+              <w:spacing w:after="0"/>
+              <w:jc w:val="center"/>
+            </w:pPr>
+            <w:r>
+              <w:rPr>
+                <w:rFonts w:ascii="Calibri" w:hAnsi="Calibri" w:eastAsia="微软雅黑"/>
+                <w:b w:val="0"/>
+                <w:color w:val="AAC4B6"/>
+                <w:sz w:val="21"/>
+              </w:rPr>
+              <w:t>在巴黎的克里雍酒店</w:t>
+            </w:r>
+            <w:r>
+              <w:rPr>
+                <w:rFonts w:ascii="Calibri" w:hAnsi="Calibri" w:eastAsia="微软雅黑"/>
+                <w:b w:val="0"/>
+                <w:color w:val="AAC4B6"/>
+                <w:sz w:val="21"/>
+              </w:rPr>
+              <w:t xml:space="preserve"> </w:t>
+            </w:r>
+            <w:r>
+              <w:rPr>
+                <w:rFonts w:ascii="Calibri" w:hAnsi="Calibri" w:eastAsia="微软雅黑"/>
+                <w:b/>
+                <w:color w:val="F472B6"/>
+                <w:sz w:val="21"/>
+              </w:rPr>
+              <w:t>秘密地</w:t>
+            </w:r>
+            <w:r>
+              <w:rPr>
+                <w:rFonts w:ascii="Calibri" w:hAnsi="Calibri" w:eastAsia="微软雅黑"/>
+                <w:b w:val="0"/>
+                <w:color w:val="AAC4B6"/>
+                <w:sz w:val="21"/>
+              </w:rPr>
+              <w:t xml:space="preserve"> </w:t>
+            </w:r>
+            <w:r>
+              <w:rPr>
+                <w:rFonts w:ascii="Calibri" w:hAnsi="Calibri" w:eastAsia="微软雅黑"/>
+                <w:b w:val="0"/>
+                <w:color w:val="AAC4B6"/>
+                <w:sz w:val="21"/>
+              </w:rPr>
+              <w:t>会面了。</w:t>
             </w:r>
           </w:p>
         </w:tc>
@@ -306,13 +397,14 @@
         </w:tblBorders>
       </w:tblPr>
       <w:tblGrid>
-        <w:gridCol w:w="5270"/>
-        <w:gridCol w:w="5270"/>
+        <w:gridCol w:w="3513"/>
+        <w:gridCol w:w="3513"/>
+        <w:gridCol w:w="3513"/>
       </w:tblGrid>
       <w:tr>
         <w:tc>
           <w:tcPr>
-            <w:tcW w:type="dxa" w:w="5270"/>
+            <w:tcW w:type="dxa" w:w="3513"/>
           </w:tcPr>
           <w:p>
             <w:pPr>
@@ -332,43 +424,16 @@
               <w:rPr>
                 <w:rFonts w:ascii="Calibri" w:hAnsi="Calibri" w:eastAsia="微软雅黑"/>
                 <w:b/>
-                <w:color w:val="F472B6"/>
-                <w:sz w:val="26"/>
-              </w:rPr>
-              <w:t>deputy</w:t>
-            </w:r>
-            <w:r>
-              <w:rPr>
-                <w:rFonts w:ascii="Calibri" w:hAnsi="Calibri" w:eastAsia="微软雅黑"/>
-                <w:b w:val="0"/>
-                <w:color w:val="F0F7F2"/>
-                <w:sz w:val="26"/>
-              </w:rPr>
-              <w:t xml:space="preserve"> </w:t>
-            </w:r>
-            <w:r>
-              <w:rPr>
-                <w:rFonts w:ascii="Calibri" w:hAnsi="Calibri" w:eastAsia="微软雅黑"/>
-                <w:b/>
                 <w:color w:val="BEF264"/>
                 <w:sz w:val="26"/>
               </w:rPr>
-              <w:t>director-general</w:t>
-            </w:r>
-            <w:r>
-              <w:rPr>
-                <w:rFonts w:ascii="Calibri" w:hAnsi="Calibri" w:eastAsia="微软雅黑"/>
-                <w:b w:val="0"/>
-                <w:color w:val="F0F7F2"/>
-                <w:sz w:val="26"/>
-              </w:rPr>
-              <w:t xml:space="preserve"> of the Ministry of Posts and Telegraphs</w:t>
+              <w:t>deputy</w:t>
             </w:r>
           </w:p>
         </w:tc>
         <w:tc>
           <w:tcPr>
-            <w:tcW w:type="dxa" w:w="5270"/>
+            <w:tcW w:type="dxa" w:w="3513"/>
           </w:tcPr>
           <w:p>
             <w:pPr>
@@ -378,21 +443,32 @@
             <w:r>
               <w:rPr>
                 <w:rFonts w:ascii="Calibri" w:hAnsi="Calibri" w:eastAsia="微软雅黑"/>
+                <w:b/>
+                <w:color w:val="C4B5FD"/>
+                <w:sz w:val="26"/>
+              </w:rPr>
+              <w:t>director-general</w:t>
+            </w:r>
+            <w:r>
+              <w:rPr>
+                <w:rFonts w:ascii="Calibri" w:hAnsi="Calibri" w:eastAsia="微软雅黑"/>
                 <w:b w:val="0"/>
                 <w:color w:val="F0F7F2"/>
                 <w:sz w:val="26"/>
               </w:rPr>
-              <w:t xml:space="preserve">shared the </w:t>
-            </w:r>
-            <w:r>
-              <w:rPr>
-                <w:rFonts w:ascii="Calibri" w:hAnsi="Calibri" w:eastAsia="微软雅黑"/>
-                <w:b/>
-                <w:color w:val="C4B5FD"/>
-                <w:sz w:val="26"/>
-              </w:rPr>
-              <w:t>momentous</w:t>
-            </w:r>
+              <w:t xml:space="preserve"> of the Ministry of Posts and Telegraphs</w:t>
+            </w:r>
+          </w:p>
+        </w:tc>
+        <w:tc>
+          <w:tcPr>
+            <w:tcW w:type="dxa" w:w="3513"/>
+          </w:tcPr>
+          <w:p>
+            <w:pPr>
+              <w:spacing w:after="0"/>
+              <w:jc w:val="center"/>
+            </w:pPr>
             <w:r>
               <w:rPr>
                 <w:rFonts w:ascii="Calibri" w:hAnsi="Calibri" w:eastAsia="微软雅黑"/>
@@ -400,13 +476,31 @@
                 <w:color w:val="F0F7F2"/>
                 <w:sz w:val="26"/>
               </w:rPr>
-              <w:t xml:space="preserve"> news, </w:t>
+              <w:t xml:space="preserve">shared the </w:t>
             </w:r>
             <w:r>
               <w:rPr>
                 <w:rFonts w:ascii="Calibri" w:hAnsi="Calibri" w:eastAsia="微软雅黑"/>
                 <w:b/>
                 <w:color w:val="FB923C"/>
+                <w:sz w:val="26"/>
+              </w:rPr>
+              <w:t>momentous</w:t>
+            </w:r>
+            <w:r>
+              <w:rPr>
+                <w:rFonts w:ascii="Calibri" w:hAnsi="Calibri" w:eastAsia="微软雅黑"/>
+                <w:b w:val="0"/>
+                <w:color w:val="F0F7F2"/>
+                <w:sz w:val="26"/>
+              </w:rPr>
+              <w:t xml:space="preserve"> news, </w:t>
+            </w:r>
+            <w:r>
+              <w:rPr>
+                <w:rFonts w:ascii="Calibri" w:hAnsi="Calibri" w:eastAsia="微软雅黑"/>
+                <w:b/>
+                <w:color w:val="5EEAD4"/>
                 <w:sz w:val="26"/>
               </w:rPr>
               <w:t>confidentially</w:t>
@@ -426,7 +520,7 @@
       <w:tr>
         <w:tc>
           <w:tcPr>
-            <w:tcW w:type="dxa" w:w="5270"/>
+            <w:tcW w:type="dxa" w:w="3513"/>
           </w:tcPr>
           <w:p>
             <w:pPr>
@@ -455,34 +549,16 @@
               <w:rPr>
                 <w:rFonts w:ascii="Calibri" w:hAnsi="Calibri" w:eastAsia="微软雅黑"/>
                 <w:b/>
-                <w:color w:val="F472B6"/>
-                <w:sz w:val="21"/>
-              </w:rPr>
-              <w:t>副的</w:t>
-            </w:r>
-            <w:r>
-              <w:rPr>
-                <w:rFonts w:ascii="Calibri" w:hAnsi="Calibri" w:eastAsia="微软雅黑"/>
-                <w:b w:val="0"/>
-                <w:color w:val="AAC4B6"/>
-                <w:sz w:val="21"/>
-              </w:rPr>
-              <w:t xml:space="preserve"> </w:t>
-            </w:r>
-            <w:r>
-              <w:rPr>
-                <w:rFonts w:ascii="Calibri" w:hAnsi="Calibri" w:eastAsia="微软雅黑"/>
-                <w:b/>
                 <w:color w:val="BEF264"/>
                 <w:sz w:val="21"/>
               </w:rPr>
-              <w:t>总负责人</w:t>
+              <w:t>副的</w:t>
             </w:r>
           </w:p>
         </w:tc>
         <w:tc>
           <w:tcPr>
-            <w:tcW w:type="dxa" w:w="5270"/>
+            <w:tcW w:type="dxa" w:w="3513"/>
           </w:tcPr>
           <w:p>
             <w:pPr>
@@ -492,6 +568,26 @@
             <w:r>
               <w:rPr>
                 <w:rFonts w:ascii="Calibri" w:hAnsi="Calibri" w:eastAsia="微软雅黑"/>
+                <w:b/>
+                <w:color w:val="C4B5FD"/>
+                <w:sz w:val="21"/>
+              </w:rPr>
+              <w:t>总负责人</w:t>
+            </w:r>
+          </w:p>
+        </w:tc>
+        <w:tc>
+          <w:tcPr>
+            <w:tcW w:type="dxa" w:w="3513"/>
+          </w:tcPr>
+          <w:p>
+            <w:pPr>
+              <w:spacing w:after="0"/>
+              <w:jc w:val="center"/>
+            </w:pPr>
+            <w:r>
+              <w:rPr>
+                <w:rFonts w:ascii="Calibri" w:hAnsi="Calibri" w:eastAsia="微软雅黑"/>
                 <w:b w:val="0"/>
                 <w:color w:val="AAC4B6"/>
                 <w:sz w:val="21"/>
@@ -511,7 +607,7 @@
               <w:rPr>
                 <w:rFonts w:ascii="Calibri" w:hAnsi="Calibri" w:eastAsia="微软雅黑"/>
                 <w:b/>
-                <w:color w:val="FB923C"/>
+                <w:color w:val="5EEAD4"/>
                 <w:sz w:val="21"/>
               </w:rPr>
               <w:t>私下地</w:t>
@@ -547,7 +643,7 @@
               <w:rPr>
                 <w:rFonts w:ascii="Calibri" w:hAnsi="Calibri" w:eastAsia="微软雅黑"/>
                 <w:b/>
-                <w:color w:val="C4B5FD"/>
+                <w:color w:val="FB923C"/>
                 <w:sz w:val="21"/>
               </w:rPr>
               <w:t>重大的</w:t>
@@ -690,13 +786,19 @@
         </w:tblBorders>
       </w:tblPr>
       <w:tblGrid>
-        <w:gridCol w:w="5270"/>
-        <w:gridCol w:w="5270"/>
+        <w:gridCol w:w="1317"/>
+        <w:gridCol w:w="1317"/>
+        <w:gridCol w:w="1317"/>
+        <w:gridCol w:w="1317"/>
+        <w:gridCol w:w="1317"/>
+        <w:gridCol w:w="1317"/>
+        <w:gridCol w:w="1317"/>
+        <w:gridCol w:w="1317"/>
       </w:tblGrid>
       <w:tr>
         <w:tc>
           <w:tcPr>
-            <w:tcW w:type="dxa" w:w="5270"/>
+            <w:tcW w:type="dxa" w:w="1317"/>
           </w:tcPr>
           <w:p>
             <w:pPr>
@@ -710,22 +812,13 @@
                 <w:color w:val="F0F7F2"/>
                 <w:sz w:val="26"/>
               </w:rPr>
-              <w:t xml:space="preserve">He invited </w:t>
-            </w:r>
-            <w:r>
-              <w:rPr>
-                <w:rFonts w:ascii="Calibri" w:hAnsi="Calibri" w:eastAsia="微软雅黑"/>
-                <w:b/>
-                <w:color w:val="5EEAD4"/>
-                <w:sz w:val="26"/>
-              </w:rPr>
-              <w:t>tenders</w:t>
+              <w:t>He</w:t>
             </w:r>
           </w:p>
         </w:tc>
         <w:tc>
           <w:tcPr>
-            <w:tcW w:type="dxa" w:w="5270"/>
+            <w:tcW w:type="dxa" w:w="1317"/>
           </w:tcPr>
           <w:p>
             <w:pPr>
@@ -739,8 +832,19 @@
                 <w:color w:val="F0F7F2"/>
                 <w:sz w:val="26"/>
               </w:rPr>
-              <w:t xml:space="preserve">and made each dealer </w:t>
-            </w:r>
+              <w:t>invited</w:t>
+            </w:r>
+          </w:p>
+        </w:tc>
+        <w:tc>
+          <w:tcPr>
+            <w:tcW w:type="dxa" w:w="1317"/>
+          </w:tcPr>
+          <w:p>
+            <w:pPr>
+              <w:spacing w:after="0"/>
+              <w:jc w:val="center"/>
+            </w:pPr>
             <w:r>
               <w:rPr>
                 <w:rFonts w:ascii="Calibri" w:hAnsi="Calibri" w:eastAsia="微软雅黑"/>
@@ -748,8 +852,19 @@
                 <w:color w:val="FCA5A5"/>
                 <w:sz w:val="26"/>
               </w:rPr>
-              <w:t>solemnly</w:t>
-            </w:r>
+              <w:t>tenders</w:t>
+            </w:r>
+          </w:p>
+        </w:tc>
+        <w:tc>
+          <w:tcPr>
+            <w:tcW w:type="dxa" w:w="1317"/>
+          </w:tcPr>
+          <w:p>
+            <w:pPr>
+              <w:spacing w:after="0"/>
+              <w:jc w:val="center"/>
+            </w:pPr>
             <w:r>
               <w:rPr>
                 <w:rFonts w:ascii="Calibri" w:hAnsi="Calibri" w:eastAsia="微软雅黑"/>
@@ -757,8 +872,39 @@
                 <w:color w:val="F0F7F2"/>
                 <w:sz w:val="26"/>
               </w:rPr>
-              <w:t xml:space="preserve"> </w:t>
-            </w:r>
+              <w:t>and made</w:t>
+            </w:r>
+          </w:p>
+        </w:tc>
+        <w:tc>
+          <w:tcPr>
+            <w:tcW w:type="dxa" w:w="1317"/>
+          </w:tcPr>
+          <w:p>
+            <w:pPr>
+              <w:spacing w:after="0"/>
+              <w:jc w:val="center"/>
+            </w:pPr>
+            <w:r>
+              <w:rPr>
+                <w:rFonts w:ascii="Calibri" w:hAnsi="Calibri" w:eastAsia="微软雅黑"/>
+                <w:b w:val="0"/>
+                <w:color w:val="F0F7F2"/>
+                <w:sz w:val="26"/>
+              </w:rPr>
+              <w:t>each dealer</w:t>
+            </w:r>
+          </w:p>
+        </w:tc>
+        <w:tc>
+          <w:tcPr>
+            <w:tcW w:type="dxa" w:w="1317"/>
+          </w:tcPr>
+          <w:p>
+            <w:pPr>
+              <w:spacing w:after="0"/>
+              <w:jc w:val="center"/>
+            </w:pPr>
             <w:r>
               <w:rPr>
                 <w:rFonts w:ascii="Calibri" w:hAnsi="Calibri" w:eastAsia="微软雅黑"/>
@@ -766,22 +912,44 @@
                 <w:color w:val="FBBF24"/>
                 <w:sz w:val="26"/>
               </w:rPr>
-              <w:t>vow</w:t>
-            </w:r>
-            <w:r>
-              <w:rPr>
-                <w:rFonts w:ascii="Calibri" w:hAnsi="Calibri" w:eastAsia="微软雅黑"/>
-                <w:b w:val="0"/>
-                <w:color w:val="F0F7F2"/>
-                <w:sz w:val="26"/>
-              </w:rPr>
-              <w:t xml:space="preserve"> </w:t>
-            </w:r>
+              <w:t>solemnly</w:t>
+            </w:r>
+          </w:p>
+        </w:tc>
+        <w:tc>
+          <w:tcPr>
+            <w:tcW w:type="dxa" w:w="1317"/>
+          </w:tcPr>
+          <w:p>
+            <w:pPr>
+              <w:spacing w:after="0"/>
+              <w:jc w:val="center"/>
+            </w:pPr>
             <w:r>
               <w:rPr>
                 <w:rFonts w:ascii="Calibri" w:hAnsi="Calibri" w:eastAsia="微软雅黑"/>
                 <w:b/>
                 <w:color w:val="38BDF8"/>
+                <w:sz w:val="26"/>
+              </w:rPr>
+              <w:t>vow</w:t>
+            </w:r>
+          </w:p>
+        </w:tc>
+        <w:tc>
+          <w:tcPr>
+            <w:tcW w:type="dxa" w:w="1317"/>
+          </w:tcPr>
+          <w:p>
+            <w:pPr>
+              <w:spacing w:after="0"/>
+              <w:jc w:val="center"/>
+            </w:pPr>
+            <w:r>
+              <w:rPr>
+                <w:rFonts w:ascii="Calibri" w:hAnsi="Calibri" w:eastAsia="微软雅黑"/>
+                <w:b/>
+                <w:color w:val="F472B6"/>
                 <w:sz w:val="26"/>
               </w:rPr>
               <w:t>secrecy</w:t>
@@ -801,7 +969,7 @@
       <w:tr>
         <w:tc>
           <w:tcPr>
-            <w:tcW w:type="dxa" w:w="5270"/>
+            <w:tcW w:type="dxa" w:w="1317"/>
           </w:tcPr>
           <w:p>
             <w:pPr>
@@ -815,40 +983,13 @@
                 <w:color w:val="AAC4B6"/>
                 <w:sz w:val="21"/>
               </w:rPr>
-              <w:t>他请他们</w:t>
-            </w:r>
-            <w:r>
-              <w:rPr>
-                <w:rFonts w:ascii="Calibri" w:hAnsi="Calibri" w:eastAsia="微软雅黑"/>
-                <w:b w:val="0"/>
-                <w:color w:val="AAC4B6"/>
-                <w:sz w:val="21"/>
-              </w:rPr>
-              <w:t xml:space="preserve"> </w:t>
-            </w:r>
-            <w:r>
-              <w:rPr>
-                <w:rFonts w:ascii="Calibri" w:hAnsi="Calibri" w:eastAsia="微软雅黑"/>
-                <w:b/>
-                <w:color w:val="5EEAD4"/>
-                <w:sz w:val="21"/>
-              </w:rPr>
-              <w:t>投标</w:t>
-            </w:r>
-            <w:r>
-              <w:rPr>
-                <w:rFonts w:ascii="Calibri" w:hAnsi="Calibri" w:eastAsia="微软雅黑"/>
-                <w:b w:val="0"/>
-                <w:color w:val="AAC4B6"/>
-                <w:sz w:val="21"/>
-              </w:rPr>
-              <w:t>，</w:t>
+              <w:t>他</w:t>
             </w:r>
           </w:p>
         </w:tc>
         <w:tc>
           <w:tcPr>
-            <w:tcW w:type="dxa" w:w="5270"/>
+            <w:tcW w:type="dxa" w:w="1317"/>
           </w:tcPr>
           <w:p>
             <w:pPr>
@@ -862,7 +1003,27 @@
                 <w:color w:val="AAC4B6"/>
                 <w:sz w:val="21"/>
               </w:rPr>
-              <w:t>并让每位商人</w:t>
+              <w:t>请他们</w:t>
+            </w:r>
+          </w:p>
+        </w:tc>
+        <w:tc>
+          <w:tcPr>
+            <w:tcW w:type="dxa" w:w="1317"/>
+          </w:tcPr>
+          <w:p>
+            <w:pPr>
+              <w:spacing w:after="0"/>
+              <w:jc w:val="center"/>
+            </w:pPr>
+            <w:r>
+              <w:rPr>
+                <w:rFonts w:ascii="Calibri" w:hAnsi="Calibri" w:eastAsia="微软雅黑"/>
+                <w:b/>
+                <w:color w:val="FCA5A5"/>
+                <w:sz w:val="21"/>
+              </w:rPr>
+              <w:t>投标</w:t>
             </w:r>
             <w:r>
               <w:rPr>
@@ -871,17 +1032,19 @@
                 <w:color w:val="AAC4B6"/>
                 <w:sz w:val="21"/>
               </w:rPr>
-              <w:t xml:space="preserve"> </w:t>
-            </w:r>
-            <w:r>
-              <w:rPr>
-                <w:rFonts w:ascii="Calibri" w:hAnsi="Calibri" w:eastAsia="微软雅黑"/>
-                <w:b/>
-                <w:color w:val="FCA5A5"/>
-                <w:sz w:val="21"/>
-              </w:rPr>
-              <w:t>郑重地</w:t>
-            </w:r>
+              <w:t>，</w:t>
+            </w:r>
+          </w:p>
+        </w:tc>
+        <w:tc>
+          <w:tcPr>
+            <w:tcW w:type="dxa" w:w="1317"/>
+          </w:tcPr>
+          <w:p>
+            <w:pPr>
+              <w:spacing w:after="0"/>
+              <w:jc w:val="center"/>
+            </w:pPr>
             <w:r>
               <w:rPr>
                 <w:rFonts w:ascii="Calibri" w:hAnsi="Calibri" w:eastAsia="微软雅黑"/>
@@ -889,8 +1052,39 @@
                 <w:color w:val="AAC4B6"/>
                 <w:sz w:val="21"/>
               </w:rPr>
-              <w:t xml:space="preserve"> </w:t>
-            </w:r>
+              <w:t>并让</w:t>
+            </w:r>
+          </w:p>
+        </w:tc>
+        <w:tc>
+          <w:tcPr>
+            <w:tcW w:type="dxa" w:w="1317"/>
+          </w:tcPr>
+          <w:p>
+            <w:pPr>
+              <w:spacing w:after="0"/>
+              <w:jc w:val="center"/>
+            </w:pPr>
+            <w:r>
+              <w:rPr>
+                <w:rFonts w:ascii="Calibri" w:hAnsi="Calibri" w:eastAsia="微软雅黑"/>
+                <w:b w:val="0"/>
+                <w:color w:val="AAC4B6"/>
+                <w:sz w:val="21"/>
+              </w:rPr>
+              <w:t>每位商人</w:t>
+            </w:r>
+          </w:p>
+        </w:tc>
+        <w:tc>
+          <w:tcPr>
+            <w:tcW w:type="dxa" w:w="1317"/>
+          </w:tcPr>
+          <w:p>
+            <w:pPr>
+              <w:spacing w:after="0"/>
+              <w:jc w:val="center"/>
+            </w:pPr>
             <w:r>
               <w:rPr>
                 <w:rFonts w:ascii="Calibri" w:hAnsi="Calibri" w:eastAsia="微软雅黑"/>
@@ -898,8 +1092,39 @@
                 <w:color w:val="FBBF24"/>
                 <w:sz w:val="21"/>
               </w:rPr>
+              <w:t>郑重地</w:t>
+            </w:r>
+          </w:p>
+        </w:tc>
+        <w:tc>
+          <w:tcPr>
+            <w:tcW w:type="dxa" w:w="1317"/>
+          </w:tcPr>
+          <w:p>
+            <w:pPr>
+              <w:spacing w:after="0"/>
+              <w:jc w:val="center"/>
+            </w:pPr>
+            <w:r>
+              <w:rPr>
+                <w:rFonts w:ascii="Calibri" w:hAnsi="Calibri" w:eastAsia="微软雅黑"/>
+                <w:b/>
+                <w:color w:val="38BDF8"/>
+                <w:sz w:val="21"/>
+              </w:rPr>
               <w:t>发誓</w:t>
             </w:r>
+          </w:p>
+        </w:tc>
+        <w:tc>
+          <w:tcPr>
+            <w:tcW w:type="dxa" w:w="1317"/>
+          </w:tcPr>
+          <w:p>
+            <w:pPr>
+              <w:spacing w:after="0"/>
+              <w:jc w:val="center"/>
+            </w:pPr>
             <w:r>
               <w:rPr>
                 <w:rFonts w:ascii="Calibri" w:hAnsi="Calibri" w:eastAsia="微软雅黑"/>
@@ -907,7 +1132,7 @@
                 <w:color w:val="AAC4B6"/>
                 <w:sz w:val="21"/>
               </w:rPr>
-              <w:t xml:space="preserve"> </w:t>
+              <w:t>要</w:t>
             </w:r>
             <w:r>
               <w:rPr>
@@ -916,22 +1141,13 @@
                 <w:color w:val="AAC4B6"/>
                 <w:sz w:val="21"/>
               </w:rPr>
-              <w:t>要</w:t>
-            </w:r>
-            <w:r>
-              <w:rPr>
-                <w:rFonts w:ascii="Calibri" w:hAnsi="Calibri" w:eastAsia="微软雅黑"/>
-                <w:b w:val="0"/>
-                <w:color w:val="AAC4B6"/>
-                <w:sz w:val="21"/>
-              </w:rPr>
               <w:t xml:space="preserve"> </w:t>
             </w:r>
             <w:r>
               <w:rPr>
                 <w:rFonts w:ascii="Calibri" w:hAnsi="Calibri" w:eastAsia="微软雅黑"/>
                 <w:b/>
-                <w:color w:val="38BDF8"/>
+                <w:color w:val="F472B6"/>
                 <w:sz w:val="21"/>
               </w:rPr>
               <w:t>保密</w:t>
@@ -979,12 +1195,14 @@
         </w:tblBorders>
       </w:tblPr>
       <w:tblGrid>
-        <w:gridCol w:w="10540"/>
+        <w:gridCol w:w="3513"/>
+        <w:gridCol w:w="3513"/>
+        <w:gridCol w:w="3513"/>
       </w:tblGrid>
       <w:tr>
         <w:tc>
           <w:tcPr>
-            <w:tcW w:type="dxa" w:w="10540"/>
+            <w:tcW w:type="dxa" w:w="3513"/>
           </w:tcPr>
           <w:p>
             <w:pPr>
@@ -995,11 +1213,22 @@
               <w:rPr>
                 <w:rFonts w:ascii="Calibri" w:hAnsi="Calibri" w:eastAsia="微软雅黑"/>
                 <w:b/>
-                <w:color w:val="F472B6"/>
+                <w:color w:val="BEF264"/>
                 <w:sz w:val="26"/>
               </w:rPr>
               <w:t>ostensibly</w:t>
             </w:r>
+          </w:p>
+        </w:tc>
+        <w:tc>
+          <w:tcPr>
+            <w:tcW w:type="dxa" w:w="3513"/>
+          </w:tcPr>
+          <w:p>
+            <w:pPr>
+              <w:spacing w:after="0"/>
+              <w:jc w:val="center"/>
+            </w:pPr>
             <w:r>
               <w:rPr>
                 <w:rFonts w:ascii="Calibri" w:hAnsi="Calibri" w:eastAsia="微软雅黑"/>
@@ -1007,13 +1236,33 @@
                 <w:color w:val="F0F7F2"/>
                 <w:sz w:val="26"/>
               </w:rPr>
-              <w:t xml:space="preserve"> to spare the </w:t>
+              <w:t>to spare</w:t>
+            </w:r>
+          </w:p>
+        </w:tc>
+        <w:tc>
+          <w:tcPr>
+            <w:tcW w:type="dxa" w:w="3513"/>
+          </w:tcPr>
+          <w:p>
+            <w:pPr>
+              <w:spacing w:after="0"/>
+              <w:jc w:val="center"/>
+            </w:pPr>
+            <w:r>
+              <w:rPr>
+                <w:rFonts w:ascii="Calibri" w:hAnsi="Calibri" w:eastAsia="微软雅黑"/>
+                <w:b w:val="0"/>
+                <w:color w:val="F0F7F2"/>
+                <w:sz w:val="26"/>
+              </w:rPr>
+              <w:t xml:space="preserve">the </w:t>
             </w:r>
             <w:r>
               <w:rPr>
                 <w:rFonts w:ascii="Calibri" w:hAnsi="Calibri" w:eastAsia="微软雅黑"/>
                 <w:b/>
-                <w:color w:val="BEF264"/>
+                <w:color w:val="C4B5FD"/>
                 <w:sz w:val="26"/>
               </w:rPr>
               <w:t>public indignation</w:t>
@@ -1033,7 +1282,7 @@
       <w:tr>
         <w:tc>
           <w:tcPr>
-            <w:tcW w:type="dxa" w:w="10540"/>
+            <w:tcW w:type="dxa" w:w="3513"/>
           </w:tcPr>
           <w:p>
             <w:pPr>
@@ -1044,11 +1293,22 @@
               <w:rPr>
                 <w:rFonts w:ascii="Calibri" w:hAnsi="Calibri" w:eastAsia="微软雅黑"/>
                 <w:b/>
-                <w:color w:val="F472B6"/>
+                <w:color w:val="BEF264"/>
                 <w:sz w:val="21"/>
               </w:rPr>
               <w:t>表面上</w:t>
             </w:r>
+          </w:p>
+        </w:tc>
+        <w:tc>
+          <w:tcPr>
+            <w:tcW w:type="dxa" w:w="3513"/>
+          </w:tcPr>
+          <w:p>
+            <w:pPr>
+              <w:spacing w:after="0"/>
+              <w:jc w:val="center"/>
+            </w:pPr>
             <w:r>
               <w:rPr>
                 <w:rFonts w:ascii="Calibri" w:hAnsi="Calibri" w:eastAsia="微软雅黑"/>
@@ -1056,31 +1316,24 @@
                 <w:color w:val="AAC4B6"/>
                 <w:sz w:val="21"/>
               </w:rPr>
-              <w:t xml:space="preserve"> </w:t>
-            </w:r>
-            <w:r>
-              <w:rPr>
-                <w:rFonts w:ascii="Calibri" w:hAnsi="Calibri" w:eastAsia="微软雅黑"/>
-                <w:b w:val="0"/>
-                <w:color w:val="AAC4B6"/>
-                <w:sz w:val="21"/>
-              </w:rPr>
               <w:t>是为了避免引起</w:t>
             </w:r>
-            <w:r>
-              <w:rPr>
-                <w:rFonts w:ascii="Calibri" w:hAnsi="Calibri" w:eastAsia="微软雅黑"/>
-                <w:b w:val="0"/>
-                <w:color w:val="AAC4B6"/>
-                <w:sz w:val="21"/>
-              </w:rPr>
-              <w:t xml:space="preserve"> </w:t>
-            </w:r>
+          </w:p>
+        </w:tc>
+        <w:tc>
+          <w:tcPr>
+            <w:tcW w:type="dxa" w:w="3513"/>
+          </w:tcPr>
+          <w:p>
+            <w:pPr>
+              <w:spacing w:after="0"/>
+              <w:jc w:val="center"/>
+            </w:pPr>
             <w:r>
               <w:rPr>
                 <w:rFonts w:ascii="Calibri" w:hAnsi="Calibri" w:eastAsia="微软雅黑"/>
                 <w:b/>
-                <w:color w:val="BEF264"/>
+                <w:color w:val="C4B5FD"/>
                 <w:sz w:val="21"/>
               </w:rPr>
               <w:t>公愤</w:t>
@@ -1134,13 +1387,14 @@
         </w:tblBorders>
       </w:tblPr>
       <w:tblGrid>
-        <w:gridCol w:w="5270"/>
-        <w:gridCol w:w="5270"/>
+        <w:gridCol w:w="3513"/>
+        <w:gridCol w:w="3513"/>
+        <w:gridCol w:w="3513"/>
       </w:tblGrid>
       <w:tr>
         <w:tc>
           <w:tcPr>
-            <w:tcW w:type="dxa" w:w="5270"/>
+            <w:tcW w:type="dxa" w:w="3513"/>
           </w:tcPr>
           <w:p>
             <w:pPr>
@@ -1160,7 +1414,7 @@
               <w:rPr>
                 <w:rFonts w:ascii="Calibri" w:hAnsi="Calibri" w:eastAsia="微软雅黑"/>
                 <w:b/>
-                <w:color w:val="C4B5FD"/>
+                <w:color w:val="FB923C"/>
                 <w:sz w:val="26"/>
               </w:rPr>
               <w:t>pretext</w:t>
@@ -1169,7 +1423,7 @@
         </w:tc>
         <w:tc>
           <w:tcPr>
-            <w:tcW w:type="dxa" w:w="5270"/>
+            <w:tcW w:type="dxa" w:w="3513"/>
           </w:tcPr>
           <w:p>
             <w:pPr>
@@ -1183,13 +1437,24 @@
                 <w:color w:val="F0F7F2"/>
                 <w:sz w:val="26"/>
               </w:rPr>
-              <w:t xml:space="preserve">was not </w:t>
-            </w:r>
+              <w:t>was not</w:t>
+            </w:r>
+          </w:p>
+        </w:tc>
+        <w:tc>
+          <w:tcPr>
+            <w:tcW w:type="dxa" w:w="3513"/>
+          </w:tcPr>
+          <w:p>
+            <w:pPr>
+              <w:spacing w:after="0"/>
+              <w:jc w:val="center"/>
+            </w:pPr>
             <w:r>
               <w:rPr>
                 <w:rFonts w:ascii="Calibri" w:hAnsi="Calibri" w:eastAsia="微软雅黑"/>
                 <w:b/>
-                <w:color w:val="FB923C"/>
+                <w:color w:val="5EEAD4"/>
                 <w:sz w:val="26"/>
               </w:rPr>
               <w:t>absurd</w:t>
@@ -1209,7 +1474,7 @@
       <w:tr>
         <w:tc>
           <w:tcPr>
-            <w:tcW w:type="dxa" w:w="5270"/>
+            <w:tcW w:type="dxa" w:w="3513"/>
           </w:tcPr>
           <w:p>
             <w:pPr>
@@ -1238,7 +1503,7 @@
               <w:rPr>
                 <w:rFonts w:ascii="Calibri" w:hAnsi="Calibri" w:eastAsia="微软雅黑"/>
                 <w:b/>
-                <w:color w:val="C4B5FD"/>
+                <w:color w:val="FB923C"/>
                 <w:sz w:val="21"/>
               </w:rPr>
               <w:t>借口</w:t>
@@ -1247,7 +1512,7 @@
         </w:tc>
         <w:tc>
           <w:tcPr>
-            <w:tcW w:type="dxa" w:w="5270"/>
+            <w:tcW w:type="dxa" w:w="3513"/>
           </w:tcPr>
           <w:p>
             <w:pPr>
@@ -1263,20 +1528,22 @@
               </w:rPr>
               <w:t>并不</w:t>
             </w:r>
-            <w:r>
-              <w:rPr>
-                <w:rFonts w:ascii="Calibri" w:hAnsi="Calibri" w:eastAsia="微软雅黑"/>
-                <w:b w:val="0"/>
-                <w:color w:val="AAC4B6"/>
-                <w:sz w:val="21"/>
-              </w:rPr>
-              <w:t xml:space="preserve"> </w:t>
-            </w:r>
+          </w:p>
+        </w:tc>
+        <w:tc>
+          <w:tcPr>
+            <w:tcW w:type="dxa" w:w="3513"/>
+          </w:tcPr>
+          <w:p>
+            <w:pPr>
+              <w:spacing w:after="0"/>
+              <w:jc w:val="center"/>
+            </w:pPr>
             <w:r>
               <w:rPr>
                 <w:rFonts w:ascii="Calibri" w:hAnsi="Calibri" w:eastAsia="微软雅黑"/>
                 <w:b/>
-                <w:color w:val="FB923C"/>
+                <w:color w:val="5EEAD4"/>
                 <w:sz w:val="21"/>
               </w:rPr>
               <w:t>荒唐</w:t>
@@ -1315,13 +1582,14 @@
         </w:tblBorders>
       </w:tblPr>
       <w:tblGrid>
-        <w:gridCol w:w="5270"/>
-        <w:gridCol w:w="5270"/>
+        <w:gridCol w:w="3513"/>
+        <w:gridCol w:w="3513"/>
+        <w:gridCol w:w="3513"/>
       </w:tblGrid>
       <w:tr>
         <w:tc>
           <w:tcPr>
-            <w:tcW w:type="dxa" w:w="5270"/>
+            <w:tcW w:type="dxa" w:w="3513"/>
           </w:tcPr>
           <w:p>
             <w:pPr>
@@ -1335,13 +1603,13 @@
                 <w:color w:val="F0F7F2"/>
                 <w:sz w:val="26"/>
               </w:rPr>
-              <w:t>Built for the 1889 World's Fair,</w:t>
+              <w:t>Built</w:t>
             </w:r>
           </w:p>
         </w:tc>
         <w:tc>
           <w:tcPr>
-            <w:tcW w:type="dxa" w:w="5270"/>
+            <w:tcW w:type="dxa" w:w="3513"/>
           </w:tcPr>
           <w:p>
             <w:pPr>
@@ -1355,13 +1623,33 @@
                 <w:color w:val="F0F7F2"/>
                 <w:sz w:val="26"/>
               </w:rPr>
+              <w:t>for the 1889 World's Fair,</w:t>
+            </w:r>
+          </w:p>
+        </w:tc>
+        <w:tc>
+          <w:tcPr>
+            <w:tcW w:type="dxa" w:w="3513"/>
+          </w:tcPr>
+          <w:p>
+            <w:pPr>
+              <w:spacing w:after="0"/>
+              <w:jc w:val="center"/>
+            </w:pPr>
+            <w:r>
+              <w:rPr>
+                <w:rFonts w:ascii="Calibri" w:hAnsi="Calibri" w:eastAsia="微软雅黑"/>
+                <w:b w:val="0"/>
+                <w:color w:val="F0F7F2"/>
+                <w:sz w:val="26"/>
+              </w:rPr>
               <w:t xml:space="preserve">the </w:t>
             </w:r>
             <w:r>
               <w:rPr>
                 <w:rFonts w:ascii="Calibri" w:hAnsi="Calibri" w:eastAsia="微软雅黑"/>
                 <w:b/>
-                <w:color w:val="5EEAD4"/>
+                <w:color w:val="FCA5A5"/>
                 <w:sz w:val="26"/>
               </w:rPr>
               <w:t>monument</w:t>
@@ -1372,7 +1660,7 @@
       <w:tr>
         <w:tc>
           <w:tcPr>
-            <w:tcW w:type="dxa" w:w="5270"/>
+            <w:tcW w:type="dxa" w:w="3513"/>
           </w:tcPr>
           <w:p>
             <w:pPr>
@@ -1386,13 +1674,13 @@
                 <w:color w:val="AAC4B6"/>
                 <w:sz w:val="21"/>
               </w:rPr>
-              <w:t>这座为1889年世博会而建的</w:t>
+              <w:t>这座</w:t>
             </w:r>
           </w:p>
         </w:tc>
         <w:tc>
           <w:tcPr>
-            <w:tcW w:type="dxa" w:w="5270"/>
+            <w:tcW w:type="dxa" w:w="3513"/>
           </w:tcPr>
           <w:p>
             <w:pPr>
@@ -1402,8 +1690,28 @@
             <w:r>
               <w:rPr>
                 <w:rFonts w:ascii="Calibri" w:hAnsi="Calibri" w:eastAsia="微软雅黑"/>
+                <w:b w:val="0"/>
+                <w:color w:val="AAC4B6"/>
+                <w:sz w:val="21"/>
+              </w:rPr>
+              <w:t>为1889年世博会而建的</w:t>
+            </w:r>
+          </w:p>
+        </w:tc>
+        <w:tc>
+          <w:tcPr>
+            <w:tcW w:type="dxa" w:w="3513"/>
+          </w:tcPr>
+          <w:p>
+            <w:pPr>
+              <w:spacing w:after="0"/>
+              <w:jc w:val="center"/>
+            </w:pPr>
+            <w:r>
+              <w:rPr>
+                <w:rFonts w:ascii="Calibri" w:hAnsi="Calibri" w:eastAsia="微软雅黑"/>
                 <w:b/>
-                <w:color w:val="5EEAD4"/>
+                <w:color w:val="FCA5A5"/>
                 <w:sz w:val="21"/>
               </w:rPr>
               <w:t>纪念建筑</w:t>
@@ -1451,13 +1759,14 @@
         </w:tblBorders>
       </w:tblPr>
       <w:tblGrid>
-        <w:gridCol w:w="5270"/>
-        <w:gridCol w:w="5270"/>
+        <w:gridCol w:w="3513"/>
+        <w:gridCol w:w="3513"/>
+        <w:gridCol w:w="3513"/>
       </w:tblGrid>
       <w:tr>
         <w:tc>
           <w:tcPr>
-            <w:tcW w:type="dxa" w:w="5270"/>
+            <w:tcW w:type="dxa" w:w="3513"/>
           </w:tcPr>
           <w:p>
             <w:pPr>
@@ -1477,34 +1786,16 @@
               <w:rPr>
                 <w:rFonts w:ascii="Calibri" w:hAnsi="Calibri" w:eastAsia="微软雅黑"/>
                 <w:b/>
-                <w:color w:val="FCA5A5"/>
-                <w:sz w:val="26"/>
-              </w:rPr>
-              <w:t>originally</w:t>
-            </w:r>
-            <w:r>
-              <w:rPr>
-                <w:rFonts w:ascii="Calibri" w:hAnsi="Calibri" w:eastAsia="微软雅黑"/>
-                <w:b w:val="0"/>
-                <w:color w:val="F0F7F2"/>
-                <w:sz w:val="26"/>
-              </w:rPr>
-              <w:t xml:space="preserve"> been </w:t>
-            </w:r>
-            <w:r>
-              <w:rPr>
-                <w:rFonts w:ascii="Calibri" w:hAnsi="Calibri" w:eastAsia="微软雅黑"/>
-                <w:b/>
                 <w:color w:val="FBBF24"/>
                 <w:sz w:val="26"/>
               </w:rPr>
-              <w:t>destined</w:t>
+              <w:t>originally</w:t>
             </w:r>
           </w:p>
         </w:tc>
         <w:tc>
           <w:tcPr>
-            <w:tcW w:type="dxa" w:w="5270"/>
+            <w:tcW w:type="dxa" w:w="3513"/>
           </w:tcPr>
           <w:p>
             <w:pPr>
@@ -1518,13 +1809,42 @@
                 <w:color w:val="F0F7F2"/>
                 <w:sz w:val="26"/>
               </w:rPr>
-              <w:t xml:space="preserve">to </w:t>
+              <w:t xml:space="preserve">been </w:t>
             </w:r>
             <w:r>
               <w:rPr>
                 <w:rFonts w:ascii="Calibri" w:hAnsi="Calibri" w:eastAsia="微软雅黑"/>
                 <w:b/>
                 <w:color w:val="38BDF8"/>
+                <w:sz w:val="26"/>
+              </w:rPr>
+              <w:t>destined</w:t>
+            </w:r>
+          </w:p>
+        </w:tc>
+        <w:tc>
+          <w:tcPr>
+            <w:tcW w:type="dxa" w:w="3513"/>
+          </w:tcPr>
+          <w:p>
+            <w:pPr>
+              <w:spacing w:after="0"/>
+              <w:jc w:val="center"/>
+            </w:pPr>
+            <w:r>
+              <w:rPr>
+                <w:rFonts w:ascii="Calibri" w:hAnsi="Calibri" w:eastAsia="微软雅黑"/>
+                <w:b w:val="0"/>
+                <w:color w:val="F0F7F2"/>
+                <w:sz w:val="26"/>
+              </w:rPr>
+              <w:t xml:space="preserve">to </w:t>
+            </w:r>
+            <w:r>
+              <w:rPr>
+                <w:rFonts w:ascii="Calibri" w:hAnsi="Calibri" w:eastAsia="微软雅黑"/>
+                <w:b/>
+                <w:color w:val="F472B6"/>
                 <w:sz w:val="26"/>
               </w:rPr>
               <w:t>come down</w:t>
@@ -1544,7 +1864,7 @@
       <w:tr>
         <w:tc>
           <w:tcPr>
-            <w:tcW w:type="dxa" w:w="5270"/>
+            <w:tcW w:type="dxa" w:w="3513"/>
           </w:tcPr>
           <w:p>
             <w:pPr>
@@ -1555,7 +1875,7 @@
               <w:rPr>
                 <w:rFonts w:ascii="Calibri" w:hAnsi="Calibri" w:eastAsia="微软雅黑"/>
                 <w:b/>
-                <w:color w:val="FCA5A5"/>
+                <w:color w:val="FBBF24"/>
                 <w:sz w:val="21"/>
               </w:rPr>
               <w:t>原本</w:t>
@@ -1577,30 +1897,12 @@
                 <w:sz w:val="21"/>
               </w:rPr>
               <w:t>就</w:t>
-            </w:r>
-            <w:r>
-              <w:rPr>
-                <w:rFonts w:ascii="Calibri" w:hAnsi="Calibri" w:eastAsia="微软雅黑"/>
-                <w:b w:val="0"/>
-                <w:color w:val="AAC4B6"/>
-                <w:sz w:val="21"/>
-              </w:rPr>
-              <w:t xml:space="preserve"> </w:t>
-            </w:r>
-            <w:r>
-              <w:rPr>
-                <w:rFonts w:ascii="Calibri" w:hAnsi="Calibri" w:eastAsia="微软雅黑"/>
-                <w:b/>
-                <w:color w:val="FBBF24"/>
-                <w:sz w:val="21"/>
-              </w:rPr>
-              <w:t>注定</w:t>
             </w:r>
           </w:p>
         </w:tc>
         <w:tc>
           <w:tcPr>
-            <w:tcW w:type="dxa" w:w="5270"/>
+            <w:tcW w:type="dxa" w:w="3513"/>
           </w:tcPr>
           <w:p>
             <w:pPr>
@@ -1610,6 +1912,26 @@
             <w:r>
               <w:rPr>
                 <w:rFonts w:ascii="Calibri" w:hAnsi="Calibri" w:eastAsia="微软雅黑"/>
+                <w:b/>
+                <w:color w:val="38BDF8"/>
+                <w:sz w:val="21"/>
+              </w:rPr>
+              <w:t>注定</w:t>
+            </w:r>
+          </w:p>
+        </w:tc>
+        <w:tc>
+          <w:tcPr>
+            <w:tcW w:type="dxa" w:w="3513"/>
+          </w:tcPr>
+          <w:p>
+            <w:pPr>
+              <w:spacing w:after="0"/>
+              <w:jc w:val="center"/>
+            </w:pPr>
+            <w:r>
+              <w:rPr>
+                <w:rFonts w:ascii="Calibri" w:hAnsi="Calibri" w:eastAsia="微软雅黑"/>
                 <w:b w:val="0"/>
                 <w:color w:val="AAC4B6"/>
                 <w:sz w:val="21"/>
@@ -1629,7 +1951,7 @@
               <w:rPr>
                 <w:rFonts w:ascii="Calibri" w:hAnsi="Calibri" w:eastAsia="微软雅黑"/>
                 <w:b/>
-                <w:color w:val="38BDF8"/>
+                <w:color w:val="F472B6"/>
                 <w:sz w:val="21"/>
               </w:rPr>
               <w:t>拆除</w:t>
@@ -1682,13 +2004,15 @@
         </w:tblBorders>
       </w:tblPr>
       <w:tblGrid>
-        <w:gridCol w:w="5270"/>
-        <w:gridCol w:w="5270"/>
+        <w:gridCol w:w="2635"/>
+        <w:gridCol w:w="2635"/>
+        <w:gridCol w:w="2635"/>
+        <w:gridCol w:w="2635"/>
       </w:tblGrid>
       <w:tr>
         <w:tc>
           <w:tcPr>
-            <w:tcW w:type="dxa" w:w="5270"/>
+            <w:tcW w:type="dxa" w:w="2635"/>
           </w:tcPr>
           <w:p>
             <w:pPr>
@@ -1708,25 +2032,16 @@
               <w:rPr>
                 <w:rFonts w:ascii="Calibri" w:hAnsi="Calibri" w:eastAsia="微软雅黑"/>
                 <w:b/>
-                <w:color w:val="F472B6"/>
+                <w:color w:val="BEF264"/>
                 <w:sz w:val="26"/>
               </w:rPr>
               <w:t>high-ranking</w:t>
-            </w:r>
-            <w:r>
-              <w:rPr>
-                <w:rFonts w:ascii="Calibri" w:hAnsi="Calibri" w:eastAsia="微软雅黑"/>
-                <w:b w:val="0"/>
-                <w:color w:val="F0F7F2"/>
-                <w:sz w:val="26"/>
-              </w:rPr>
-              <w:t xml:space="preserve"> deputy</w:t>
             </w:r>
           </w:p>
         </w:tc>
         <w:tc>
           <w:tcPr>
-            <w:tcW w:type="dxa" w:w="5270"/>
+            <w:tcW w:type="dxa" w:w="2635"/>
           </w:tcPr>
           <w:p>
             <w:pPr>
@@ -1740,7 +2055,47 @@
                 <w:color w:val="F0F7F2"/>
                 <w:sz w:val="26"/>
               </w:rPr>
-              <w:t>was Victor Lustig,</w:t>
+              <w:t>deputy</w:t>
+            </w:r>
+          </w:p>
+        </w:tc>
+        <w:tc>
+          <w:tcPr>
+            <w:tcW w:type="dxa" w:w="2635"/>
+          </w:tcPr>
+          <w:p>
+            <w:pPr>
+              <w:spacing w:after="0"/>
+              <w:jc w:val="center"/>
+            </w:pPr>
+            <w:r>
+              <w:rPr>
+                <w:rFonts w:ascii="Calibri" w:hAnsi="Calibri" w:eastAsia="微软雅黑"/>
+                <w:b w:val="0"/>
+                <w:color w:val="F0F7F2"/>
+                <w:sz w:val="26"/>
+              </w:rPr>
+              <w:t>was</w:t>
+            </w:r>
+          </w:p>
+        </w:tc>
+        <w:tc>
+          <w:tcPr>
+            <w:tcW w:type="dxa" w:w="2635"/>
+          </w:tcPr>
+          <w:p>
+            <w:pPr>
+              <w:spacing w:after="0"/>
+              <w:jc w:val="center"/>
+            </w:pPr>
+            <w:r>
+              <w:rPr>
+                <w:rFonts w:ascii="Calibri" w:hAnsi="Calibri" w:eastAsia="微软雅黑"/>
+                <w:b w:val="0"/>
+                <w:color w:val="F0F7F2"/>
+                <w:sz w:val="26"/>
+              </w:rPr>
+              <w:t>Victor Lustig,</w:t>
             </w:r>
           </w:p>
         </w:tc>
@@ -1748,7 +2103,7 @@
       <w:tr>
         <w:tc>
           <w:tcPr>
-            <w:tcW w:type="dxa" w:w="5270"/>
+            <w:tcW w:type="dxa" w:w="2635"/>
           </w:tcPr>
           <w:p>
             <w:pPr>
@@ -1777,34 +2132,16 @@
               <w:rPr>
                 <w:rFonts w:ascii="Calibri" w:hAnsi="Calibri" w:eastAsia="微软雅黑"/>
                 <w:b/>
-                <w:color w:val="F472B6"/>
+                <w:color w:val="BEF264"/>
                 <w:sz w:val="21"/>
               </w:rPr>
               <w:t>位高权重的</w:t>
-            </w:r>
-            <w:r>
-              <w:rPr>
-                <w:rFonts w:ascii="Calibri" w:hAnsi="Calibri" w:eastAsia="微软雅黑"/>
-                <w:b w:val="0"/>
-                <w:color w:val="AAC4B6"/>
-                <w:sz w:val="21"/>
-              </w:rPr>
-              <w:t xml:space="preserve"> </w:t>
-            </w:r>
-            <w:r>
-              <w:rPr>
-                <w:rFonts w:ascii="Calibri" w:hAnsi="Calibri" w:eastAsia="微软雅黑"/>
-                <w:b w:val="0"/>
-                <w:color w:val="AAC4B6"/>
-                <w:sz w:val="21"/>
-              </w:rPr>
-              <w:t>副总长</w:t>
             </w:r>
           </w:p>
         </w:tc>
         <w:tc>
           <w:tcPr>
-            <w:tcW w:type="dxa" w:w="5270"/>
+            <w:tcW w:type="dxa" w:w="2635"/>
           </w:tcPr>
           <w:p>
             <w:pPr>
@@ -1818,7 +2155,47 @@
                 <w:color w:val="AAC4B6"/>
                 <w:sz w:val="21"/>
               </w:rPr>
-              <w:t>正是维克多·卢斯蒂格，</w:t>
+              <w:t>副总长</w:t>
+            </w:r>
+          </w:p>
+        </w:tc>
+        <w:tc>
+          <w:tcPr>
+            <w:tcW w:type="dxa" w:w="2635"/>
+          </w:tcPr>
+          <w:p>
+            <w:pPr>
+              <w:spacing w:after="0"/>
+              <w:jc w:val="center"/>
+            </w:pPr>
+            <w:r>
+              <w:rPr>
+                <w:rFonts w:ascii="Calibri" w:hAnsi="Calibri" w:eastAsia="微软雅黑"/>
+                <w:b w:val="0"/>
+                <w:color w:val="AAC4B6"/>
+                <w:sz w:val="21"/>
+              </w:rPr>
+              <w:t>正是</w:t>
+            </w:r>
+          </w:p>
+        </w:tc>
+        <w:tc>
+          <w:tcPr>
+            <w:tcW w:type="dxa" w:w="2635"/>
+          </w:tcPr>
+          <w:p>
+            <w:pPr>
+              <w:spacing w:after="0"/>
+              <w:jc w:val="center"/>
+            </w:pPr>
+            <w:r>
+              <w:rPr>
+                <w:rFonts w:ascii="Calibri" w:hAnsi="Calibri" w:eastAsia="微软雅黑"/>
+                <w:b w:val="0"/>
+                <w:color w:val="AAC4B6"/>
+                <w:sz w:val="21"/>
+              </w:rPr>
+              <w:t>维克多·卢斯蒂格，</w:t>
             </w:r>
           </w:p>
         </w:tc>
@@ -1840,14 +2217,16 @@
         </w:tblBorders>
       </w:tblPr>
       <w:tblGrid>
-        <w:gridCol w:w="3513"/>
-        <w:gridCol w:w="3513"/>
-        <w:gridCol w:w="3513"/>
+        <w:gridCol w:w="2108"/>
+        <w:gridCol w:w="2108"/>
+        <w:gridCol w:w="2108"/>
+        <w:gridCol w:w="2108"/>
+        <w:gridCol w:w="2108"/>
       </w:tblGrid>
       <w:tr>
         <w:tc>
           <w:tcPr>
-            <w:tcW w:type="dxa" w:w="3513"/>
+            <w:tcW w:type="dxa" w:w="2108"/>
           </w:tcPr>
           <w:p>
             <w:pPr>
@@ -1867,7 +2246,7 @@
               <w:rPr>
                 <w:rFonts w:ascii="Calibri" w:hAnsi="Calibri" w:eastAsia="微软雅黑"/>
                 <w:b/>
-                <w:color w:val="BEF264"/>
+                <w:color w:val="C4B5FD"/>
                 <w:sz w:val="26"/>
               </w:rPr>
               <w:t>crook</w:t>
@@ -1876,7 +2255,7 @@
         </w:tc>
         <w:tc>
           <w:tcPr>
-            <w:tcW w:type="dxa" w:w="3513"/>
+            <w:tcW w:type="dxa" w:w="2108"/>
           </w:tcPr>
           <w:p>
             <w:pPr>
@@ -1890,40 +2269,13 @@
                 <w:color w:val="F0F7F2"/>
                 <w:sz w:val="26"/>
               </w:rPr>
-              <w:t xml:space="preserve">whose </w:t>
-            </w:r>
-            <w:r>
-              <w:rPr>
-                <w:rFonts w:ascii="Calibri" w:hAnsi="Calibri" w:eastAsia="微软雅黑"/>
-                <w:b/>
-                <w:color w:val="C4B5FD"/>
-                <w:sz w:val="26"/>
-              </w:rPr>
-              <w:t>ministerial</w:t>
-            </w:r>
-            <w:r>
-              <w:rPr>
-                <w:rFonts w:ascii="Calibri" w:hAnsi="Calibri" w:eastAsia="微软雅黑"/>
-                <w:b w:val="0"/>
-                <w:color w:val="F0F7F2"/>
-                <w:sz w:val="26"/>
-              </w:rPr>
-              <w:t xml:space="preserve"> </w:t>
-            </w:r>
-            <w:r>
-              <w:rPr>
-                <w:rFonts w:ascii="Calibri" w:hAnsi="Calibri" w:eastAsia="微软雅黑"/>
-                <w:b/>
-                <w:color w:val="FB923C"/>
-                <w:sz w:val="26"/>
-              </w:rPr>
-              <w:t>stationery</w:t>
+              <w:t>whose</w:t>
             </w:r>
           </w:p>
         </w:tc>
         <w:tc>
           <w:tcPr>
-            <w:tcW w:type="dxa" w:w="3513"/>
+            <w:tcW w:type="dxa" w:w="2108"/>
           </w:tcPr>
           <w:p>
             <w:pPr>
@@ -1933,6 +2285,46 @@
             <w:r>
               <w:rPr>
                 <w:rFonts w:ascii="Calibri" w:hAnsi="Calibri" w:eastAsia="微软雅黑"/>
+                <w:b/>
+                <w:color w:val="FB923C"/>
+                <w:sz w:val="26"/>
+              </w:rPr>
+              <w:t>ministerial</w:t>
+            </w:r>
+          </w:p>
+        </w:tc>
+        <w:tc>
+          <w:tcPr>
+            <w:tcW w:type="dxa" w:w="2108"/>
+          </w:tcPr>
+          <w:p>
+            <w:pPr>
+              <w:spacing w:after="0"/>
+              <w:jc w:val="center"/>
+            </w:pPr>
+            <w:r>
+              <w:rPr>
+                <w:rFonts w:ascii="Calibri" w:hAnsi="Calibri" w:eastAsia="微软雅黑"/>
+                <w:b/>
+                <w:color w:val="5EEAD4"/>
+                <w:sz w:val="26"/>
+              </w:rPr>
+              <w:t>stationery</w:t>
+            </w:r>
+          </w:p>
+        </w:tc>
+        <w:tc>
+          <w:tcPr>
+            <w:tcW w:type="dxa" w:w="2108"/>
+          </w:tcPr>
+          <w:p>
+            <w:pPr>
+              <w:spacing w:after="0"/>
+              <w:jc w:val="center"/>
+            </w:pPr>
+            <w:r>
+              <w:rPr>
+                <w:rFonts w:ascii="Calibri" w:hAnsi="Calibri" w:eastAsia="微软雅黑"/>
                 <w:b w:val="0"/>
                 <w:color w:val="F0F7F2"/>
                 <w:sz w:val="26"/>
@@ -1943,7 +2335,7 @@
               <w:rPr>
                 <w:rFonts w:ascii="Calibri" w:hAnsi="Calibri" w:eastAsia="微软雅黑"/>
                 <w:b/>
-                <w:color w:val="5EEAD4"/>
+                <w:color w:val="FCA5A5"/>
                 <w:sz w:val="26"/>
               </w:rPr>
               <w:t>forgery</w:t>
@@ -1963,7 +2355,7 @@
       <w:tr>
         <w:tc>
           <w:tcPr>
-            <w:tcW w:type="dxa" w:w="3513"/>
+            <w:tcW w:type="dxa" w:w="2108"/>
           </w:tcPr>
           <w:p>
             <w:pPr>
@@ -1992,7 +2384,7 @@
               <w:rPr>
                 <w:rFonts w:ascii="Calibri" w:hAnsi="Calibri" w:eastAsia="微软雅黑"/>
                 <w:b/>
-                <w:color w:val="BEF264"/>
+                <w:color w:val="C4B5FD"/>
                 <w:sz w:val="21"/>
               </w:rPr>
               <w:t>骗子</w:t>
@@ -2010,7 +2402,7 @@
         </w:tc>
         <w:tc>
           <w:tcPr>
-            <w:tcW w:type="dxa" w:w="3513"/>
+            <w:tcW w:type="dxa" w:w="2108"/>
           </w:tcPr>
           <w:p>
             <w:pPr>
@@ -2026,47 +2418,11 @@
               </w:rPr>
               <w:t>他的那些</w:t>
             </w:r>
-            <w:r>
-              <w:rPr>
-                <w:rFonts w:ascii="Calibri" w:hAnsi="Calibri" w:eastAsia="微软雅黑"/>
-                <w:b w:val="0"/>
-                <w:color w:val="AAC4B6"/>
-                <w:sz w:val="21"/>
-              </w:rPr>
-              <w:t xml:space="preserve"> </w:t>
-            </w:r>
-            <w:r>
-              <w:rPr>
-                <w:rFonts w:ascii="Calibri" w:hAnsi="Calibri" w:eastAsia="微软雅黑"/>
-                <w:b/>
-                <w:color w:val="C4B5FD"/>
-                <w:sz w:val="21"/>
-              </w:rPr>
-              <w:t>部长的</w:t>
-            </w:r>
-            <w:r>
-              <w:rPr>
-                <w:rFonts w:ascii="Calibri" w:hAnsi="Calibri" w:eastAsia="微软雅黑"/>
-                <w:b w:val="0"/>
-                <w:color w:val="AAC4B6"/>
-                <w:sz w:val="21"/>
-              </w:rPr>
-              <w:t xml:space="preserve"> </w:t>
-            </w:r>
-            <w:r>
-              <w:rPr>
-                <w:rFonts w:ascii="Calibri" w:hAnsi="Calibri" w:eastAsia="微软雅黑"/>
-                <w:b/>
-                <w:color w:val="FB923C"/>
-                <w:sz w:val="21"/>
-              </w:rPr>
-              <w:t>信笺</w:t>
-            </w:r>
           </w:p>
         </w:tc>
         <w:tc>
           <w:tcPr>
-            <w:tcW w:type="dxa" w:w="3513"/>
+            <w:tcW w:type="dxa" w:w="2108"/>
           </w:tcPr>
           <w:p>
             <w:pPr>
@@ -2076,6 +2432,46 @@
             <w:r>
               <w:rPr>
                 <w:rFonts w:ascii="Calibri" w:hAnsi="Calibri" w:eastAsia="微软雅黑"/>
+                <w:b/>
+                <w:color w:val="FB923C"/>
+                <w:sz w:val="21"/>
+              </w:rPr>
+              <w:t>部长的</w:t>
+            </w:r>
+          </w:p>
+        </w:tc>
+        <w:tc>
+          <w:tcPr>
+            <w:tcW w:type="dxa" w:w="2108"/>
+          </w:tcPr>
+          <w:p>
+            <w:pPr>
+              <w:spacing w:after="0"/>
+              <w:jc w:val="center"/>
+            </w:pPr>
+            <w:r>
+              <w:rPr>
+                <w:rFonts w:ascii="Calibri" w:hAnsi="Calibri" w:eastAsia="微软雅黑"/>
+                <w:b/>
+                <w:color w:val="5EEAD4"/>
+                <w:sz w:val="21"/>
+              </w:rPr>
+              <w:t>信笺</w:t>
+            </w:r>
+          </w:p>
+        </w:tc>
+        <w:tc>
+          <w:tcPr>
+            <w:tcW w:type="dxa" w:w="2108"/>
+          </w:tcPr>
+          <w:p>
+            <w:pPr>
+              <w:spacing w:after="0"/>
+              <w:jc w:val="center"/>
+            </w:pPr>
+            <w:r>
+              <w:rPr>
+                <w:rFonts w:ascii="Calibri" w:hAnsi="Calibri" w:eastAsia="微软雅黑"/>
                 <w:b w:val="0"/>
                 <w:color w:val="AAC4B6"/>
                 <w:sz w:val="21"/>
@@ -2095,7 +2491,7 @@
               <w:rPr>
                 <w:rFonts w:ascii="Calibri" w:hAnsi="Calibri" w:eastAsia="微软雅黑"/>
                 <w:b/>
-                <w:color w:val="5EEAD4"/>
+                <w:color w:val="FCA5A5"/>
                 <w:sz w:val="21"/>
               </w:rPr>
               <w:t>伪造品</w:t>
@@ -2150,13 +2546,16 @@
         </w:tblBorders>
       </w:tblPr>
       <w:tblGrid>
-        <w:gridCol w:w="5270"/>
-        <w:gridCol w:w="5270"/>
+        <w:gridCol w:w="2108"/>
+        <w:gridCol w:w="2108"/>
+        <w:gridCol w:w="2108"/>
+        <w:gridCol w:w="2108"/>
+        <w:gridCol w:w="2108"/>
       </w:tblGrid>
       <w:tr>
         <w:tc>
           <w:tcPr>
-            <w:tcW w:type="dxa" w:w="5270"/>
+            <w:tcW w:type="dxa" w:w="2108"/>
           </w:tcPr>
           <w:p>
             <w:pPr>
@@ -2170,13 +2569,13 @@
                 <w:color w:val="F0F7F2"/>
                 <w:sz w:val="26"/>
               </w:rPr>
-              <w:t>He had read a newspaper article</w:t>
+              <w:t>He had read</w:t>
             </w:r>
           </w:p>
         </w:tc>
         <w:tc>
           <w:tcPr>
-            <w:tcW w:type="dxa" w:w="5270"/>
+            <w:tcW w:type="dxa" w:w="2108"/>
           </w:tcPr>
           <w:p>
             <w:pPr>
@@ -2190,13 +2589,64 @@
                 <w:color w:val="F0F7F2"/>
                 <w:sz w:val="26"/>
               </w:rPr>
-              <w:t xml:space="preserve">in which the authorities </w:t>
-            </w:r>
+              <w:t>a newspaper article</w:t>
+            </w:r>
+          </w:p>
+        </w:tc>
+        <w:tc>
+          <w:tcPr>
+            <w:tcW w:type="dxa" w:w="2108"/>
+          </w:tcPr>
+          <w:p>
+            <w:pPr>
+              <w:spacing w:after="0"/>
+              <w:jc w:val="center"/>
+            </w:pPr>
+            <w:r>
+              <w:rPr>
+                <w:rFonts w:ascii="Calibri" w:hAnsi="Calibri" w:eastAsia="微软雅黑"/>
+                <w:b w:val="0"/>
+                <w:color w:val="F0F7F2"/>
+                <w:sz w:val="26"/>
+              </w:rPr>
+              <w:t>in which</w:t>
+            </w:r>
+          </w:p>
+        </w:tc>
+        <w:tc>
+          <w:tcPr>
+            <w:tcW w:type="dxa" w:w="2108"/>
+          </w:tcPr>
+          <w:p>
+            <w:pPr>
+              <w:spacing w:after="0"/>
+              <w:jc w:val="center"/>
+            </w:pPr>
+            <w:r>
+              <w:rPr>
+                <w:rFonts w:ascii="Calibri" w:hAnsi="Calibri" w:eastAsia="微软雅黑"/>
+                <w:b w:val="0"/>
+                <w:color w:val="F0F7F2"/>
+                <w:sz w:val="26"/>
+              </w:rPr>
+              <w:t>the authorities</w:t>
+            </w:r>
+          </w:p>
+        </w:tc>
+        <w:tc>
+          <w:tcPr>
+            <w:tcW w:type="dxa" w:w="2108"/>
+          </w:tcPr>
+          <w:p>
+            <w:pPr>
+              <w:spacing w:after="0"/>
+              <w:jc w:val="center"/>
+            </w:pPr>
             <w:r>
               <w:rPr>
                 <w:rFonts w:ascii="Calibri" w:hAnsi="Calibri" w:eastAsia="微软雅黑"/>
                 <w:b/>
-                <w:color w:val="FCA5A5"/>
+                <w:color w:val="FBBF24"/>
                 <w:sz w:val="26"/>
               </w:rPr>
               <w:t>lamented</w:t>
@@ -2207,7 +2657,7 @@
       <w:tr>
         <w:tc>
           <w:tcPr>
-            <w:tcW w:type="dxa" w:w="5270"/>
+            <w:tcW w:type="dxa" w:w="2108"/>
           </w:tcPr>
           <w:p>
             <w:pPr>
@@ -2221,13 +2671,13 @@
                 <w:color w:val="AAC4B6"/>
                 <w:sz w:val="21"/>
               </w:rPr>
-              <w:t>他曾读到过报纸上的一篇文章，</w:t>
+              <w:t>他曾读到过</w:t>
             </w:r>
           </w:p>
         </w:tc>
         <w:tc>
           <w:tcPr>
-            <w:tcW w:type="dxa" w:w="5270"/>
+            <w:tcW w:type="dxa" w:w="2108"/>
           </w:tcPr>
           <w:p>
             <w:pPr>
@@ -2241,8 +2691,19 @@
                 <w:color w:val="AAC4B6"/>
                 <w:sz w:val="21"/>
               </w:rPr>
-              <w:t>文中当局</w:t>
-            </w:r>
+              <w:t>报纸上的一篇文章，</w:t>
+            </w:r>
+          </w:p>
+        </w:tc>
+        <w:tc>
+          <w:tcPr>
+            <w:tcW w:type="dxa" w:w="2108"/>
+          </w:tcPr>
+          <w:p>
+            <w:pPr>
+              <w:spacing w:after="0"/>
+              <w:jc w:val="center"/>
+            </w:pPr>
             <w:r>
               <w:rPr>
                 <w:rFonts w:ascii="Calibri" w:hAnsi="Calibri" w:eastAsia="微软雅黑"/>
@@ -2250,13 +2711,44 @@
                 <w:color w:val="AAC4B6"/>
                 <w:sz w:val="21"/>
               </w:rPr>
-              <w:t xml:space="preserve"> </w:t>
-            </w:r>
+              <w:t>文中</w:t>
+            </w:r>
+          </w:p>
+        </w:tc>
+        <w:tc>
+          <w:tcPr>
+            <w:tcW w:type="dxa" w:w="2108"/>
+          </w:tcPr>
+          <w:p>
+            <w:pPr>
+              <w:spacing w:after="0"/>
+              <w:jc w:val="center"/>
+            </w:pPr>
+            <w:r>
+              <w:rPr>
+                <w:rFonts w:ascii="Calibri" w:hAnsi="Calibri" w:eastAsia="微软雅黑"/>
+                <w:b w:val="0"/>
+                <w:color w:val="AAC4B6"/>
+                <w:sz w:val="21"/>
+              </w:rPr>
+              <w:t>当局</w:t>
+            </w:r>
+          </w:p>
+        </w:tc>
+        <w:tc>
+          <w:tcPr>
+            <w:tcW w:type="dxa" w:w="2108"/>
+          </w:tcPr>
+          <w:p>
+            <w:pPr>
+              <w:spacing w:after="0"/>
+              <w:jc w:val="center"/>
+            </w:pPr>
             <w:r>
               <w:rPr>
                 <w:rFonts w:ascii="Calibri" w:hAnsi="Calibri" w:eastAsia="微软雅黑"/>
                 <w:b/>
-                <w:color w:val="FCA5A5"/>
+                <w:color w:val="FBBF24"/>
                 <w:sz w:val="21"/>
               </w:rPr>
               <w:t>哀叹</w:t>
@@ -2320,7 +2812,7 @@
               <w:rPr>
                 <w:rFonts w:ascii="Calibri" w:hAnsi="Calibri" w:eastAsia="微软雅黑"/>
                 <w:b/>
-                <w:color w:val="FBBF24"/>
+                <w:color w:val="38BDF8"/>
                 <w:sz w:val="26"/>
               </w:rPr>
               <w:t>hefty cost</w:t>
@@ -2338,7 +2830,7 @@
               <w:rPr>
                 <w:rFonts w:ascii="Calibri" w:hAnsi="Calibri" w:eastAsia="微软雅黑"/>
                 <w:b/>
-                <w:color w:val="38BDF8"/>
+                <w:color w:val="F472B6"/>
                 <w:sz w:val="26"/>
               </w:rPr>
               <w:t>upkeep</w:t>
@@ -2387,7 +2879,7 @@
               <w:rPr>
                 <w:rFonts w:ascii="Calibri" w:hAnsi="Calibri" w:eastAsia="微软雅黑"/>
                 <w:b/>
-                <w:color w:val="38BDF8"/>
+                <w:color w:val="F472B6"/>
                 <w:sz w:val="21"/>
               </w:rPr>
               <w:t>维护</w:t>
@@ -2423,7 +2915,7 @@
               <w:rPr>
                 <w:rFonts w:ascii="Calibri" w:hAnsi="Calibri" w:eastAsia="微软雅黑"/>
                 <w:b/>
-                <w:color w:val="FBBF24"/>
+                <w:color w:val="38BDF8"/>
                 <w:sz w:val="21"/>
               </w:rPr>
               <w:t>高昂费用</w:t>
@@ -2477,14 +2969,16 @@
         </w:tblBorders>
       </w:tblPr>
       <w:tblGrid>
-        <w:gridCol w:w="3513"/>
-        <w:gridCol w:w="3513"/>
-        <w:gridCol w:w="3513"/>
+        <w:gridCol w:w="2108"/>
+        <w:gridCol w:w="2108"/>
+        <w:gridCol w:w="2108"/>
+        <w:gridCol w:w="2108"/>
+        <w:gridCol w:w="2108"/>
       </w:tblGrid>
       <w:tr>
         <w:tc>
           <w:tcPr>
-            <w:tcW w:type="dxa" w:w="3513"/>
+            <w:tcW w:type="dxa" w:w="2108"/>
           </w:tcPr>
           <w:p>
             <w:pPr>
@@ -2504,7 +2998,7 @@
         </w:tc>
         <w:tc>
           <w:tcPr>
-            <w:tcW w:type="dxa" w:w="3513"/>
+            <w:tcW w:type="dxa" w:w="2108"/>
           </w:tcPr>
           <w:p>
             <w:pPr>
@@ -2524,61 +3018,16 @@
               <w:rPr>
                 <w:rFonts w:ascii="Calibri" w:hAnsi="Calibri" w:eastAsia="微软雅黑"/>
                 <w:b/>
-                <w:color w:val="F472B6"/>
-                <w:sz w:val="26"/>
-              </w:rPr>
-              <w:t>businessman</w:t>
-            </w:r>
-            <w:r>
-              <w:rPr>
-                <w:rFonts w:ascii="Calibri" w:hAnsi="Calibri" w:eastAsia="微软雅黑"/>
-                <w:b w:val="0"/>
-                <w:color w:val="F0F7F2"/>
-                <w:sz w:val="26"/>
-              </w:rPr>
-              <w:t xml:space="preserve"> </w:t>
-            </w:r>
-            <w:r>
-              <w:rPr>
-                <w:rFonts w:ascii="Calibri" w:hAnsi="Calibri" w:eastAsia="微软雅黑"/>
-                <w:b/>
                 <w:color w:val="BEF264"/>
                 <w:sz w:val="26"/>
               </w:rPr>
-              <w:t>impatient</w:t>
-            </w:r>
-            <w:r>
-              <w:rPr>
-                <w:rFonts w:ascii="Calibri" w:hAnsi="Calibri" w:eastAsia="微软雅黑"/>
-                <w:b w:val="0"/>
-                <w:color w:val="F0F7F2"/>
-                <w:sz w:val="26"/>
-              </w:rPr>
-              <w:t xml:space="preserve"> to </w:t>
-            </w:r>
-            <w:r>
-              <w:rPr>
-                <w:rFonts w:ascii="Calibri" w:hAnsi="Calibri" w:eastAsia="微软雅黑"/>
-                <w:b/>
-                <w:color w:val="C4B5FD"/>
-                <w:sz w:val="26"/>
-              </w:rPr>
-              <w:t>gain a foothold</w:t>
-            </w:r>
-            <w:r>
-              <w:rPr>
-                <w:rFonts w:ascii="Calibri" w:hAnsi="Calibri" w:eastAsia="微软雅黑"/>
-                <w:b w:val="0"/>
-                <w:color w:val="F0F7F2"/>
-                <w:sz w:val="26"/>
-              </w:rPr>
-              <w:t xml:space="preserve"> in Paris,</w:t>
+              <w:t>businessman</w:t>
             </w:r>
           </w:p>
         </w:tc>
         <w:tc>
           <w:tcPr>
-            <w:tcW w:type="dxa" w:w="3513"/>
+            <w:tcW w:type="dxa" w:w="2108"/>
           </w:tcPr>
           <w:p>
             <w:pPr>
@@ -2588,6 +3037,64 @@
             <w:r>
               <w:rPr>
                 <w:rFonts w:ascii="Calibri" w:hAnsi="Calibri" w:eastAsia="微软雅黑"/>
+                <w:b/>
+                <w:color w:val="C4B5FD"/>
+                <w:sz w:val="26"/>
+              </w:rPr>
+              <w:t>impatient</w:t>
+            </w:r>
+          </w:p>
+        </w:tc>
+        <w:tc>
+          <w:tcPr>
+            <w:tcW w:type="dxa" w:w="2108"/>
+          </w:tcPr>
+          <w:p>
+            <w:pPr>
+              <w:spacing w:after="0"/>
+              <w:jc w:val="center"/>
+            </w:pPr>
+            <w:r>
+              <w:rPr>
+                <w:rFonts w:ascii="Calibri" w:hAnsi="Calibri" w:eastAsia="微软雅黑"/>
+                <w:b w:val="0"/>
+                <w:color w:val="F0F7F2"/>
+                <w:sz w:val="26"/>
+              </w:rPr>
+              <w:t xml:space="preserve">to </w:t>
+            </w:r>
+            <w:r>
+              <w:rPr>
+                <w:rFonts w:ascii="Calibri" w:hAnsi="Calibri" w:eastAsia="微软雅黑"/>
+                <w:b/>
+                <w:color w:val="FB923C"/>
+                <w:sz w:val="26"/>
+              </w:rPr>
+              <w:t>gain a foothold</w:t>
+            </w:r>
+            <w:r>
+              <w:rPr>
+                <w:rFonts w:ascii="Calibri" w:hAnsi="Calibri" w:eastAsia="微软雅黑"/>
+                <w:b w:val="0"/>
+                <w:color w:val="F0F7F2"/>
+                <w:sz w:val="26"/>
+              </w:rPr>
+              <w:t xml:space="preserve"> in Paris,</w:t>
+            </w:r>
+          </w:p>
+        </w:tc>
+        <w:tc>
+          <w:tcPr>
+            <w:tcW w:type="dxa" w:w="2108"/>
+          </w:tcPr>
+          <w:p>
+            <w:pPr>
+              <w:spacing w:after="0"/>
+              <w:jc w:val="center"/>
+            </w:pPr>
+            <w:r>
+              <w:rPr>
+                <w:rFonts w:ascii="Calibri" w:hAnsi="Calibri" w:eastAsia="微软雅黑"/>
                 <w:b w:val="0"/>
                 <w:color w:val="F0F7F2"/>
                 <w:sz w:val="26"/>
@@ -2600,7 +3107,7 @@
       <w:tr>
         <w:tc>
           <w:tcPr>
-            <w:tcW w:type="dxa" w:w="3513"/>
+            <w:tcW w:type="dxa" w:w="2108"/>
           </w:tcPr>
           <w:p>
             <w:pPr>
@@ -2620,7 +3127,7 @@
         </w:tc>
         <w:tc>
           <w:tcPr>
-            <w:tcW w:type="dxa" w:w="3513"/>
+            <w:tcW w:type="dxa" w:w="2108"/>
           </w:tcPr>
           <w:p>
             <w:pPr>
@@ -2649,64 +3156,10 @@
               <w:rPr>
                 <w:rFonts w:ascii="Calibri" w:hAnsi="Calibri" w:eastAsia="微软雅黑"/>
                 <w:b/>
-                <w:color w:val="F472B6"/>
-                <w:sz w:val="21"/>
-              </w:rPr>
-              <w:t>生意人</w:t>
-            </w:r>
-            <w:r>
-              <w:rPr>
-                <w:rFonts w:ascii="Calibri" w:hAnsi="Calibri" w:eastAsia="微软雅黑"/>
-                <w:b w:val="0"/>
-                <w:color w:val="AAC4B6"/>
-                <w:sz w:val="21"/>
-              </w:rPr>
-              <w:t>，</w:t>
-            </w:r>
-            <w:r>
-              <w:rPr>
-                <w:rFonts w:ascii="Calibri" w:hAnsi="Calibri" w:eastAsia="微软雅黑"/>
-                <w:b/>
                 <w:color w:val="BEF264"/>
                 <w:sz w:val="21"/>
               </w:rPr>
-              <w:t>迫不及待地</w:t>
-            </w:r>
-            <w:r>
-              <w:rPr>
-                <w:rFonts w:ascii="Calibri" w:hAnsi="Calibri" w:eastAsia="微软雅黑"/>
-                <w:b w:val="0"/>
-                <w:color w:val="AAC4B6"/>
-                <w:sz w:val="21"/>
-              </w:rPr>
-              <w:t xml:space="preserve"> </w:t>
-            </w:r>
-            <w:r>
-              <w:rPr>
-                <w:rFonts w:ascii="Calibri" w:hAnsi="Calibri" w:eastAsia="微软雅黑"/>
-                <w:b w:val="0"/>
-                <w:color w:val="AAC4B6"/>
-                <w:sz w:val="21"/>
-              </w:rPr>
-              <w:t>想在巴黎</w:t>
-            </w:r>
-            <w:r>
-              <w:rPr>
-                <w:rFonts w:ascii="Calibri" w:hAnsi="Calibri" w:eastAsia="微软雅黑"/>
-                <w:b w:val="0"/>
-                <w:color w:val="AAC4B6"/>
-                <w:sz w:val="21"/>
-              </w:rPr>
-              <w:t xml:space="preserve"> </w:t>
-            </w:r>
-            <w:r>
-              <w:rPr>
-                <w:rFonts w:ascii="Calibri" w:hAnsi="Calibri" w:eastAsia="微软雅黑"/>
-                <w:b/>
-                <w:color w:val="C4B5FD"/>
-                <w:sz w:val="21"/>
-              </w:rPr>
-              <w:t>拥有一席之地</w:t>
+              <w:t>生意人</w:t>
             </w:r>
             <w:r>
               <w:rPr>
@@ -2721,7 +3174,74 @@
         </w:tc>
         <w:tc>
           <w:tcPr>
-            <w:tcW w:type="dxa" w:w="3513"/>
+            <w:tcW w:type="dxa" w:w="2108"/>
+          </w:tcPr>
+          <w:p>
+            <w:pPr>
+              <w:spacing w:after="0"/>
+              <w:jc w:val="center"/>
+            </w:pPr>
+            <w:r>
+              <w:rPr>
+                <w:rFonts w:ascii="Calibri" w:hAnsi="Calibri" w:eastAsia="微软雅黑"/>
+                <w:b/>
+                <w:color w:val="C4B5FD"/>
+                <w:sz w:val="21"/>
+              </w:rPr>
+              <w:t>迫不及待地</w:t>
+            </w:r>
+          </w:p>
+        </w:tc>
+        <w:tc>
+          <w:tcPr>
+            <w:tcW w:type="dxa" w:w="2108"/>
+          </w:tcPr>
+          <w:p>
+            <w:pPr>
+              <w:spacing w:after="0"/>
+              <w:jc w:val="center"/>
+            </w:pPr>
+            <w:r>
+              <w:rPr>
+                <w:rFonts w:ascii="Calibri" w:hAnsi="Calibri" w:eastAsia="微软雅黑"/>
+                <w:b w:val="0"/>
+                <w:color w:val="AAC4B6"/>
+                <w:sz w:val="21"/>
+              </w:rPr>
+              <w:t>想在巴黎</w:t>
+            </w:r>
+            <w:r>
+              <w:rPr>
+                <w:rFonts w:ascii="Calibri" w:hAnsi="Calibri" w:eastAsia="微软雅黑"/>
+                <w:b w:val="0"/>
+                <w:color w:val="AAC4B6"/>
+                <w:sz w:val="21"/>
+              </w:rPr>
+              <w:t xml:space="preserve"> </w:t>
+            </w:r>
+            <w:r>
+              <w:rPr>
+                <w:rFonts w:ascii="Calibri" w:hAnsi="Calibri" w:eastAsia="微软雅黑"/>
+                <w:b/>
+                <w:color w:val="FB923C"/>
+                <w:sz w:val="21"/>
+              </w:rPr>
+              <w:t>拥有一席之地</w:t>
+            </w:r>
+            <w:r>
+              <w:rPr>
+                <w:rFonts w:ascii="Calibri" w:hAnsi="Calibri" w:eastAsia="微软雅黑"/>
+                <w:b w:val="0"/>
+                <w:color w:val="AAC4B6"/>
+                <w:sz w:val="21"/>
+              </w:rPr>
+              <w:t>，</w:t>
+            </w:r>
+          </w:p>
+        </w:tc>
+        <w:tc>
+          <w:tcPr>
+            <w:tcW w:type="dxa" w:w="2108"/>
           </w:tcPr>
           <w:p>
             <w:pPr>
@@ -2780,14 +3300,18 @@
         </w:tblBorders>
       </w:tblPr>
       <w:tblGrid>
-        <w:gridCol w:w="3513"/>
-        <w:gridCol w:w="3513"/>
-        <w:gridCol w:w="3513"/>
+        <w:gridCol w:w="1506"/>
+        <w:gridCol w:w="1506"/>
+        <w:gridCol w:w="1506"/>
+        <w:gridCol w:w="1506"/>
+        <w:gridCol w:w="1506"/>
+        <w:gridCol w:w="1506"/>
+        <w:gridCol w:w="1506"/>
       </w:tblGrid>
       <w:tr>
         <w:tc>
           <w:tcPr>
-            <w:tcW w:type="dxa" w:w="3513"/>
+            <w:tcW w:type="dxa" w:w="1506"/>
           </w:tcPr>
           <w:p>
             <w:pPr>
@@ -2801,22 +3325,13 @@
                 <w:color w:val="F0F7F2"/>
                 <w:sz w:val="26"/>
               </w:rPr>
-              <w:t xml:space="preserve">Lustig </w:t>
-            </w:r>
-            <w:r>
-              <w:rPr>
-                <w:rFonts w:ascii="Calibri" w:hAnsi="Calibri" w:eastAsia="微软雅黑"/>
-                <w:b/>
-                <w:color w:val="FB923C"/>
-                <w:sz w:val="26"/>
-              </w:rPr>
-              <w:t>intimated</w:t>
+              <w:t>Lustig</w:t>
             </w:r>
           </w:p>
         </w:tc>
         <w:tc>
           <w:tcPr>
-            <w:tcW w:type="dxa" w:w="3513"/>
+            <w:tcW w:type="dxa" w:w="1506"/>
           </w:tcPr>
           <w:p>
             <w:pPr>
@@ -2826,44 +3341,17 @@
             <w:r>
               <w:rPr>
                 <w:rFonts w:ascii="Calibri" w:hAnsi="Calibri" w:eastAsia="微软雅黑"/>
-                <w:b w:val="0"/>
-                <w:color w:val="F0F7F2"/>
-                <w:sz w:val="26"/>
-              </w:rPr>
-              <w:t xml:space="preserve">that his modest </w:t>
-            </w:r>
-            <w:r>
-              <w:rPr>
-                <w:rFonts w:ascii="Calibri" w:hAnsi="Calibri" w:eastAsia="微软雅黑"/>
                 <w:b/>
                 <w:color w:val="5EEAD4"/>
                 <w:sz w:val="26"/>
               </w:rPr>
-              <w:t>civil-service</w:t>
-            </w:r>
-            <w:r>
-              <w:rPr>
-                <w:rFonts w:ascii="Calibri" w:hAnsi="Calibri" w:eastAsia="微软雅黑"/>
-                <w:b w:val="0"/>
-                <w:color w:val="F0F7F2"/>
-                <w:sz w:val="26"/>
-              </w:rPr>
-              <w:t xml:space="preserve"> </w:t>
-            </w:r>
-            <w:r>
-              <w:rPr>
-                <w:rFonts w:ascii="Calibri" w:hAnsi="Calibri" w:eastAsia="微软雅黑"/>
-                <w:b/>
-                <w:color w:val="FCA5A5"/>
-                <w:sz w:val="26"/>
-              </w:rPr>
-              <w:t>remuneration</w:t>
+              <w:t>intimated</w:t>
             </w:r>
           </w:p>
         </w:tc>
         <w:tc>
           <w:tcPr>
-            <w:tcW w:type="dxa" w:w="3513"/>
+            <w:tcW w:type="dxa" w:w="1506"/>
           </w:tcPr>
           <w:p>
             <w:pPr>
@@ -2877,13 +3365,84 @@
                 <w:color w:val="F0F7F2"/>
                 <w:sz w:val="26"/>
               </w:rPr>
-              <w:t xml:space="preserve">needed </w:t>
-            </w:r>
+              <w:t>that his modest</w:t>
+            </w:r>
+          </w:p>
+        </w:tc>
+        <w:tc>
+          <w:tcPr>
+            <w:tcW w:type="dxa" w:w="1506"/>
+          </w:tcPr>
+          <w:p>
+            <w:pPr>
+              <w:spacing w:after="0"/>
+              <w:jc w:val="center"/>
+            </w:pPr>
+            <w:r>
+              <w:rPr>
+                <w:rFonts w:ascii="Calibri" w:hAnsi="Calibri" w:eastAsia="微软雅黑"/>
+                <w:b/>
+                <w:color w:val="FCA5A5"/>
+                <w:sz w:val="26"/>
+              </w:rPr>
+              <w:t>civil-service</w:t>
+            </w:r>
+          </w:p>
+        </w:tc>
+        <w:tc>
+          <w:tcPr>
+            <w:tcW w:type="dxa" w:w="1506"/>
+          </w:tcPr>
+          <w:p>
+            <w:pPr>
+              <w:spacing w:after="0"/>
+              <w:jc w:val="center"/>
+            </w:pPr>
             <w:r>
               <w:rPr>
                 <w:rFonts w:ascii="Calibri" w:hAnsi="Calibri" w:eastAsia="微软雅黑"/>
                 <w:b/>
                 <w:color w:val="FBBF24"/>
+                <w:sz w:val="26"/>
+              </w:rPr>
+              <w:t>remuneration</w:t>
+            </w:r>
+          </w:p>
+        </w:tc>
+        <w:tc>
+          <w:tcPr>
+            <w:tcW w:type="dxa" w:w="1506"/>
+          </w:tcPr>
+          <w:p>
+            <w:pPr>
+              <w:spacing w:after="0"/>
+              <w:jc w:val="center"/>
+            </w:pPr>
+            <w:r>
+              <w:rPr>
+                <w:rFonts w:ascii="Calibri" w:hAnsi="Calibri" w:eastAsia="微软雅黑"/>
+                <w:b w:val="0"/>
+                <w:color w:val="F0F7F2"/>
+                <w:sz w:val="26"/>
+              </w:rPr>
+              <w:t>needed</w:t>
+            </w:r>
+          </w:p>
+        </w:tc>
+        <w:tc>
+          <w:tcPr>
+            <w:tcW w:type="dxa" w:w="1506"/>
+          </w:tcPr>
+          <w:p>
+            <w:pPr>
+              <w:spacing w:after="0"/>
+              <w:jc w:val="center"/>
+            </w:pPr>
+            <w:r>
+              <w:rPr>
+                <w:rFonts w:ascii="Calibri" w:hAnsi="Calibri" w:eastAsia="微软雅黑"/>
+                <w:b/>
+                <w:color w:val="38BDF8"/>
                 <w:sz w:val="26"/>
               </w:rPr>
               <w:t>supplementing</w:t>
@@ -2903,7 +3462,7 @@
       <w:tr>
         <w:tc>
           <w:tcPr>
-            <w:tcW w:type="dxa" w:w="3513"/>
+            <w:tcW w:type="dxa" w:w="1506"/>
           </w:tcPr>
           <w:p>
             <w:pPr>
@@ -2919,38 +3478,11 @@
               </w:rPr>
               <w:t>卢斯蒂格</w:t>
             </w:r>
-            <w:r>
-              <w:rPr>
-                <w:rFonts w:ascii="Calibri" w:hAnsi="Calibri" w:eastAsia="微软雅黑"/>
-                <w:b w:val="0"/>
-                <w:color w:val="AAC4B6"/>
-                <w:sz w:val="21"/>
-              </w:rPr>
-              <w:t xml:space="preserve"> </w:t>
-            </w:r>
-            <w:r>
-              <w:rPr>
-                <w:rFonts w:ascii="Calibri" w:hAnsi="Calibri" w:eastAsia="微软雅黑"/>
-                <w:b/>
-                <w:color w:val="FB923C"/>
-                <w:sz w:val="21"/>
-              </w:rPr>
-              <w:t>暗示</w:t>
-            </w:r>
-            <w:r>
-              <w:rPr>
-                <w:rFonts w:ascii="Calibri" w:hAnsi="Calibri" w:eastAsia="微软雅黑"/>
-                <w:b w:val="0"/>
-                <w:color w:val="AAC4B6"/>
-                <w:sz w:val="21"/>
-              </w:rPr>
-              <w:t>，</w:t>
-            </w:r>
           </w:p>
         </w:tc>
         <w:tc>
           <w:tcPr>
-            <w:tcW w:type="dxa" w:w="3513"/>
+            <w:tcW w:type="dxa" w:w="1506"/>
           </w:tcPr>
           <w:p>
             <w:pPr>
@@ -2960,53 +3492,26 @@
             <w:r>
               <w:rPr>
                 <w:rFonts w:ascii="Calibri" w:hAnsi="Calibri" w:eastAsia="微软雅黑"/>
+                <w:b/>
+                <w:color w:val="5EEAD4"/>
+                <w:sz w:val="21"/>
+              </w:rPr>
+              <w:t>暗示</w:t>
+            </w:r>
+            <w:r>
+              <w:rPr>
+                <w:rFonts w:ascii="Calibri" w:hAnsi="Calibri" w:eastAsia="微软雅黑"/>
                 <w:b w:val="0"/>
                 <w:color w:val="AAC4B6"/>
                 <w:sz w:val="21"/>
               </w:rPr>
-              <w:t>他那份微薄的</w:t>
-            </w:r>
-            <w:r>
-              <w:rPr>
-                <w:rFonts w:ascii="Calibri" w:hAnsi="Calibri" w:eastAsia="微软雅黑"/>
-                <w:b w:val="0"/>
-                <w:color w:val="AAC4B6"/>
-                <w:sz w:val="21"/>
-              </w:rPr>
-              <w:t xml:space="preserve"> </w:t>
-            </w:r>
-            <w:r>
-              <w:rPr>
-                <w:rFonts w:ascii="Calibri" w:hAnsi="Calibri" w:eastAsia="微软雅黑"/>
-                <w:b/>
-                <w:color w:val="5EEAD4"/>
-                <w:sz w:val="21"/>
-              </w:rPr>
-              <w:t>公务员</w:t>
-            </w:r>
-            <w:r>
-              <w:rPr>
-                <w:rFonts w:ascii="Calibri" w:hAnsi="Calibri" w:eastAsia="微软雅黑"/>
-                <w:b w:val="0"/>
-                <w:color w:val="AAC4B6"/>
-                <w:sz w:val="21"/>
-              </w:rPr>
-              <w:t xml:space="preserve"> </w:t>
-            </w:r>
-            <w:r>
-              <w:rPr>
-                <w:rFonts w:ascii="Calibri" w:hAnsi="Calibri" w:eastAsia="微软雅黑"/>
-                <w:b/>
-                <w:color w:val="FCA5A5"/>
-                <w:sz w:val="21"/>
-              </w:rPr>
-              <w:t>薪酬</w:t>
+              <w:t>，</w:t>
             </w:r>
           </w:p>
         </w:tc>
         <w:tc>
           <w:tcPr>
-            <w:tcW w:type="dxa" w:w="3513"/>
+            <w:tcW w:type="dxa" w:w="1506"/>
           </w:tcPr>
           <w:p>
             <w:pPr>
@@ -3020,8 +3525,59 @@
                 <w:color w:val="AAC4B6"/>
                 <w:sz w:val="21"/>
               </w:rPr>
-              <w:t>需要</w:t>
-            </w:r>
+              <w:t>他那份微薄的</w:t>
+            </w:r>
+          </w:p>
+        </w:tc>
+        <w:tc>
+          <w:tcPr>
+            <w:tcW w:type="dxa" w:w="1506"/>
+          </w:tcPr>
+          <w:p>
+            <w:pPr>
+              <w:spacing w:after="0"/>
+              <w:jc w:val="center"/>
+            </w:pPr>
+            <w:r>
+              <w:rPr>
+                <w:rFonts w:ascii="Calibri" w:hAnsi="Calibri" w:eastAsia="微软雅黑"/>
+                <w:b/>
+                <w:color w:val="FCA5A5"/>
+                <w:sz w:val="21"/>
+              </w:rPr>
+              <w:t>公务员</w:t>
+            </w:r>
+          </w:p>
+        </w:tc>
+        <w:tc>
+          <w:tcPr>
+            <w:tcW w:type="dxa" w:w="1506"/>
+          </w:tcPr>
+          <w:p>
+            <w:pPr>
+              <w:spacing w:after="0"/>
+              <w:jc w:val="center"/>
+            </w:pPr>
+            <w:r>
+              <w:rPr>
+                <w:rFonts w:ascii="Calibri" w:hAnsi="Calibri" w:eastAsia="微软雅黑"/>
+                <w:b/>
+                <w:color w:val="FBBF24"/>
+                <w:sz w:val="21"/>
+              </w:rPr>
+              <w:t>薪酬</w:t>
+            </w:r>
+          </w:p>
+        </w:tc>
+        <w:tc>
+          <w:tcPr>
+            <w:tcW w:type="dxa" w:w="1506"/>
+          </w:tcPr>
+          <w:p>
+            <w:pPr>
+              <w:spacing w:after="0"/>
+              <w:jc w:val="center"/>
+            </w:pPr>
             <w:r>
               <w:rPr>
                 <w:rFonts w:ascii="Calibri" w:hAnsi="Calibri" w:eastAsia="微软雅黑"/>
@@ -3029,13 +3585,24 @@
                 <w:color w:val="AAC4B6"/>
                 <w:sz w:val="21"/>
               </w:rPr>
-              <w:t xml:space="preserve"> </w:t>
-            </w:r>
+              <w:t>需要</w:t>
+            </w:r>
+          </w:p>
+        </w:tc>
+        <w:tc>
+          <w:tcPr>
+            <w:tcW w:type="dxa" w:w="1506"/>
+          </w:tcPr>
+          <w:p>
+            <w:pPr>
+              <w:spacing w:after="0"/>
+              <w:jc w:val="center"/>
+            </w:pPr>
             <w:r>
               <w:rPr>
                 <w:rFonts w:ascii="Calibri" w:hAnsi="Calibri" w:eastAsia="微软雅黑"/>
                 <w:b/>
-                <w:color w:val="FBBF24"/>
+                <w:color w:val="38BDF8"/>
                 <w:sz w:val="21"/>
               </w:rPr>
               <w:t>补贴</w:t>
@@ -3083,12 +3650,15 @@
         </w:tblBorders>
       </w:tblPr>
       <w:tblGrid>
-        <w:gridCol w:w="10540"/>
+        <w:gridCol w:w="2635"/>
+        <w:gridCol w:w="2635"/>
+        <w:gridCol w:w="2635"/>
+        <w:gridCol w:w="2635"/>
       </w:tblGrid>
       <w:tr>
         <w:tc>
           <w:tcPr>
-            <w:tcW w:type="dxa" w:w="10540"/>
+            <w:tcW w:type="dxa" w:w="2635"/>
           </w:tcPr>
           <w:p>
             <w:pPr>
@@ -3102,17 +3672,19 @@
                 <w:color w:val="F0F7F2"/>
                 <w:sz w:val="26"/>
               </w:rPr>
-              <w:t xml:space="preserve">and Poisson paid an </w:t>
-            </w:r>
-            <w:r>
-              <w:rPr>
-                <w:rFonts w:ascii="Calibri" w:hAnsi="Calibri" w:eastAsia="微软雅黑"/>
-                <w:b/>
-                <w:color w:val="38BDF8"/>
-                <w:sz w:val="26"/>
-              </w:rPr>
-              <w:t>additional</w:t>
-            </w:r>
+              <w:t>and Poisson</w:t>
+            </w:r>
+          </w:p>
+        </w:tc>
+        <w:tc>
+          <w:tcPr>
+            <w:tcW w:type="dxa" w:w="2635"/>
+          </w:tcPr>
+          <w:p>
+            <w:pPr>
+              <w:spacing w:after="0"/>
+              <w:jc w:val="center"/>
+            </w:pPr>
             <w:r>
               <w:rPr>
                 <w:rFonts w:ascii="Calibri" w:hAnsi="Calibri" w:eastAsia="微软雅黑"/>
@@ -3120,13 +3692,53 @@
                 <w:color w:val="F0F7F2"/>
                 <w:sz w:val="26"/>
               </w:rPr>
-              <w:t xml:space="preserve"> </w:t>
+              <w:t>paid</w:t>
+            </w:r>
+          </w:p>
+        </w:tc>
+        <w:tc>
+          <w:tcPr>
+            <w:tcW w:type="dxa" w:w="2635"/>
+          </w:tcPr>
+          <w:p>
+            <w:pPr>
+              <w:spacing w:after="0"/>
+              <w:jc w:val="center"/>
+            </w:pPr>
+            <w:r>
+              <w:rPr>
+                <w:rFonts w:ascii="Calibri" w:hAnsi="Calibri" w:eastAsia="微软雅黑"/>
+                <w:b w:val="0"/>
+                <w:color w:val="F0F7F2"/>
+                <w:sz w:val="26"/>
+              </w:rPr>
+              <w:t xml:space="preserve">an </w:t>
             </w:r>
             <w:r>
               <w:rPr>
                 <w:rFonts w:ascii="Calibri" w:hAnsi="Calibri" w:eastAsia="微软雅黑"/>
                 <w:b/>
                 <w:color w:val="F472B6"/>
+                <w:sz w:val="26"/>
+              </w:rPr>
+              <w:t>additional</w:t>
+            </w:r>
+          </w:p>
+        </w:tc>
+        <w:tc>
+          <w:tcPr>
+            <w:tcW w:type="dxa" w:w="2635"/>
+          </w:tcPr>
+          <w:p>
+            <w:pPr>
+              <w:spacing w:after="0"/>
+              <w:jc w:val="center"/>
+            </w:pPr>
+            <w:r>
+              <w:rPr>
+                <w:rFonts w:ascii="Calibri" w:hAnsi="Calibri" w:eastAsia="微软雅黑"/>
+                <w:b/>
+                <w:color w:val="BEF264"/>
                 <w:sz w:val="26"/>
               </w:rPr>
               <w:t>bribe</w:t>
@@ -3146,7 +3758,7 @@
       <w:tr>
         <w:tc>
           <w:tcPr>
-            <w:tcW w:type="dxa" w:w="10540"/>
+            <w:tcW w:type="dxa" w:w="2635"/>
           </w:tcPr>
           <w:p>
             <w:pPr>
@@ -3160,8 +3772,19 @@
                 <w:color w:val="AAC4B6"/>
                 <w:sz w:val="21"/>
               </w:rPr>
-              <w:t>普瓦松然后付了一笔</w:t>
-            </w:r>
+              <w:t>普瓦松然后</w:t>
+            </w:r>
+          </w:p>
+        </w:tc>
+        <w:tc>
+          <w:tcPr>
+            <w:tcW w:type="dxa" w:w="2635"/>
+          </w:tcPr>
+          <w:p>
+            <w:pPr>
+              <w:spacing w:after="0"/>
+              <w:jc w:val="center"/>
+            </w:pPr>
             <w:r>
               <w:rPr>
                 <w:rFonts w:ascii="Calibri" w:hAnsi="Calibri" w:eastAsia="微软雅黑"/>
@@ -3169,17 +3792,19 @@
                 <w:color w:val="AAC4B6"/>
                 <w:sz w:val="21"/>
               </w:rPr>
-              <w:t xml:space="preserve"> </w:t>
-            </w:r>
-            <w:r>
-              <w:rPr>
-                <w:rFonts w:ascii="Calibri" w:hAnsi="Calibri" w:eastAsia="微软雅黑"/>
-                <w:b/>
-                <w:color w:val="38BDF8"/>
-                <w:sz w:val="21"/>
-              </w:rPr>
-              <w:t>额外的</w:t>
-            </w:r>
+              <w:t>付了</w:t>
+            </w:r>
+          </w:p>
+        </w:tc>
+        <w:tc>
+          <w:tcPr>
+            <w:tcW w:type="dxa" w:w="2635"/>
+          </w:tcPr>
+          <w:p>
+            <w:pPr>
+              <w:spacing w:after="0"/>
+              <w:jc w:val="center"/>
+            </w:pPr>
             <w:r>
               <w:rPr>
                 <w:rFonts w:ascii="Calibri" w:hAnsi="Calibri" w:eastAsia="微软雅黑"/>
@@ -3187,6 +3812,15 @@
                 <w:color w:val="AAC4B6"/>
                 <w:sz w:val="21"/>
               </w:rPr>
+              <w:t>一笔</w:t>
+            </w:r>
+            <w:r>
+              <w:rPr>
+                <w:rFonts w:ascii="Calibri" w:hAnsi="Calibri" w:eastAsia="微软雅黑"/>
+                <w:b w:val="0"/>
+                <w:color w:val="AAC4B6"/>
+                <w:sz w:val="21"/>
+              </w:rPr>
               <w:t xml:space="preserve"> </w:t>
             </w:r>
             <w:r>
@@ -3194,6 +3828,26 @@
                 <w:rFonts w:ascii="Calibri" w:hAnsi="Calibri" w:eastAsia="微软雅黑"/>
                 <w:b/>
                 <w:color w:val="F472B6"/>
+                <w:sz w:val="21"/>
+              </w:rPr>
+              <w:t>额外的</w:t>
+            </w:r>
+          </w:p>
+        </w:tc>
+        <w:tc>
+          <w:tcPr>
+            <w:tcW w:type="dxa" w:w="2635"/>
+          </w:tcPr>
+          <w:p>
+            <w:pPr>
+              <w:spacing w:after="0"/>
+              <w:jc w:val="center"/>
+            </w:pPr>
+            <w:r>
+              <w:rPr>
+                <w:rFonts w:ascii="Calibri" w:hAnsi="Calibri" w:eastAsia="微软雅黑"/>
+                <w:b/>
+                <w:color w:val="BEF264"/>
                 <w:sz w:val="21"/>
               </w:rPr>
               <w:t>贿赂</w:t>
@@ -3232,12 +3886,13 @@
         </w:tblBorders>
       </w:tblPr>
       <w:tblGrid>
-        <w:gridCol w:w="10540"/>
+        <w:gridCol w:w="5270"/>
+        <w:gridCol w:w="5270"/>
       </w:tblGrid>
       <w:tr>
         <w:tc>
           <w:tcPr>
-            <w:tcW w:type="dxa" w:w="10540"/>
+            <w:tcW w:type="dxa" w:w="5270"/>
           </w:tcPr>
           <w:p>
             <w:pPr>
@@ -3251,13 +3906,33 @@
                 <w:color w:val="F0F7F2"/>
                 <w:sz w:val="26"/>
               </w:rPr>
-              <w:t xml:space="preserve">Lustig left for Vienna with the </w:t>
+              <w:t>Lustig</w:t>
+            </w:r>
+          </w:p>
+        </w:tc>
+        <w:tc>
+          <w:tcPr>
+            <w:tcW w:type="dxa" w:w="5270"/>
+          </w:tcPr>
+          <w:p>
+            <w:pPr>
+              <w:spacing w:after="0"/>
+              <w:jc w:val="center"/>
+            </w:pPr>
+            <w:r>
+              <w:rPr>
+                <w:rFonts w:ascii="Calibri" w:hAnsi="Calibri" w:eastAsia="微软雅黑"/>
+                <w:b w:val="0"/>
+                <w:color w:val="F0F7F2"/>
+                <w:sz w:val="26"/>
+              </w:rPr>
+              <w:t xml:space="preserve">left for Vienna with the </w:t>
             </w:r>
             <w:r>
               <w:rPr>
                 <w:rFonts w:ascii="Calibri" w:hAnsi="Calibri" w:eastAsia="微软雅黑"/>
                 <w:b/>
-                <w:color w:val="BEF264"/>
+                <w:color w:val="C4B5FD"/>
                 <w:sz w:val="26"/>
               </w:rPr>
               <w:t>takings</w:t>
@@ -3277,7 +3952,7 @@
       <w:tr>
         <w:tc>
           <w:tcPr>
-            <w:tcW w:type="dxa" w:w="10540"/>
+            <w:tcW w:type="dxa" w:w="5270"/>
           </w:tcPr>
           <w:p>
             <w:pPr>
@@ -3291,8 +3966,19 @@
                 <w:color w:val="AAC4B6"/>
                 <w:sz w:val="21"/>
               </w:rPr>
-              <w:t>卢斯蒂格带着这笔</w:t>
-            </w:r>
+              <w:t>卢斯蒂格</w:t>
+            </w:r>
+          </w:p>
+        </w:tc>
+        <w:tc>
+          <w:tcPr>
+            <w:tcW w:type="dxa" w:w="5270"/>
+          </w:tcPr>
+          <w:p>
+            <w:pPr>
+              <w:spacing w:after="0"/>
+              <w:jc w:val="center"/>
+            </w:pPr>
             <w:r>
               <w:rPr>
                 <w:rFonts w:ascii="Calibri" w:hAnsi="Calibri" w:eastAsia="微软雅黑"/>
@@ -3300,13 +3986,22 @@
                 <w:color w:val="AAC4B6"/>
                 <w:sz w:val="21"/>
               </w:rPr>
+              <w:t>带着这笔</w:t>
+            </w:r>
+            <w:r>
+              <w:rPr>
+                <w:rFonts w:ascii="Calibri" w:hAnsi="Calibri" w:eastAsia="微软雅黑"/>
+                <w:b w:val="0"/>
+                <w:color w:val="AAC4B6"/>
+                <w:sz w:val="21"/>
+              </w:rPr>
               <w:t xml:space="preserve"> </w:t>
             </w:r>
             <w:r>
               <w:rPr>
                 <w:rFonts w:ascii="Calibri" w:hAnsi="Calibri" w:eastAsia="微软雅黑"/>
                 <w:b/>
-                <w:color w:val="BEF264"/>
+                <w:color w:val="C4B5FD"/>
                 <w:sz w:val="21"/>
               </w:rPr>
               <w:t>进账</w:t>
@@ -3369,13 +4064,14 @@
         </w:tblBorders>
       </w:tblPr>
       <w:tblGrid>
-        <w:gridCol w:w="5270"/>
-        <w:gridCol w:w="5270"/>
+        <w:gridCol w:w="3513"/>
+        <w:gridCol w:w="3513"/>
+        <w:gridCol w:w="3513"/>
       </w:tblGrid>
       <w:tr>
         <w:tc>
           <w:tcPr>
-            <w:tcW w:type="dxa" w:w="5270"/>
+            <w:tcW w:type="dxa" w:w="3513"/>
           </w:tcPr>
           <w:p>
             <w:pPr>
@@ -3386,7 +4082,7 @@
               <w:rPr>
                 <w:rFonts w:ascii="Calibri" w:hAnsi="Calibri" w:eastAsia="微软雅黑"/>
                 <w:b/>
-                <w:color w:val="C4B5FD"/>
+                <w:color w:val="FB923C"/>
                 <w:sz w:val="26"/>
               </w:rPr>
               <w:t>Fleeced</w:t>
@@ -3395,7 +4091,7 @@
         </w:tc>
         <w:tc>
           <w:tcPr>
-            <w:tcW w:type="dxa" w:w="5270"/>
+            <w:tcW w:type="dxa" w:w="3513"/>
           </w:tcPr>
           <w:p>
             <w:pPr>
@@ -3415,11 +4111,22 @@
               <w:rPr>
                 <w:rFonts w:ascii="Calibri" w:hAnsi="Calibri" w:eastAsia="微软雅黑"/>
                 <w:b/>
-                <w:color w:val="FB923C"/>
+                <w:color w:val="5EEAD4"/>
                 <w:sz w:val="26"/>
               </w:rPr>
               <w:t>ashamed</w:t>
             </w:r>
+          </w:p>
+        </w:tc>
+        <w:tc>
+          <w:tcPr>
+            <w:tcW w:type="dxa" w:w="3513"/>
+          </w:tcPr>
+          <w:p>
+            <w:pPr>
+              <w:spacing w:after="0"/>
+              <w:jc w:val="center"/>
+            </w:pPr>
             <w:r>
               <w:rPr>
                 <w:rFonts w:ascii="Calibri" w:hAnsi="Calibri" w:eastAsia="微软雅黑"/>
@@ -3427,7 +4134,7 @@
                 <w:color w:val="F0F7F2"/>
                 <w:sz w:val="26"/>
               </w:rPr>
-              <w:t xml:space="preserve"> to go to the police,</w:t>
+              <w:t>to go to the police,</w:t>
             </w:r>
           </w:p>
         </w:tc>
@@ -3435,7 +4142,7 @@
       <w:tr>
         <w:tc>
           <w:tcPr>
-            <w:tcW w:type="dxa" w:w="5270"/>
+            <w:tcW w:type="dxa" w:w="3513"/>
           </w:tcPr>
           <w:p>
             <w:pPr>
@@ -3464,7 +4171,7 @@
               <w:rPr>
                 <w:rFonts w:ascii="Calibri" w:hAnsi="Calibri" w:eastAsia="微软雅黑"/>
                 <w:b/>
-                <w:color w:val="C4B5FD"/>
+                <w:color w:val="FB923C"/>
                 <w:sz w:val="21"/>
               </w:rPr>
               <w:t>骗走</w:t>
@@ -3491,7 +4198,7 @@
         </w:tc>
         <w:tc>
           <w:tcPr>
-            <w:tcW w:type="dxa" w:w="5270"/>
+            <w:tcW w:type="dxa" w:w="3513"/>
           </w:tcPr>
           <w:p>
             <w:pPr>
@@ -3520,7 +4227,7 @@
               <w:rPr>
                 <w:rFonts w:ascii="Calibri" w:hAnsi="Calibri" w:eastAsia="微软雅黑"/>
                 <w:b/>
-                <w:color w:val="FB923C"/>
+                <w:color w:val="5EEAD4"/>
                 <w:sz w:val="21"/>
               </w:rPr>
               <w:t>丢人</w:t>
@@ -3534,11 +4241,22 @@
               </w:rPr>
               <w:t>、</w:t>
             </w:r>
+          </w:p>
+        </w:tc>
+        <w:tc>
+          <w:tcPr>
+            <w:tcW w:type="dxa" w:w="3513"/>
+          </w:tcPr>
+          <w:p>
+            <w:pPr>
+              <w:spacing w:after="0"/>
+              <w:jc w:val="center"/>
+            </w:pPr>
             <w:r>
               <w:rPr>
                 <w:rFonts w:ascii="Calibri" w:hAnsi="Calibri" w:eastAsia="微软雅黑"/>
                 <w:b/>
-                <w:color w:val="FB923C"/>
+                <w:color w:val="5EEAD4"/>
                 <w:sz w:val="21"/>
               </w:rPr>
               <w:t>没脸</w:t>
@@ -3643,7 +4361,7 @@
               <w:rPr>
                 <w:rFonts w:ascii="Calibri" w:hAnsi="Calibri" w:eastAsia="微软雅黑"/>
                 <w:b/>
-                <w:color w:val="5EEAD4"/>
+                <w:color w:val="FCA5A5"/>
                 <w:sz w:val="26"/>
               </w:rPr>
               <w:t>quietly</w:t>
@@ -3712,7 +4430,7 @@
               <w:rPr>
                 <w:rFonts w:ascii="Calibri" w:hAnsi="Calibri" w:eastAsia="微软雅黑"/>
                 <w:b/>
-                <w:color w:val="5EEAD4"/>
+                <w:color w:val="FCA5A5"/>
                 <w:sz w:val="21"/>
               </w:rPr>
               <w:t>默默地</w:t>
@@ -3760,12 +4478,13 @@
         </w:tblBorders>
       </w:tblPr>
       <w:tblGrid>
-        <w:gridCol w:w="10540"/>
+        <w:gridCol w:w="5270"/>
+        <w:gridCol w:w="5270"/>
       </w:tblGrid>
       <w:tr>
         <w:tc>
           <w:tcPr>
-            <w:tcW w:type="dxa" w:w="10540"/>
+            <w:tcW w:type="dxa" w:w="5270"/>
           </w:tcPr>
           <w:p>
             <w:pPr>
@@ -3785,7 +4504,7 @@
               <w:rPr>
                 <w:rFonts w:ascii="Calibri" w:hAnsi="Calibri" w:eastAsia="微软雅黑"/>
                 <w:b/>
-                <w:color w:val="FCA5A5"/>
+                <w:color w:val="FBBF24"/>
                 <w:sz w:val="26"/>
               </w:rPr>
               <w:t>whisper</w:t>
@@ -3803,11 +4522,22 @@
               <w:rPr>
                 <w:rFonts w:ascii="Calibri" w:hAnsi="Calibri" w:eastAsia="微软雅黑"/>
                 <w:b/>
-                <w:color w:val="FBBF24"/>
+                <w:color w:val="38BDF8"/>
                 <w:sz w:val="26"/>
               </w:rPr>
               <w:t>deceit</w:t>
             </w:r>
+          </w:p>
+        </w:tc>
+        <w:tc>
+          <w:tcPr>
+            <w:tcW w:type="dxa" w:w="5270"/>
+          </w:tcPr>
+          <w:p>
+            <w:pPr>
+              <w:spacing w:after="0"/>
+              <w:jc w:val="center"/>
+            </w:pPr>
             <w:r>
               <w:rPr>
                 <w:rFonts w:ascii="Calibri" w:hAnsi="Calibri" w:eastAsia="微软雅黑"/>
@@ -3815,7 +4545,7 @@
                 <w:color w:val="F0F7F2"/>
                 <w:sz w:val="26"/>
               </w:rPr>
-              <w:t xml:space="preserve"> appeared in print.</w:t>
+              <w:t>appeared in print.</w:t>
             </w:r>
           </w:p>
         </w:tc>
@@ -3823,7 +4553,7 @@
       <w:tr>
         <w:tc>
           <w:tcPr>
-            <w:tcW w:type="dxa" w:w="10540"/>
+            <w:tcW w:type="dxa" w:w="5270"/>
           </w:tcPr>
           <w:p>
             <w:pPr>
@@ -3837,7 +4567,7 @@
                 <w:color w:val="AAC4B6"/>
                 <w:sz w:val="21"/>
               </w:rPr>
-              <w:t>报纸上没有出现关于这场</w:t>
+              <w:t>关于这场</w:t>
             </w:r>
             <w:r>
               <w:rPr>
@@ -3852,7 +4582,7 @@
               <w:rPr>
                 <w:rFonts w:ascii="Calibri" w:hAnsi="Calibri" w:eastAsia="微软雅黑"/>
                 <w:b/>
-                <w:color w:val="FBBF24"/>
+                <w:color w:val="38BDF8"/>
                 <w:sz w:val="21"/>
               </w:rPr>
               <w:t>骗局</w:t>
@@ -3888,11 +4618,22 @@
               <w:rPr>
                 <w:rFonts w:ascii="Calibri" w:hAnsi="Calibri" w:eastAsia="微软雅黑"/>
                 <w:b/>
-                <w:color w:val="FCA5A5"/>
+                <w:color w:val="FBBF24"/>
                 <w:sz w:val="21"/>
               </w:rPr>
               <w:t>风声</w:t>
             </w:r>
+          </w:p>
+        </w:tc>
+        <w:tc>
+          <w:tcPr>
+            <w:tcW w:type="dxa" w:w="5270"/>
+          </w:tcPr>
+          <w:p>
+            <w:pPr>
+              <w:spacing w:after="0"/>
+              <w:jc w:val="center"/>
+            </w:pPr>
             <w:r>
               <w:rPr>
                 <w:rFonts w:ascii="Calibri" w:hAnsi="Calibri" w:eastAsia="微软雅黑"/>
@@ -3900,7 +4641,7 @@
                 <w:color w:val="AAC4B6"/>
                 <w:sz w:val="21"/>
               </w:rPr>
-              <w:t>。</w:t>
+              <w:t>报纸上没有出现。</w:t>
             </w:r>
           </w:p>
         </w:tc>
@@ -3942,13 +4683,15 @@
         </w:tblBorders>
       </w:tblPr>
       <w:tblGrid>
-        <w:gridCol w:w="5270"/>
-        <w:gridCol w:w="5270"/>
+        <w:gridCol w:w="2635"/>
+        <w:gridCol w:w="2635"/>
+        <w:gridCol w:w="2635"/>
+        <w:gridCol w:w="2635"/>
       </w:tblGrid>
       <w:tr>
         <w:tc>
           <w:tcPr>
-            <w:tcW w:type="dxa" w:w="5270"/>
+            <w:tcW w:type="dxa" w:w="2635"/>
           </w:tcPr>
           <w:p>
             <w:pPr>
@@ -3968,7 +4711,7 @@
         </w:tc>
         <w:tc>
           <w:tcPr>
-            <w:tcW w:type="dxa" w:w="5270"/>
+            <w:tcW w:type="dxa" w:w="2635"/>
           </w:tcPr>
           <w:p>
             <w:pPr>
@@ -3982,31 +4725,44 @@
                 <w:color w:val="F0F7F2"/>
                 <w:sz w:val="26"/>
               </w:rPr>
-              <w:t xml:space="preserve">Lustig </w:t>
-            </w:r>
-            <w:r>
-              <w:rPr>
-                <w:rFonts w:ascii="Calibri" w:hAnsi="Calibri" w:eastAsia="微软雅黑"/>
-                <w:b/>
-                <w:color w:val="38BDF8"/>
-                <w:sz w:val="26"/>
-              </w:rPr>
-              <w:t>had the gall to</w:t>
-            </w:r>
-            <w:r>
-              <w:rPr>
-                <w:rFonts w:ascii="Calibri" w:hAnsi="Calibri" w:eastAsia="微软雅黑"/>
-                <w:b w:val="0"/>
-                <w:color w:val="F0F7F2"/>
-                <w:sz w:val="26"/>
-              </w:rPr>
-              <w:t xml:space="preserve"> </w:t>
-            </w:r>
+              <w:t>Lustig</w:t>
+            </w:r>
+          </w:p>
+        </w:tc>
+        <w:tc>
+          <w:tcPr>
+            <w:tcW w:type="dxa" w:w="2635"/>
+          </w:tcPr>
+          <w:p>
+            <w:pPr>
+              <w:spacing w:after="0"/>
+              <w:jc w:val="center"/>
+            </w:pPr>
             <w:r>
               <w:rPr>
                 <w:rFonts w:ascii="Calibri" w:hAnsi="Calibri" w:eastAsia="微软雅黑"/>
                 <w:b/>
                 <w:color w:val="F472B6"/>
+                <w:sz w:val="26"/>
+              </w:rPr>
+              <w:t>had the gall to</w:t>
+            </w:r>
+          </w:p>
+        </w:tc>
+        <w:tc>
+          <w:tcPr>
+            <w:tcW w:type="dxa" w:w="2635"/>
+          </w:tcPr>
+          <w:p>
+            <w:pPr>
+              <w:spacing w:after="0"/>
+              <w:jc w:val="center"/>
+            </w:pPr>
+            <w:r>
+              <w:rPr>
+                <w:rFonts w:ascii="Calibri" w:hAnsi="Calibri" w:eastAsia="微软雅黑"/>
+                <w:b/>
+                <w:color w:val="BEF264"/>
                 <w:sz w:val="26"/>
               </w:rPr>
               <w:t>reappear</w:t>
@@ -4017,7 +4773,7 @@
       <w:tr>
         <w:tc>
           <w:tcPr>
-            <w:tcW w:type="dxa" w:w="5270"/>
+            <w:tcW w:type="dxa" w:w="2635"/>
           </w:tcPr>
           <w:p>
             <w:pPr>
@@ -4037,7 +4793,7 @@
         </w:tc>
         <w:tc>
           <w:tcPr>
-            <w:tcW w:type="dxa" w:w="5270"/>
+            <w:tcW w:type="dxa" w:w="2635"/>
           </w:tcPr>
           <w:p>
             <w:pPr>
@@ -4053,38 +4809,42 @@
               </w:rPr>
               <w:t>卢斯蒂格</w:t>
             </w:r>
-            <w:r>
-              <w:rPr>
-                <w:rFonts w:ascii="Calibri" w:hAnsi="Calibri" w:eastAsia="微软雅黑"/>
-                <w:b w:val="0"/>
-                <w:color w:val="AAC4B6"/>
-                <w:sz w:val="21"/>
-              </w:rPr>
-              <w:t xml:space="preserve"> </w:t>
-            </w:r>
-            <w:r>
-              <w:rPr>
-                <w:rFonts w:ascii="Calibri" w:hAnsi="Calibri" w:eastAsia="微软雅黑"/>
-                <w:b/>
-                <w:color w:val="38BDF8"/>
-                <w:sz w:val="21"/>
-              </w:rPr>
-              <w:t>厚颜无耻地去</w:t>
-            </w:r>
-            <w:r>
-              <w:rPr>
-                <w:rFonts w:ascii="Calibri" w:hAnsi="Calibri" w:eastAsia="微软雅黑"/>
-                <w:b w:val="0"/>
-                <w:color w:val="AAC4B6"/>
-                <w:sz w:val="21"/>
-              </w:rPr>
-              <w:t xml:space="preserve"> </w:t>
-            </w:r>
+          </w:p>
+        </w:tc>
+        <w:tc>
+          <w:tcPr>
+            <w:tcW w:type="dxa" w:w="2635"/>
+          </w:tcPr>
+          <w:p>
+            <w:pPr>
+              <w:spacing w:after="0"/>
+              <w:jc w:val="center"/>
+            </w:pPr>
             <w:r>
               <w:rPr>
                 <w:rFonts w:ascii="Calibri" w:hAnsi="Calibri" w:eastAsia="微软雅黑"/>
                 <w:b/>
                 <w:color w:val="F472B6"/>
+                <w:sz w:val="21"/>
+              </w:rPr>
+              <w:t>厚颜无耻地去</w:t>
+            </w:r>
+          </w:p>
+        </w:tc>
+        <w:tc>
+          <w:tcPr>
+            <w:tcW w:type="dxa" w:w="2635"/>
+          </w:tcPr>
+          <w:p>
+            <w:pPr>
+              <w:spacing w:after="0"/>
+              <w:jc w:val="center"/>
+            </w:pPr>
+            <w:r>
+              <w:rPr>
+                <w:rFonts w:ascii="Calibri" w:hAnsi="Calibri" w:eastAsia="微软雅黑"/>
+                <w:b/>
+                <w:color w:val="BEF264"/>
                 <w:sz w:val="21"/>
               </w:rPr>
               <w:t>再一次出现</w:t>
@@ -4132,12 +4892,14 @@
         </w:tblBorders>
       </w:tblPr>
       <w:tblGrid>
-        <w:gridCol w:w="10540"/>
+        <w:gridCol w:w="3513"/>
+        <w:gridCol w:w="3513"/>
+        <w:gridCol w:w="3513"/>
       </w:tblGrid>
       <w:tr>
         <w:tc>
           <w:tcPr>
-            <w:tcW w:type="dxa" w:w="10540"/>
+            <w:tcW w:type="dxa" w:w="3513"/>
           </w:tcPr>
           <w:p>
             <w:pPr>
@@ -4157,11 +4919,22 @@
               <w:rPr>
                 <w:rFonts w:ascii="Calibri" w:hAnsi="Calibri" w:eastAsia="微软雅黑"/>
                 <w:b/>
-                <w:color w:val="BEF264"/>
+                <w:color w:val="C4B5FD"/>
                 <w:sz w:val="26"/>
               </w:rPr>
               <w:t>encore</w:t>
             </w:r>
+          </w:p>
+        </w:tc>
+        <w:tc>
+          <w:tcPr>
+            <w:tcW w:type="dxa" w:w="3513"/>
+          </w:tcPr>
+          <w:p>
+            <w:pPr>
+              <w:spacing w:after="0"/>
+              <w:jc w:val="center"/>
+            </w:pPr>
             <w:r>
               <w:rPr>
                 <w:rFonts w:ascii="Calibri" w:hAnsi="Calibri" w:eastAsia="微软雅黑"/>
@@ -4169,13 +4942,24 @@
                 <w:color w:val="F0F7F2"/>
                 <w:sz w:val="26"/>
               </w:rPr>
-              <w:t xml:space="preserve"> of his </w:t>
-            </w:r>
+              <w:t>of his</w:t>
+            </w:r>
+          </w:p>
+        </w:tc>
+        <w:tc>
+          <w:tcPr>
+            <w:tcW w:type="dxa" w:w="3513"/>
+          </w:tcPr>
+          <w:p>
+            <w:pPr>
+              <w:spacing w:after="0"/>
+              <w:jc w:val="center"/>
+            </w:pPr>
             <w:r>
               <w:rPr>
                 <w:rFonts w:ascii="Calibri" w:hAnsi="Calibri" w:eastAsia="微软雅黑"/>
                 <w:b/>
-                <w:color w:val="C4B5FD"/>
+                <w:color w:val="FB923C"/>
                 <w:sz w:val="26"/>
               </w:rPr>
               <w:t>script</w:t>
@@ -4195,7 +4979,7 @@
       <w:tr>
         <w:tc>
           <w:tcPr>
-            <w:tcW w:type="dxa" w:w="10540"/>
+            <w:tcW w:type="dxa" w:w="3513"/>
           </w:tcPr>
           <w:p>
             <w:pPr>
@@ -4224,11 +5008,22 @@
               <w:rPr>
                 <w:rFonts w:ascii="Calibri" w:hAnsi="Calibri" w:eastAsia="微软雅黑"/>
                 <w:b/>
-                <w:color w:val="BEF264"/>
+                <w:color w:val="C4B5FD"/>
                 <w:sz w:val="21"/>
               </w:rPr>
               <w:t>重演</w:t>
             </w:r>
+          </w:p>
+        </w:tc>
+        <w:tc>
+          <w:tcPr>
+            <w:tcW w:type="dxa" w:w="3513"/>
+          </w:tcPr>
+          <w:p>
+            <w:pPr>
+              <w:spacing w:after="0"/>
+              <w:jc w:val="center"/>
+            </w:pPr>
             <w:r>
               <w:rPr>
                 <w:rFonts w:ascii="Calibri" w:hAnsi="Calibri" w:eastAsia="微软雅黑"/>
@@ -4236,31 +5031,24 @@
                 <w:color w:val="AAC4B6"/>
                 <w:sz w:val="21"/>
               </w:rPr>
-              <w:t xml:space="preserve"> </w:t>
-            </w:r>
-            <w:r>
-              <w:rPr>
-                <w:rFonts w:ascii="Calibri" w:hAnsi="Calibri" w:eastAsia="微软雅黑"/>
-                <w:b w:val="0"/>
-                <w:color w:val="AAC4B6"/>
-                <w:sz w:val="21"/>
-              </w:rPr>
               <w:t>他那套</w:t>
             </w:r>
-            <w:r>
-              <w:rPr>
-                <w:rFonts w:ascii="Calibri" w:hAnsi="Calibri" w:eastAsia="微软雅黑"/>
-                <w:b w:val="0"/>
-                <w:color w:val="AAC4B6"/>
-                <w:sz w:val="21"/>
-              </w:rPr>
-              <w:t xml:space="preserve"> </w:t>
-            </w:r>
+          </w:p>
+        </w:tc>
+        <w:tc>
+          <w:tcPr>
+            <w:tcW w:type="dxa" w:w="3513"/>
+          </w:tcPr>
+          <w:p>
+            <w:pPr>
+              <w:spacing w:after="0"/>
+              <w:jc w:val="center"/>
+            </w:pPr>
             <w:r>
               <w:rPr>
                 <w:rFonts w:ascii="Calibri" w:hAnsi="Calibri" w:eastAsia="微软雅黑"/>
                 <w:b/>
-                <w:color w:val="C4B5FD"/>
+                <w:color w:val="FB923C"/>
                 <w:sz w:val="21"/>
               </w:rPr>
               <w:t>剧本</w:t>
@@ -4372,7 +5160,7 @@
               <w:rPr>
                 <w:rFonts w:ascii="Calibri" w:hAnsi="Calibri" w:eastAsia="微软雅黑"/>
                 <w:b/>
-                <w:color w:val="FB923C"/>
+                <w:color w:val="5EEAD4"/>
                 <w:sz w:val="26"/>
               </w:rPr>
               <w:t>grew distrustful</w:t>
@@ -4454,7 +5242,7 @@
               <w:rPr>
                 <w:rFonts w:ascii="Calibri" w:hAnsi="Calibri" w:eastAsia="微软雅黑"/>
                 <w:b/>
-                <w:color w:val="FB923C"/>
+                <w:color w:val="5EEAD4"/>
                 <w:sz w:val="21"/>
               </w:rPr>
               <w:t>起了疑心</w:t>
@@ -4529,14 +5317,15 @@
         </w:tblBorders>
       </w:tblPr>
       <w:tblGrid>
-        <w:gridCol w:w="3513"/>
-        <w:gridCol w:w="3513"/>
-        <w:gridCol w:w="3513"/>
+        <w:gridCol w:w="2635"/>
+        <w:gridCol w:w="2635"/>
+        <w:gridCol w:w="2635"/>
+        <w:gridCol w:w="2635"/>
       </w:tblGrid>
       <w:tr>
         <w:tc>
           <w:tcPr>
-            <w:tcW w:type="dxa" w:w="3513"/>
+            <w:tcW w:type="dxa" w:w="2635"/>
           </w:tcPr>
           <w:p>
             <w:pPr>
@@ -4556,7 +5345,7 @@
               <w:rPr>
                 <w:rFonts w:ascii="Calibri" w:hAnsi="Calibri" w:eastAsia="微软雅黑"/>
                 <w:b/>
-                <w:color w:val="5EEAD4"/>
+                <w:color w:val="FCA5A5"/>
                 <w:sz w:val="26"/>
               </w:rPr>
               <w:t>affair</w:t>
@@ -4565,7 +5354,7 @@
         </w:tc>
         <w:tc>
           <w:tcPr>
-            <w:tcW w:type="dxa" w:w="3513"/>
+            <w:tcW w:type="dxa" w:w="2635"/>
           </w:tcPr>
           <w:p>
             <w:pPr>
@@ -4585,7 +5374,7 @@
         </w:tc>
         <w:tc>
           <w:tcPr>
-            <w:tcW w:type="dxa" w:w="3513"/>
+            <w:tcW w:type="dxa" w:w="2635"/>
           </w:tcPr>
           <w:p>
             <w:pPr>
@@ -4599,13 +5388,33 @@
                 <w:color w:val="F0F7F2"/>
                 <w:sz w:val="26"/>
               </w:rPr>
-              <w:t xml:space="preserve">and Lustig made his </w:t>
+              <w:t>and Lustig</w:t>
+            </w:r>
+          </w:p>
+        </w:tc>
+        <w:tc>
+          <w:tcPr>
+            <w:tcW w:type="dxa" w:w="2635"/>
+          </w:tcPr>
+          <w:p>
+            <w:pPr>
+              <w:spacing w:after="0"/>
+              <w:jc w:val="center"/>
+            </w:pPr>
+            <w:r>
+              <w:rPr>
+                <w:rFonts w:ascii="Calibri" w:hAnsi="Calibri" w:eastAsia="微软雅黑"/>
+                <w:b w:val="0"/>
+                <w:color w:val="F0F7F2"/>
+                <w:sz w:val="26"/>
+              </w:rPr>
+              <w:t xml:space="preserve">made his </w:t>
             </w:r>
             <w:r>
               <w:rPr>
                 <w:rFonts w:ascii="Calibri" w:hAnsi="Calibri" w:eastAsia="微软雅黑"/>
                 <w:b/>
-                <w:color w:val="FCA5A5"/>
+                <w:color w:val="FBBF24"/>
                 <w:sz w:val="26"/>
               </w:rPr>
               <w:t>getaway</w:t>
@@ -4625,7 +5434,7 @@
       <w:tr>
         <w:tc>
           <w:tcPr>
-            <w:tcW w:type="dxa" w:w="3513"/>
+            <w:tcW w:type="dxa" w:w="2635"/>
           </w:tcPr>
           <w:p>
             <w:pPr>
@@ -4654,7 +5463,7 @@
               <w:rPr>
                 <w:rFonts w:ascii="Calibri" w:hAnsi="Calibri" w:eastAsia="微软雅黑"/>
                 <w:b/>
-                <w:color w:val="5EEAD4"/>
+                <w:color w:val="FCA5A5"/>
                 <w:sz w:val="21"/>
               </w:rPr>
               <w:t>事件</w:t>
@@ -4663,7 +5472,7 @@
         </w:tc>
         <w:tc>
           <w:tcPr>
-            <w:tcW w:type="dxa" w:w="3513"/>
+            <w:tcW w:type="dxa" w:w="2635"/>
           </w:tcPr>
           <w:p>
             <w:pPr>
@@ -4683,7 +5492,7 @@
         </w:tc>
         <w:tc>
           <w:tcPr>
-            <w:tcW w:type="dxa" w:w="3513"/>
+            <w:tcW w:type="dxa" w:w="2635"/>
           </w:tcPr>
           <w:p>
             <w:pPr>
@@ -4699,20 +5508,22 @@
               </w:rPr>
               <w:t>卢斯蒂格</w:t>
             </w:r>
-            <w:r>
-              <w:rPr>
-                <w:rFonts w:ascii="Calibri" w:hAnsi="Calibri" w:eastAsia="微软雅黑"/>
-                <w:b w:val="0"/>
-                <w:color w:val="AAC4B6"/>
-                <w:sz w:val="21"/>
-              </w:rPr>
-              <w:t xml:space="preserve"> </w:t>
-            </w:r>
+          </w:p>
+        </w:tc>
+        <w:tc>
+          <w:tcPr>
+            <w:tcW w:type="dxa" w:w="2635"/>
+          </w:tcPr>
+          <w:p>
+            <w:pPr>
+              <w:spacing w:after="0"/>
+              <w:jc w:val="center"/>
+            </w:pPr>
             <w:r>
               <w:rPr>
                 <w:rFonts w:ascii="Calibri" w:hAnsi="Calibri" w:eastAsia="微软雅黑"/>
                 <w:b/>
-                <w:color w:val="FCA5A5"/>
+                <w:color w:val="FBBF24"/>
                 <w:sz w:val="21"/>
               </w:rPr>
               <w:t>逃之夭夭</w:t>
@@ -4767,13 +5578,15 @@
         </w:tblBorders>
       </w:tblPr>
       <w:tblGrid>
-        <w:gridCol w:w="5270"/>
-        <w:gridCol w:w="5270"/>
+        <w:gridCol w:w="2635"/>
+        <w:gridCol w:w="2635"/>
+        <w:gridCol w:w="2635"/>
+        <w:gridCol w:w="2635"/>
       </w:tblGrid>
       <w:tr>
         <w:tc>
           <w:tcPr>
-            <w:tcW w:type="dxa" w:w="5270"/>
+            <w:tcW w:type="dxa" w:w="2635"/>
           </w:tcPr>
           <w:p>
             <w:pPr>
@@ -4793,25 +5606,16 @@
               <w:rPr>
                 <w:rFonts w:ascii="Calibri" w:hAnsi="Calibri" w:eastAsia="微软雅黑"/>
                 <w:b/>
-                <w:color w:val="FBBF24"/>
+                <w:color w:val="38BDF8"/>
                 <w:sz w:val="26"/>
               </w:rPr>
               <w:t>much-repeated</w:t>
-            </w:r>
-            <w:r>
-              <w:rPr>
-                <w:rFonts w:ascii="Calibri" w:hAnsi="Calibri" w:eastAsia="微软雅黑"/>
-                <w:b w:val="0"/>
-                <w:color w:val="F0F7F2"/>
-                <w:sz w:val="26"/>
-              </w:rPr>
-              <w:t xml:space="preserve"> second sale</w:t>
             </w:r>
           </w:p>
         </w:tc>
         <w:tc>
           <w:tcPr>
-            <w:tcW w:type="dxa" w:w="5270"/>
+            <w:tcW w:type="dxa" w:w="2635"/>
           </w:tcPr>
           <w:p>
             <w:pPr>
@@ -4825,13 +5629,53 @@
                 <w:color w:val="F0F7F2"/>
                 <w:sz w:val="26"/>
               </w:rPr>
-              <w:t xml:space="preserve">is a </w:t>
+              <w:t>second sale</w:t>
+            </w:r>
+          </w:p>
+        </w:tc>
+        <w:tc>
+          <w:tcPr>
+            <w:tcW w:type="dxa" w:w="2635"/>
+          </w:tcPr>
+          <w:p>
+            <w:pPr>
+              <w:spacing w:after="0"/>
+              <w:jc w:val="center"/>
+            </w:pPr>
+            <w:r>
+              <w:rPr>
+                <w:rFonts w:ascii="Calibri" w:hAnsi="Calibri" w:eastAsia="微软雅黑"/>
+                <w:b w:val="0"/>
+                <w:color w:val="F0F7F2"/>
+                <w:sz w:val="26"/>
+              </w:rPr>
+              <w:t>is</w:t>
+            </w:r>
+          </w:p>
+        </w:tc>
+        <w:tc>
+          <w:tcPr>
+            <w:tcW w:type="dxa" w:w="2635"/>
+          </w:tcPr>
+          <w:p>
+            <w:pPr>
+              <w:spacing w:after="0"/>
+              <w:jc w:val="center"/>
+            </w:pPr>
+            <w:r>
+              <w:rPr>
+                <w:rFonts w:ascii="Calibri" w:hAnsi="Calibri" w:eastAsia="微软雅黑"/>
+                <w:b w:val="0"/>
+                <w:color w:val="F0F7F2"/>
+                <w:sz w:val="26"/>
+              </w:rPr>
+              <w:t xml:space="preserve">a </w:t>
             </w:r>
             <w:r>
               <w:rPr>
                 <w:rFonts w:ascii="Calibri" w:hAnsi="Calibri" w:eastAsia="微软雅黑"/>
                 <w:b/>
-                <w:color w:val="38BDF8"/>
+                <w:color w:val="F472B6"/>
                 <w:sz w:val="26"/>
               </w:rPr>
               <w:t>fairy tale</w:t>
@@ -4851,7 +5695,7 @@
       <w:tr>
         <w:tc>
           <w:tcPr>
-            <w:tcW w:type="dxa" w:w="5270"/>
+            <w:tcW w:type="dxa" w:w="2635"/>
           </w:tcPr>
           <w:p>
             <w:pPr>
@@ -4880,34 +5724,16 @@
               <w:rPr>
                 <w:rFonts w:ascii="Calibri" w:hAnsi="Calibri" w:eastAsia="微软雅黑"/>
                 <w:b/>
-                <w:color w:val="FBBF24"/>
+                <w:color w:val="38BDF8"/>
                 <w:sz w:val="21"/>
               </w:rPr>
               <w:t>被反复提及的</w:t>
-            </w:r>
-            <w:r>
-              <w:rPr>
-                <w:rFonts w:ascii="Calibri" w:hAnsi="Calibri" w:eastAsia="微软雅黑"/>
-                <w:b w:val="0"/>
-                <w:color w:val="AAC4B6"/>
-                <w:sz w:val="21"/>
-              </w:rPr>
-              <w:t xml:space="preserve"> </w:t>
-            </w:r>
-            <w:r>
-              <w:rPr>
-                <w:rFonts w:ascii="Calibri" w:hAnsi="Calibri" w:eastAsia="微软雅黑"/>
-                <w:b w:val="0"/>
-                <w:color w:val="AAC4B6"/>
-                <w:sz w:val="21"/>
-              </w:rPr>
-              <w:t>第二次出售，</w:t>
             </w:r>
           </w:p>
         </w:tc>
         <w:tc>
           <w:tcPr>
-            <w:tcW w:type="dxa" w:w="5270"/>
+            <w:tcW w:type="dxa" w:w="2635"/>
           </w:tcPr>
           <w:p>
             <w:pPr>
@@ -4921,8 +5747,19 @@
                 <w:color w:val="AAC4B6"/>
                 <w:sz w:val="21"/>
               </w:rPr>
-              <w:t>只是个</w:t>
-            </w:r>
+              <w:t>第二次出售，</w:t>
+            </w:r>
+          </w:p>
+        </w:tc>
+        <w:tc>
+          <w:tcPr>
+            <w:tcW w:type="dxa" w:w="2635"/>
+          </w:tcPr>
+          <w:p>
+            <w:pPr>
+              <w:spacing w:after="0"/>
+              <w:jc w:val="center"/>
+            </w:pPr>
             <w:r>
               <w:rPr>
                 <w:rFonts w:ascii="Calibri" w:hAnsi="Calibri" w:eastAsia="微软雅黑"/>
@@ -4930,13 +5767,42 @@
                 <w:color w:val="AAC4B6"/>
                 <w:sz w:val="21"/>
               </w:rPr>
+              <w:t>只是</w:t>
+            </w:r>
+          </w:p>
+        </w:tc>
+        <w:tc>
+          <w:tcPr>
+            <w:tcW w:type="dxa" w:w="2635"/>
+          </w:tcPr>
+          <w:p>
+            <w:pPr>
+              <w:spacing w:after="0"/>
+              <w:jc w:val="center"/>
+            </w:pPr>
+            <w:r>
+              <w:rPr>
+                <w:rFonts w:ascii="Calibri" w:hAnsi="Calibri" w:eastAsia="微软雅黑"/>
+                <w:b w:val="0"/>
+                <w:color w:val="AAC4B6"/>
+                <w:sz w:val="21"/>
+              </w:rPr>
+              <w:t>个</w:t>
+            </w:r>
+            <w:r>
+              <w:rPr>
+                <w:rFonts w:ascii="Calibri" w:hAnsi="Calibri" w:eastAsia="微软雅黑"/>
+                <w:b w:val="0"/>
+                <w:color w:val="AAC4B6"/>
+                <w:sz w:val="21"/>
+              </w:rPr>
               <w:t xml:space="preserve"> </w:t>
             </w:r>
             <w:r>
               <w:rPr>
                 <w:rFonts w:ascii="Calibri" w:hAnsi="Calibri" w:eastAsia="微软雅黑"/>
                 <w:b/>
-                <w:color w:val="38BDF8"/>
+                <w:color w:val="F472B6"/>
                 <w:sz w:val="21"/>
               </w:rPr>
               <w:t>童话</w:t>
@@ -4976,13 +5842,15 @@
         </w:tblBorders>
       </w:tblPr>
       <w:tblGrid>
-        <w:gridCol w:w="5270"/>
-        <w:gridCol w:w="5270"/>
+        <w:gridCol w:w="2635"/>
+        <w:gridCol w:w="2635"/>
+        <w:gridCol w:w="2635"/>
+        <w:gridCol w:w="2635"/>
       </w:tblGrid>
       <w:tr>
         <w:tc>
           <w:tcPr>
-            <w:tcW w:type="dxa" w:w="5270"/>
+            <w:tcW w:type="dxa" w:w="2635"/>
           </w:tcPr>
           <w:p>
             <w:pPr>
@@ -4996,13 +5864,13 @@
                 <w:color w:val="F0F7F2"/>
                 <w:sz w:val="26"/>
               </w:rPr>
-              <w:t>Later arrested in the United States</w:t>
+              <w:t>Later</w:t>
             </w:r>
           </w:p>
         </w:tc>
         <w:tc>
           <w:tcPr>
-            <w:tcW w:type="dxa" w:w="5270"/>
+            <w:tcW w:type="dxa" w:w="2635"/>
           </w:tcPr>
           <w:p>
             <w:pPr>
@@ -5016,13 +5884,44 @@
                 <w:color w:val="F0F7F2"/>
                 <w:sz w:val="26"/>
               </w:rPr>
-              <w:t xml:space="preserve">for making </w:t>
-            </w:r>
+              <w:t>arrested in the United States</w:t>
+            </w:r>
+          </w:p>
+        </w:tc>
+        <w:tc>
+          <w:tcPr>
+            <w:tcW w:type="dxa" w:w="2635"/>
+          </w:tcPr>
+          <w:p>
+            <w:pPr>
+              <w:spacing w:after="0"/>
+              <w:jc w:val="center"/>
+            </w:pPr>
+            <w:r>
+              <w:rPr>
+                <w:rFonts w:ascii="Calibri" w:hAnsi="Calibri" w:eastAsia="微软雅黑"/>
+                <w:b w:val="0"/>
+                <w:color w:val="F0F7F2"/>
+                <w:sz w:val="26"/>
+              </w:rPr>
+              <w:t>for making</w:t>
+            </w:r>
+          </w:p>
+        </w:tc>
+        <w:tc>
+          <w:tcPr>
+            <w:tcW w:type="dxa" w:w="2635"/>
+          </w:tcPr>
+          <w:p>
+            <w:pPr>
+              <w:spacing w:after="0"/>
+              <w:jc w:val="center"/>
+            </w:pPr>
             <w:r>
               <w:rPr>
                 <w:rFonts w:ascii="Calibri" w:hAnsi="Calibri" w:eastAsia="微软雅黑"/>
                 <w:b/>
-                <w:color w:val="F472B6"/>
+                <w:color w:val="BEF264"/>
                 <w:sz w:val="26"/>
               </w:rPr>
               <w:t>fake</w:t>
@@ -5042,7 +5941,7 @@
       <w:tr>
         <w:tc>
           <w:tcPr>
-            <w:tcW w:type="dxa" w:w="5270"/>
+            <w:tcW w:type="dxa" w:w="2635"/>
           </w:tcPr>
           <w:p>
             <w:pPr>
@@ -5056,13 +5955,13 @@
                 <w:color w:val="AAC4B6"/>
                 <w:sz w:val="21"/>
               </w:rPr>
-              <w:t>后来，卢斯蒂格在美国被捕，</w:t>
+              <w:t>后来，</w:t>
             </w:r>
           </w:p>
         </w:tc>
         <w:tc>
           <w:tcPr>
-            <w:tcW w:type="dxa" w:w="5270"/>
+            <w:tcW w:type="dxa" w:w="2635"/>
           </w:tcPr>
           <w:p>
             <w:pPr>
@@ -5076,8 +5975,19 @@
                 <w:color w:val="AAC4B6"/>
                 <w:sz w:val="21"/>
               </w:rPr>
-              <w:t>因为制造</w:t>
-            </w:r>
+              <w:t>卢斯蒂格在美国被捕，</w:t>
+            </w:r>
+          </w:p>
+        </w:tc>
+        <w:tc>
+          <w:tcPr>
+            <w:tcW w:type="dxa" w:w="2635"/>
+          </w:tcPr>
+          <w:p>
+            <w:pPr>
+              <w:spacing w:after="0"/>
+              <w:jc w:val="center"/>
+            </w:pPr>
             <w:r>
               <w:rPr>
                 <w:rFonts w:ascii="Calibri" w:hAnsi="Calibri" w:eastAsia="微软雅黑"/>
@@ -5085,13 +5995,24 @@
                 <w:color w:val="AAC4B6"/>
                 <w:sz w:val="21"/>
               </w:rPr>
-              <w:t xml:space="preserve"> </w:t>
-            </w:r>
+              <w:t>因为制造</w:t>
+            </w:r>
+          </w:p>
+        </w:tc>
+        <w:tc>
+          <w:tcPr>
+            <w:tcW w:type="dxa" w:w="2635"/>
+          </w:tcPr>
+          <w:p>
+            <w:pPr>
+              <w:spacing w:after="0"/>
+              <w:jc w:val="center"/>
+            </w:pPr>
             <w:r>
               <w:rPr>
                 <w:rFonts w:ascii="Calibri" w:hAnsi="Calibri" w:eastAsia="微软雅黑"/>
                 <w:b/>
-                <w:color w:val="F472B6"/>
+                <w:color w:val="BEF264"/>
                 <w:sz w:val="21"/>
               </w:rPr>
               <w:t>假</w:t>
@@ -5148,14 +6069,15 @@
         </w:tblBorders>
       </w:tblPr>
       <w:tblGrid>
-        <w:gridCol w:w="3513"/>
-        <w:gridCol w:w="3513"/>
-        <w:gridCol w:w="3513"/>
+        <w:gridCol w:w="2635"/>
+        <w:gridCol w:w="2635"/>
+        <w:gridCol w:w="2635"/>
+        <w:gridCol w:w="2635"/>
       </w:tblGrid>
       <w:tr>
         <w:tc>
           <w:tcPr>
-            <w:tcW w:type="dxa" w:w="3513"/>
+            <w:tcW w:type="dxa" w:w="2635"/>
           </w:tcPr>
           <w:p>
             <w:pPr>
@@ -5169,31 +6091,13 @@
                 <w:color w:val="F0F7F2"/>
                 <w:sz w:val="26"/>
               </w:rPr>
-              <w:t xml:space="preserve">Lustig broke out of </w:t>
-            </w:r>
-            <w:r>
-              <w:rPr>
-                <w:rFonts w:ascii="Calibri" w:hAnsi="Calibri" w:eastAsia="微软雅黑"/>
-                <w:b/>
-                <w:color w:val="BEF264"/>
-                <w:sz w:val="26"/>
-              </w:rPr>
-              <w:t>detention</w:t>
-            </w:r>
-            <w:r>
-              <w:rPr>
-                <w:rFonts w:ascii="Calibri" w:hAnsi="Calibri" w:eastAsia="微软雅黑"/>
-                <w:b w:val="0"/>
-                <w:color w:val="F0F7F2"/>
-                <w:sz w:val="26"/>
-              </w:rPr>
-              <w:t>,</w:t>
+              <w:t>Lustig</w:t>
             </w:r>
           </w:p>
         </w:tc>
         <w:tc>
           <w:tcPr>
-            <w:tcW w:type="dxa" w:w="3513"/>
+            <w:tcW w:type="dxa" w:w="2635"/>
           </w:tcPr>
           <w:p>
             <w:pPr>
@@ -5207,7 +6111,7 @@
                 <w:color w:val="F0F7F2"/>
                 <w:sz w:val="26"/>
               </w:rPr>
-              <w:t xml:space="preserve">was </w:t>
+              <w:t xml:space="preserve">broke out of </w:t>
             </w:r>
             <w:r>
               <w:rPr>
@@ -5216,7 +6120,7 @@
                 <w:color w:val="C4B5FD"/>
                 <w:sz w:val="26"/>
               </w:rPr>
-              <w:t>recaptured</w:t>
+              <w:t>detention</w:t>
             </w:r>
             <w:r>
               <w:rPr>
@@ -5225,13 +6129,13 @@
                 <w:color w:val="F0F7F2"/>
                 <w:sz w:val="26"/>
               </w:rPr>
-              <w:t xml:space="preserve"> 27 days later</w:t>
+              <w:t>,</w:t>
             </w:r>
           </w:p>
         </w:tc>
         <w:tc>
           <w:tcPr>
-            <w:tcW w:type="dxa" w:w="3513"/>
+            <w:tcW w:type="dxa" w:w="2635"/>
           </w:tcPr>
           <w:p>
             <w:pPr>
@@ -5245,7 +6149,7 @@
                 <w:color w:val="F0F7F2"/>
                 <w:sz w:val="26"/>
               </w:rPr>
-              <w:t xml:space="preserve">and </w:t>
+              <w:t xml:space="preserve">was </w:t>
             </w:r>
             <w:r>
               <w:rPr>
@@ -5254,7 +6158,7 @@
                 <w:color w:val="FB923C"/>
                 <w:sz w:val="26"/>
               </w:rPr>
-              <w:t>served time</w:t>
+              <w:t>recaptured</w:t>
             </w:r>
             <w:r>
               <w:rPr>
@@ -5263,13 +6167,51 @@
                 <w:color w:val="F0F7F2"/>
                 <w:sz w:val="26"/>
               </w:rPr>
-              <w:t xml:space="preserve"> on the </w:t>
+              <w:t xml:space="preserve"> 27 days later</w:t>
+            </w:r>
+          </w:p>
+        </w:tc>
+        <w:tc>
+          <w:tcPr>
+            <w:tcW w:type="dxa" w:w="2635"/>
+          </w:tcPr>
+          <w:p>
+            <w:pPr>
+              <w:spacing w:after="0"/>
+              <w:jc w:val="center"/>
+            </w:pPr>
+            <w:r>
+              <w:rPr>
+                <w:rFonts w:ascii="Calibri" w:hAnsi="Calibri" w:eastAsia="微软雅黑"/>
+                <w:b w:val="0"/>
+                <w:color w:val="F0F7F2"/>
+                <w:sz w:val="26"/>
+              </w:rPr>
+              <w:t xml:space="preserve">and </w:t>
             </w:r>
             <w:r>
               <w:rPr>
                 <w:rFonts w:ascii="Calibri" w:hAnsi="Calibri" w:eastAsia="微软雅黑"/>
                 <w:b/>
                 <w:color w:val="5EEAD4"/>
+                <w:sz w:val="26"/>
+              </w:rPr>
+              <w:t>served time</w:t>
+            </w:r>
+            <w:r>
+              <w:rPr>
+                <w:rFonts w:ascii="Calibri" w:hAnsi="Calibri" w:eastAsia="微软雅黑"/>
+                <w:b w:val="0"/>
+                <w:color w:val="F0F7F2"/>
+                <w:sz w:val="26"/>
+              </w:rPr>
+              <w:t xml:space="preserve"> on the </w:t>
+            </w:r>
+            <w:r>
+              <w:rPr>
+                <w:rFonts w:ascii="Calibri" w:hAnsi="Calibri" w:eastAsia="微软雅黑"/>
+                <w:b/>
+                <w:color w:val="FCA5A5"/>
                 <w:sz w:val="26"/>
               </w:rPr>
               <w:t>penal</w:t>
@@ -5289,7 +6231,7 @@
       <w:tr>
         <w:tc>
           <w:tcPr>
-            <w:tcW w:type="dxa" w:w="3513"/>
+            <w:tcW w:type="dxa" w:w="2635"/>
           </w:tcPr>
           <w:p>
             <w:pPr>
@@ -5303,40 +6245,13 @@
                 <w:color w:val="AAC4B6"/>
                 <w:sz w:val="21"/>
               </w:rPr>
-              <w:t>他在</w:t>
-            </w:r>
-            <w:r>
-              <w:rPr>
-                <w:rFonts w:ascii="Calibri" w:hAnsi="Calibri" w:eastAsia="微软雅黑"/>
-                <w:b w:val="0"/>
-                <w:color w:val="AAC4B6"/>
-                <w:sz w:val="21"/>
-              </w:rPr>
-              <w:t xml:space="preserve"> </w:t>
-            </w:r>
-            <w:r>
-              <w:rPr>
-                <w:rFonts w:ascii="Calibri" w:hAnsi="Calibri" w:eastAsia="微软雅黑"/>
-                <w:b/>
-                <w:color w:val="BEF264"/>
-                <w:sz w:val="21"/>
-              </w:rPr>
-              <w:t>关押</w:t>
-            </w:r>
-            <w:r>
-              <w:rPr>
-                <w:rFonts w:ascii="Calibri" w:hAnsi="Calibri" w:eastAsia="微软雅黑"/>
-                <w:b w:val="0"/>
-                <w:color w:val="AAC4B6"/>
-                <w:sz w:val="21"/>
-              </w:rPr>
-              <w:t>（期间）越狱，</w:t>
+              <w:t>他</w:t>
             </w:r>
           </w:p>
         </w:tc>
         <w:tc>
           <w:tcPr>
-            <w:tcW w:type="dxa" w:w="3513"/>
+            <w:tcW w:type="dxa" w:w="2635"/>
           </w:tcPr>
           <w:p>
             <w:pPr>
@@ -5350,7 +6265,7 @@
                 <w:color w:val="AAC4B6"/>
                 <w:sz w:val="21"/>
               </w:rPr>
-              <w:t>27天后又被</w:t>
+              <w:t>在</w:t>
             </w:r>
             <w:r>
               <w:rPr>
@@ -5368,7 +6283,7 @@
                 <w:color w:val="C4B5FD"/>
                 <w:sz w:val="21"/>
               </w:rPr>
-              <w:t>抓回</w:t>
+              <w:t>关押</w:t>
             </w:r>
             <w:r>
               <w:rPr>
@@ -5377,13 +6292,13 @@
                 <w:color w:val="AAC4B6"/>
                 <w:sz w:val="21"/>
               </w:rPr>
-              <w:t>，</w:t>
+              <w:t>（期间）越狱，</w:t>
             </w:r>
           </w:p>
         </w:tc>
         <w:tc>
           <w:tcPr>
-            <w:tcW w:type="dxa" w:w="3513"/>
+            <w:tcW w:type="dxa" w:w="2635"/>
           </w:tcPr>
           <w:p>
             <w:pPr>
@@ -5397,16 +6312,7 @@
                 <w:color w:val="AAC4B6"/>
                 <w:sz w:val="21"/>
               </w:rPr>
-              <w:t>并在恶魔岛这座“</w:t>
-            </w:r>
-            <w:r>
-              <w:rPr>
-                <w:rFonts w:ascii="Calibri" w:hAnsi="Calibri" w:eastAsia="微软雅黑"/>
-                <w:b/>
-                <w:color w:val="5EEAD4"/>
-                <w:sz w:val="21"/>
-              </w:rPr>
-              <w:t>刑罚</w:t>
+              <w:t>27天后又被</w:t>
             </w:r>
             <w:r>
               <w:rPr>
@@ -5420,12 +6326,32 @@
             <w:r>
               <w:rPr>
                 <w:rFonts w:ascii="Calibri" w:hAnsi="Calibri" w:eastAsia="微软雅黑"/>
+                <w:b/>
+                <w:color w:val="FB923C"/>
+                <w:sz w:val="21"/>
+              </w:rPr>
+              <w:t>抓回</w:t>
+            </w:r>
+            <w:r>
+              <w:rPr>
+                <w:rFonts w:ascii="Calibri" w:hAnsi="Calibri" w:eastAsia="微软雅黑"/>
                 <w:b w:val="0"/>
                 <w:color w:val="AAC4B6"/>
                 <w:sz w:val="21"/>
               </w:rPr>
-              <w:t>之岛”上</w:t>
-            </w:r>
+              <w:t>，</w:t>
+            </w:r>
+          </w:p>
+        </w:tc>
+        <w:tc>
+          <w:tcPr>
+            <w:tcW w:type="dxa" w:w="2635"/>
+          </w:tcPr>
+          <w:p>
+            <w:pPr>
+              <w:spacing w:after="0"/>
+              <w:jc w:val="center"/>
+            </w:pPr>
             <w:r>
               <w:rPr>
                 <w:rFonts w:ascii="Calibri" w:hAnsi="Calibri" w:eastAsia="微软雅黑"/>
@@ -5433,13 +6359,49 @@
                 <w:color w:val="AAC4B6"/>
                 <w:sz w:val="21"/>
               </w:rPr>
+              <w:t>并在恶魔岛这座“</w:t>
+            </w:r>
+            <w:r>
+              <w:rPr>
+                <w:rFonts w:ascii="Calibri" w:hAnsi="Calibri" w:eastAsia="微软雅黑"/>
+                <w:b/>
+                <w:color w:val="FCA5A5"/>
+                <w:sz w:val="21"/>
+              </w:rPr>
+              <w:t>刑罚</w:t>
+            </w:r>
+            <w:r>
+              <w:rPr>
+                <w:rFonts w:ascii="Calibri" w:hAnsi="Calibri" w:eastAsia="微软雅黑"/>
+                <w:b w:val="0"/>
+                <w:color w:val="AAC4B6"/>
+                <w:sz w:val="21"/>
+              </w:rPr>
               <w:t xml:space="preserve"> </w:t>
             </w:r>
             <w:r>
               <w:rPr>
                 <w:rFonts w:ascii="Calibri" w:hAnsi="Calibri" w:eastAsia="微软雅黑"/>
+                <w:b w:val="0"/>
+                <w:color w:val="AAC4B6"/>
+                <w:sz w:val="21"/>
+              </w:rPr>
+              <w:t>之岛”上</w:t>
+            </w:r>
+            <w:r>
+              <w:rPr>
+                <w:rFonts w:ascii="Calibri" w:hAnsi="Calibri" w:eastAsia="微软雅黑"/>
+                <w:b w:val="0"/>
+                <w:color w:val="AAC4B6"/>
+                <w:sz w:val="21"/>
+              </w:rPr>
+              <w:t xml:space="preserve"> </w:t>
+            </w:r>
+            <w:r>
+              <w:rPr>
+                <w:rFonts w:ascii="Calibri" w:hAnsi="Calibri" w:eastAsia="微软雅黑"/>
                 <w:b/>
-                <w:color w:val="FB923C"/>
+                <w:color w:val="5EEAD4"/>
                 <w:sz w:val="21"/>
               </w:rPr>
               <w:t>服刑</w:t>
@@ -5621,7 +6583,7 @@
               <w:rPr>
                 <w:rFonts w:ascii="Calibri" w:hAnsi="Calibri" w:eastAsia="微软雅黑"/>
                 <w:b/>
-                <w:color w:val="FCA5A5"/>
+                <w:color w:val="FBBF24"/>
                 <w:sz w:val="26"/>
               </w:rPr>
               <w:t>kept mum</w:t>
@@ -5683,7 +6645,7 @@
               <w:rPr>
                 <w:rFonts w:ascii="Calibri" w:hAnsi="Calibri" w:eastAsia="微软雅黑"/>
                 <w:b/>
-                <w:color w:val="FCA5A5"/>
+                <w:color w:val="FBBF24"/>
                 <w:sz w:val="21"/>
               </w:rPr>
               <w:t>守口如瓶</w:t>
@@ -5818,7 +6780,7 @@
         </w:rPr>
         <w:t>（Of…：在……之中；marks：行骗对象；keep mum：闭口不言）</w:t>
         <w:br/>
-        <w:t>（结局：1925年，卢斯蒂格冒充邮电部副总长，</w:t>
+        <w:t>（简述：1925年，卢斯蒂格冒充邮电部副总长，</w:t>
         <w:br/>
         <w:t>把埃菲尔铁塔当作废铁卖给了普瓦松，还另收了一笔贿赂；</w:t>
         <w:br/>
